--- a/Requerimientos funcionales.docx
+++ b/Requerimientos funcionales.docx
@@ -12428,6 +12428,7175 @@
       </w:tr>
     </w:tbl>
     <w:p/>
+    <w:p>
+      <w:r>
+        <w:lastRenderedPageBreak/>
+        <w:t>Codigo fuente de los diagramas propuestos</w:t>
+      </w:r>
+      <w:r>
+        <w:br/>
+        <w:t>Diagrama de componentes</w:t>
+      </w:r>
+    </w:p>
+    <w:p>
+      <w:r>
+        <w:drawing>
+          <wp:inline distT="0" distB="0" distL="0" distR="0" wp14:anchorId="02851BD7" wp14:editId="412494C7">
+            <wp:extent cx="5400040" cy="2316480"/>
+            <wp:effectExtent l="0" t="0" r="0" b="7620"/>
+            <wp:docPr id="1608269119" name="Imagen 1"/>
+            <wp:cNvGraphicFramePr>
+              <a:graphicFrameLocks xmlns:a="http://schemas.openxmlformats.org/drawingml/2006/main" noChangeAspect="1"/>
+            </wp:cNvGraphicFramePr>
+            <a:graphic xmlns:a="http://schemas.openxmlformats.org/drawingml/2006/main">
+              <a:graphicData uri="http://schemas.openxmlformats.org/drawingml/2006/picture">
+                <pic:pic xmlns:pic="http://schemas.openxmlformats.org/drawingml/2006/picture">
+                  <pic:nvPicPr>
+                    <pic:cNvPr id="1608269119" name=""/>
+                    <pic:cNvPicPr/>
+                  </pic:nvPicPr>
+                  <pic:blipFill>
+                    <a:blip r:embed="rId5"/>
+                    <a:stretch>
+                      <a:fillRect/>
+                    </a:stretch>
+                  </pic:blipFill>
+                  <pic:spPr>
+                    <a:xfrm>
+                      <a:off x="0" y="0"/>
+                      <a:ext cx="5400040" cy="2316480"/>
+                    </a:xfrm>
+                    <a:prstGeom prst="rect">
+                      <a:avLst/>
+                    </a:prstGeom>
+                  </pic:spPr>
+                </pic:pic>
+              </a:graphicData>
+            </a:graphic>
+          </wp:inline>
+        </w:drawing>
+      </w:r>
+    </w:p>
+    <w:p>
+      <w:pPr>
+        <w:rPr>
+          <w:i/>
+          <w:iCs/>
+          <w:sz w:val="16"/>
+          <w:szCs w:val="16"/>
+        </w:rPr>
+      </w:pPr>
+      <w:r>
+        <w:rPr>
+          <w:i/>
+          <w:iCs/>
+          <w:sz w:val="16"/>
+          <w:szCs w:val="16"/>
+        </w:rPr>
+        <w:t>@startuml</w:t>
+      </w:r>
+    </w:p>
+    <w:p>
+      <w:pPr>
+        <w:rPr>
+          <w:i/>
+          <w:iCs/>
+          <w:sz w:val="16"/>
+          <w:szCs w:val="16"/>
+        </w:rPr>
+      </w:pPr>
+      <w:r>
+        <w:rPr>
+          <w:i/>
+          <w:iCs/>
+          <w:sz w:val="16"/>
+          <w:szCs w:val="16"/>
+        </w:rPr>
+        <w:t>title Diagrama de Componentes - Simulador de Inversiones en Criptomonedas</w:t>
+      </w:r>
+    </w:p>
+    <w:p>
+      <w:pPr>
+        <w:rPr>
+          <w:i/>
+          <w:iCs/>
+          <w:sz w:val="16"/>
+          <w:szCs w:val="16"/>
+        </w:rPr>
+      </w:pPr>
+    </w:p>
+    <w:p>
+      <w:pPr>
+        <w:rPr>
+          <w:i/>
+          <w:iCs/>
+          <w:sz w:val="16"/>
+          <w:szCs w:val="16"/>
+          <w:lang w:val="en-US"/>
+        </w:rPr>
+      </w:pPr>
+      <w:r>
+        <w:rPr>
+          <w:i/>
+          <w:iCs/>
+          <w:sz w:val="16"/>
+          <w:szCs w:val="16"/>
+          <w:lang w:val="en-US"/>
+        </w:rPr>
+        <w:t>package "Power Apps - Frontend" {</w:t>
+      </w:r>
+    </w:p>
+    <w:p>
+      <w:pPr>
+        <w:rPr>
+          <w:i/>
+          <w:iCs/>
+          <w:sz w:val="16"/>
+          <w:szCs w:val="16"/>
+          <w:lang w:val="en-US"/>
+        </w:rPr>
+      </w:pPr>
+      <w:r>
+        <w:rPr>
+          <w:i/>
+          <w:iCs/>
+          <w:sz w:val="16"/>
+          <w:szCs w:val="16"/>
+          <w:lang w:val="en-US"/>
+        </w:rPr>
+        <w:t xml:space="preserve">  [Login/Registro] as login</w:t>
+      </w:r>
+    </w:p>
+    <w:p>
+      <w:pPr>
+        <w:rPr>
+          <w:i/>
+          <w:iCs/>
+          <w:sz w:val="16"/>
+          <w:szCs w:val="16"/>
+          <w:lang w:val="en-US"/>
+        </w:rPr>
+      </w:pPr>
+      <w:r>
+        <w:rPr>
+          <w:i/>
+          <w:iCs/>
+          <w:sz w:val="16"/>
+          <w:szCs w:val="16"/>
+          <w:lang w:val="en-US"/>
+        </w:rPr>
+        <w:t xml:space="preserve">  [Dashboard (ScrInicio)] as dashboard</w:t>
+      </w:r>
+    </w:p>
+    <w:p>
+      <w:pPr>
+        <w:rPr>
+          <w:i/>
+          <w:iCs/>
+          <w:sz w:val="16"/>
+          <w:szCs w:val="16"/>
+          <w:lang w:val="en-US"/>
+        </w:rPr>
+      </w:pPr>
+      <w:r>
+        <w:rPr>
+          <w:i/>
+          <w:iCs/>
+          <w:sz w:val="16"/>
+          <w:szCs w:val="16"/>
+          <w:lang w:val="en-US"/>
+        </w:rPr>
+        <w:t xml:space="preserve">  [Mercado (ScrMercado)] as mercado</w:t>
+      </w:r>
+    </w:p>
+    <w:p>
+      <w:pPr>
+        <w:rPr>
+          <w:i/>
+          <w:iCs/>
+          <w:sz w:val="16"/>
+          <w:szCs w:val="16"/>
+          <w:lang w:val="en-US"/>
+        </w:rPr>
+      </w:pPr>
+      <w:r>
+        <w:rPr>
+          <w:i/>
+          <w:iCs/>
+          <w:sz w:val="16"/>
+          <w:szCs w:val="16"/>
+          <w:lang w:val="en-US"/>
+        </w:rPr>
+        <w:t xml:space="preserve">  [Detalle/Trading (ScrDetalle)] as detalle</w:t>
+      </w:r>
+    </w:p>
+    <w:p>
+      <w:pPr>
+        <w:rPr>
+          <w:i/>
+          <w:iCs/>
+          <w:sz w:val="16"/>
+          <w:szCs w:val="16"/>
+          <w:lang w:val="en-US"/>
+        </w:rPr>
+      </w:pPr>
+      <w:r>
+        <w:rPr>
+          <w:i/>
+          <w:iCs/>
+          <w:sz w:val="16"/>
+          <w:szCs w:val="16"/>
+          <w:lang w:val="en-US"/>
+        </w:rPr>
+        <w:t xml:space="preserve">  [Portafolio (ScrPortafolio)] as portafolio</w:t>
+      </w:r>
+    </w:p>
+    <w:p>
+      <w:pPr>
+        <w:rPr>
+          <w:i/>
+          <w:iCs/>
+          <w:sz w:val="16"/>
+          <w:szCs w:val="16"/>
+          <w:lang w:val="en-US"/>
+        </w:rPr>
+      </w:pPr>
+      <w:r>
+        <w:rPr>
+          <w:i/>
+          <w:iCs/>
+          <w:sz w:val="16"/>
+          <w:szCs w:val="16"/>
+          <w:lang w:val="en-US"/>
+        </w:rPr>
+        <w:t xml:space="preserve">  [Historial (ScrHistorial)] as historial</w:t>
+      </w:r>
+    </w:p>
+    <w:p>
+      <w:pPr>
+        <w:rPr>
+          <w:i/>
+          <w:iCs/>
+          <w:sz w:val="16"/>
+          <w:szCs w:val="16"/>
+        </w:rPr>
+      </w:pPr>
+      <w:r>
+        <w:rPr>
+          <w:i/>
+          <w:iCs/>
+          <w:sz w:val="16"/>
+          <w:szCs w:val="16"/>
+          <w:lang w:val="en-US"/>
+        </w:rPr>
+        <w:t xml:space="preserve">  </w:t>
+      </w:r>
+      <w:r>
+        <w:rPr>
+          <w:i/>
+          <w:iCs/>
+          <w:sz w:val="16"/>
+          <w:szCs w:val="16"/>
+        </w:rPr>
+        <w:t>[Perfil/Config] as perfil</w:t>
+      </w:r>
+    </w:p>
+    <w:p>
+      <w:pPr>
+        <w:rPr>
+          <w:i/>
+          <w:iCs/>
+          <w:sz w:val="16"/>
+          <w:szCs w:val="16"/>
+        </w:rPr>
+      </w:pPr>
+      <w:r>
+        <w:rPr>
+          <w:i/>
+          <w:iCs/>
+          <w:sz w:val="16"/>
+          <w:szCs w:val="16"/>
+        </w:rPr>
+        <w:t xml:space="preserve">  [Educación/Ayuda] as educacion</w:t>
+      </w:r>
+    </w:p>
+    <w:p>
+      <w:pPr>
+        <w:rPr>
+          <w:i/>
+          <w:iCs/>
+          <w:sz w:val="16"/>
+          <w:szCs w:val="16"/>
+          <w:lang w:val="en-US"/>
+        </w:rPr>
+      </w:pPr>
+      <w:r>
+        <w:rPr>
+          <w:i/>
+          <w:iCs/>
+          <w:sz w:val="16"/>
+          <w:szCs w:val="16"/>
+        </w:rPr>
+        <w:t xml:space="preserve">  </w:t>
+      </w:r>
+      <w:r>
+        <w:rPr>
+          <w:i/>
+          <w:iCs/>
+          <w:sz w:val="16"/>
+          <w:szCs w:val="16"/>
+          <w:lang w:val="en-US"/>
+        </w:rPr>
+        <w:t>[compTabBar] as tabbar</w:t>
+      </w:r>
+    </w:p>
+    <w:p>
+      <w:pPr>
+        <w:rPr>
+          <w:i/>
+          <w:iCs/>
+          <w:sz w:val="16"/>
+          <w:szCs w:val="16"/>
+          <w:lang w:val="en-US"/>
+        </w:rPr>
+      </w:pPr>
+      <w:r>
+        <w:rPr>
+          <w:i/>
+          <w:iCs/>
+          <w:sz w:val="16"/>
+          <w:szCs w:val="16"/>
+          <w:lang w:val="en-US"/>
+        </w:rPr>
+        <w:t>}</w:t>
+      </w:r>
+    </w:p>
+    <w:p>
+      <w:pPr>
+        <w:rPr>
+          <w:i/>
+          <w:iCs/>
+          <w:sz w:val="16"/>
+          <w:szCs w:val="16"/>
+          <w:lang w:val="en-US"/>
+        </w:rPr>
+      </w:pPr>
+    </w:p>
+    <w:p>
+      <w:pPr>
+        <w:rPr>
+          <w:i/>
+          <w:iCs/>
+          <w:sz w:val="16"/>
+          <w:szCs w:val="16"/>
+          <w:lang w:val="en-US"/>
+        </w:rPr>
+      </w:pPr>
+      <w:r>
+        <w:rPr>
+          <w:i/>
+          <w:iCs/>
+          <w:sz w:val="16"/>
+          <w:szCs w:val="16"/>
+          <w:lang w:val="en-US"/>
+        </w:rPr>
+        <w:t>package "Backend - Datos" {</w:t>
+      </w:r>
+    </w:p>
+    <w:p>
+      <w:pPr>
+        <w:rPr>
+          <w:i/>
+          <w:iCs/>
+          <w:sz w:val="16"/>
+          <w:szCs w:val="16"/>
+        </w:rPr>
+      </w:pPr>
+      <w:r>
+        <w:rPr>
+          <w:i/>
+          <w:iCs/>
+          <w:sz w:val="16"/>
+          <w:szCs w:val="16"/>
+          <w:lang w:val="en-US"/>
+        </w:rPr>
+        <w:t xml:space="preserve">  </w:t>
+      </w:r>
+      <w:r>
+        <w:rPr>
+          <w:i/>
+          <w:iCs/>
+          <w:sz w:val="16"/>
+          <w:szCs w:val="16"/>
+        </w:rPr>
+        <w:t>[Dataverse] as dataverse</w:t>
+      </w:r>
+    </w:p>
+    <w:p>
+      <w:pPr>
+        <w:rPr>
+          <w:i/>
+          <w:iCs/>
+          <w:sz w:val="16"/>
+          <w:szCs w:val="16"/>
+        </w:rPr>
+      </w:pPr>
+      <w:r>
+        <w:rPr>
+          <w:i/>
+          <w:iCs/>
+          <w:sz w:val="16"/>
+          <w:szCs w:val="16"/>
+        </w:rPr>
+        <w:t xml:space="preserve">  [API de Precios Cripto] as api</w:t>
+      </w:r>
+    </w:p>
+    <w:p>
+      <w:pPr>
+        <w:rPr>
+          <w:i/>
+          <w:iCs/>
+          <w:sz w:val="16"/>
+          <w:szCs w:val="16"/>
+        </w:rPr>
+      </w:pPr>
+      <w:r>
+        <w:rPr>
+          <w:i/>
+          <w:iCs/>
+          <w:sz w:val="16"/>
+          <w:szCs w:val="16"/>
+        </w:rPr>
+        <w:t>}</w:t>
+      </w:r>
+    </w:p>
+    <w:p>
+      <w:pPr>
+        <w:rPr>
+          <w:i/>
+          <w:iCs/>
+          <w:sz w:val="16"/>
+          <w:szCs w:val="16"/>
+        </w:rPr>
+      </w:pPr>
+    </w:p>
+    <w:p>
+      <w:pPr>
+        <w:rPr>
+          <w:i/>
+          <w:iCs/>
+          <w:sz w:val="16"/>
+          <w:szCs w:val="16"/>
+        </w:rPr>
+      </w:pPr>
+      <w:r>
+        <w:rPr>
+          <w:i/>
+          <w:iCs/>
+          <w:sz w:val="16"/>
+          <w:szCs w:val="16"/>
+        </w:rPr>
+        <w:t>package "Servicios" {</w:t>
+      </w:r>
+    </w:p>
+    <w:p>
+      <w:pPr>
+        <w:rPr>
+          <w:i/>
+          <w:iCs/>
+          <w:sz w:val="16"/>
+          <w:szCs w:val="16"/>
+        </w:rPr>
+      </w:pPr>
+      <w:r>
+        <w:rPr>
+          <w:i/>
+          <w:iCs/>
+          <w:sz w:val="16"/>
+          <w:szCs w:val="16"/>
+        </w:rPr>
+        <w:t xml:space="preserve">  [Power Fx - Lógica de negocio] as powerfx</w:t>
+      </w:r>
+    </w:p>
+    <w:p>
+      <w:pPr>
+        <w:rPr>
+          <w:i/>
+          <w:iCs/>
+          <w:sz w:val="16"/>
+          <w:szCs w:val="16"/>
+          <w:lang w:val="en-US"/>
+        </w:rPr>
+      </w:pPr>
+      <w:r>
+        <w:rPr>
+          <w:i/>
+          <w:iCs/>
+          <w:sz w:val="16"/>
+          <w:szCs w:val="16"/>
+          <w:lang w:val="en-US"/>
+        </w:rPr>
+        <w:t>}</w:t>
+      </w:r>
+    </w:p>
+    <w:p>
+      <w:pPr>
+        <w:rPr>
+          <w:i/>
+          <w:iCs/>
+          <w:sz w:val="16"/>
+          <w:szCs w:val="16"/>
+          <w:lang w:val="en-US"/>
+        </w:rPr>
+      </w:pPr>
+    </w:p>
+    <w:p>
+      <w:pPr>
+        <w:rPr>
+          <w:i/>
+          <w:iCs/>
+          <w:sz w:val="16"/>
+          <w:szCs w:val="16"/>
+          <w:lang w:val="en-US"/>
+        </w:rPr>
+      </w:pPr>
+      <w:r>
+        <w:rPr>
+          <w:i/>
+          <w:iCs/>
+          <w:sz w:val="16"/>
+          <w:szCs w:val="16"/>
+          <w:lang w:val="en-US"/>
+        </w:rPr>
+        <w:lastRenderedPageBreak/>
+        <w:t>package "Artefactos" {</w:t>
+      </w:r>
+    </w:p>
+    <w:p>
+      <w:pPr>
+        <w:rPr>
+          <w:i/>
+          <w:iCs/>
+          <w:sz w:val="16"/>
+          <w:szCs w:val="16"/>
+          <w:lang w:val="en-US"/>
+        </w:rPr>
+      </w:pPr>
+      <w:r>
+        <w:rPr>
+          <w:i/>
+          <w:iCs/>
+          <w:sz w:val="16"/>
+          <w:szCs w:val="16"/>
+          <w:lang w:val="en-US"/>
+        </w:rPr>
+        <w:t xml:space="preserve">  artifact "CryptoSimulator.msapp" as appfile</w:t>
+      </w:r>
+    </w:p>
+    <w:p>
+      <w:pPr>
+        <w:rPr>
+          <w:i/>
+          <w:iCs/>
+          <w:sz w:val="16"/>
+          <w:szCs w:val="16"/>
+          <w:lang w:val="en-US"/>
+        </w:rPr>
+      </w:pPr>
+      <w:r>
+        <w:rPr>
+          <w:i/>
+          <w:iCs/>
+          <w:sz w:val="16"/>
+          <w:szCs w:val="16"/>
+          <w:lang w:val="en-US"/>
+        </w:rPr>
+        <w:t xml:space="preserve">  artifact "Dataverse_Tables.cds" as dbfile</w:t>
+      </w:r>
+    </w:p>
+    <w:p>
+      <w:pPr>
+        <w:rPr>
+          <w:i/>
+          <w:iCs/>
+          <w:sz w:val="16"/>
+          <w:szCs w:val="16"/>
+          <w:lang w:val="en-US"/>
+        </w:rPr>
+      </w:pPr>
+      <w:r>
+        <w:rPr>
+          <w:i/>
+          <w:iCs/>
+          <w:sz w:val="16"/>
+          <w:szCs w:val="16"/>
+          <w:lang w:val="en-US"/>
+        </w:rPr>
+        <w:t xml:space="preserve">  artifact "API_Connector.json" as apifile</w:t>
+      </w:r>
+    </w:p>
+    <w:p>
+      <w:pPr>
+        <w:rPr>
+          <w:i/>
+          <w:iCs/>
+          <w:sz w:val="16"/>
+          <w:szCs w:val="16"/>
+          <w:lang w:val="en-US"/>
+        </w:rPr>
+      </w:pPr>
+      <w:r>
+        <w:rPr>
+          <w:i/>
+          <w:iCs/>
+          <w:sz w:val="16"/>
+          <w:szCs w:val="16"/>
+          <w:lang w:val="en-US"/>
+        </w:rPr>
+        <w:t>}</w:t>
+      </w:r>
+    </w:p>
+    <w:p>
+      <w:pPr>
+        <w:rPr>
+          <w:i/>
+          <w:iCs/>
+          <w:sz w:val="16"/>
+          <w:szCs w:val="16"/>
+          <w:lang w:val="en-US"/>
+        </w:rPr>
+      </w:pPr>
+    </w:p>
+    <w:p>
+      <w:pPr>
+        <w:rPr>
+          <w:i/>
+          <w:iCs/>
+          <w:sz w:val="16"/>
+          <w:szCs w:val="16"/>
+          <w:lang w:val="en-US"/>
+        </w:rPr>
+      </w:pPr>
+      <w:r>
+        <w:rPr>
+          <w:i/>
+          <w:iCs/>
+          <w:sz w:val="16"/>
+          <w:szCs w:val="16"/>
+          <w:lang w:val="en-US"/>
+        </w:rPr>
+        <w:t>interface "IAuth" as iauth</w:t>
+      </w:r>
+    </w:p>
+    <w:p>
+      <w:pPr>
+        <w:rPr>
+          <w:i/>
+          <w:iCs/>
+          <w:sz w:val="16"/>
+          <w:szCs w:val="16"/>
+          <w:lang w:val="en-US"/>
+        </w:rPr>
+      </w:pPr>
+      <w:r>
+        <w:rPr>
+          <w:i/>
+          <w:iCs/>
+          <w:sz w:val="16"/>
+          <w:szCs w:val="16"/>
+          <w:lang w:val="en-US"/>
+        </w:rPr>
+        <w:t>interface "IResumen" as iresumen</w:t>
+      </w:r>
+    </w:p>
+    <w:p>
+      <w:pPr>
+        <w:rPr>
+          <w:i/>
+          <w:iCs/>
+          <w:sz w:val="16"/>
+          <w:szCs w:val="16"/>
+          <w:lang w:val="en-US"/>
+        </w:rPr>
+      </w:pPr>
+      <w:r>
+        <w:rPr>
+          <w:i/>
+          <w:iCs/>
+          <w:sz w:val="16"/>
+          <w:szCs w:val="16"/>
+          <w:lang w:val="en-US"/>
+        </w:rPr>
+        <w:t>interface "IBuscar" as ibuscar</w:t>
+      </w:r>
+    </w:p>
+    <w:p>
+      <w:pPr>
+        <w:rPr>
+          <w:i/>
+          <w:iCs/>
+          <w:sz w:val="16"/>
+          <w:szCs w:val="16"/>
+          <w:lang w:val="en-US"/>
+        </w:rPr>
+      </w:pPr>
+      <w:r>
+        <w:rPr>
+          <w:i/>
+          <w:iCs/>
+          <w:sz w:val="16"/>
+          <w:szCs w:val="16"/>
+          <w:lang w:val="en-US"/>
+        </w:rPr>
+        <w:t>interface "IOperacion" as ioperacion</w:t>
+      </w:r>
+    </w:p>
+    <w:p>
+      <w:pPr>
+        <w:rPr>
+          <w:i/>
+          <w:iCs/>
+          <w:sz w:val="16"/>
+          <w:szCs w:val="16"/>
+          <w:lang w:val="en-US"/>
+        </w:rPr>
+      </w:pPr>
+      <w:r>
+        <w:rPr>
+          <w:i/>
+          <w:iCs/>
+          <w:sz w:val="16"/>
+          <w:szCs w:val="16"/>
+          <w:lang w:val="en-US"/>
+        </w:rPr>
+        <w:t>interface "IDistribucion" as idist</w:t>
+      </w:r>
+    </w:p>
+    <w:p>
+      <w:pPr>
+        <w:rPr>
+          <w:i/>
+          <w:iCs/>
+          <w:sz w:val="16"/>
+          <w:szCs w:val="16"/>
+          <w:lang w:val="en-US"/>
+        </w:rPr>
+      </w:pPr>
+      <w:r>
+        <w:rPr>
+          <w:i/>
+          <w:iCs/>
+          <w:sz w:val="16"/>
+          <w:szCs w:val="16"/>
+          <w:lang w:val="en-US"/>
+        </w:rPr>
+        <w:t>interface "IHistorial" as ihist</w:t>
+      </w:r>
+    </w:p>
+    <w:p>
+      <w:pPr>
+        <w:rPr>
+          <w:i/>
+          <w:iCs/>
+          <w:sz w:val="16"/>
+          <w:szCs w:val="16"/>
+          <w:lang w:val="en-US"/>
+        </w:rPr>
+      </w:pPr>
+      <w:r>
+        <w:rPr>
+          <w:i/>
+          <w:iCs/>
+          <w:sz w:val="16"/>
+          <w:szCs w:val="16"/>
+          <w:lang w:val="en-US"/>
+        </w:rPr>
+        <w:t>interface "IPerfil" as iperfil</w:t>
+      </w:r>
+    </w:p>
+    <w:p>
+      <w:pPr>
+        <w:rPr>
+          <w:i/>
+          <w:iCs/>
+          <w:sz w:val="16"/>
+          <w:szCs w:val="16"/>
+          <w:lang w:val="en-US"/>
+        </w:rPr>
+      </w:pPr>
+      <w:r>
+        <w:rPr>
+          <w:i/>
+          <w:iCs/>
+          <w:sz w:val="16"/>
+          <w:szCs w:val="16"/>
+          <w:lang w:val="en-US"/>
+        </w:rPr>
+        <w:t>interface "IGuardar" as iguardar</w:t>
+      </w:r>
+    </w:p>
+    <w:p>
+      <w:pPr>
+        <w:rPr>
+          <w:i/>
+          <w:iCs/>
+          <w:sz w:val="16"/>
+          <w:szCs w:val="16"/>
+        </w:rPr>
+      </w:pPr>
+      <w:r>
+        <w:rPr>
+          <w:i/>
+          <w:iCs/>
+          <w:sz w:val="16"/>
+          <w:szCs w:val="16"/>
+        </w:rPr>
+        <w:t>interface "IConsultar" as iconsul</w:t>
+      </w:r>
+    </w:p>
+    <w:p>
+      <w:pPr>
+        <w:rPr>
+          <w:i/>
+          <w:iCs/>
+          <w:sz w:val="16"/>
+          <w:szCs w:val="16"/>
+        </w:rPr>
+      </w:pPr>
+      <w:r>
+        <w:rPr>
+          <w:i/>
+          <w:iCs/>
+          <w:sz w:val="16"/>
+          <w:szCs w:val="16"/>
+        </w:rPr>
+        <w:t>interface "IPrecios" as iprecios</w:t>
+      </w:r>
+    </w:p>
+    <w:p>
+      <w:pPr>
+        <w:rPr>
+          <w:i/>
+          <w:iCs/>
+          <w:sz w:val="16"/>
+          <w:szCs w:val="16"/>
+        </w:rPr>
+      </w:pPr>
+    </w:p>
+    <w:p>
+      <w:pPr>
+        <w:rPr>
+          <w:i/>
+          <w:iCs/>
+          <w:sz w:val="16"/>
+          <w:szCs w:val="16"/>
+        </w:rPr>
+      </w:pPr>
+      <w:r>
+        <w:rPr>
+          <w:i/>
+          <w:iCs/>
+          <w:sz w:val="16"/>
+          <w:szCs w:val="16"/>
+        </w:rPr>
+        <w:t>login --- iauth</w:t>
+      </w:r>
+    </w:p>
+    <w:p>
+      <w:pPr>
+        <w:rPr>
+          <w:i/>
+          <w:iCs/>
+          <w:sz w:val="16"/>
+          <w:szCs w:val="16"/>
+        </w:rPr>
+      </w:pPr>
+      <w:r>
+        <w:rPr>
+          <w:i/>
+          <w:iCs/>
+          <w:sz w:val="16"/>
+          <w:szCs w:val="16"/>
+        </w:rPr>
+        <w:t>iauth --- iguardar</w:t>
+      </w:r>
+    </w:p>
+    <w:p>
+      <w:pPr>
+        <w:rPr>
+          <w:i/>
+          <w:iCs/>
+          <w:sz w:val="16"/>
+          <w:szCs w:val="16"/>
+        </w:rPr>
+      </w:pPr>
+    </w:p>
+    <w:p>
+      <w:pPr>
+        <w:rPr>
+          <w:i/>
+          <w:iCs/>
+          <w:sz w:val="16"/>
+          <w:szCs w:val="16"/>
+        </w:rPr>
+      </w:pPr>
+      <w:r>
+        <w:rPr>
+          <w:i/>
+          <w:iCs/>
+          <w:sz w:val="16"/>
+          <w:szCs w:val="16"/>
+        </w:rPr>
+        <w:t>dashboard --- iresumen</w:t>
+      </w:r>
+    </w:p>
+    <w:p>
+      <w:pPr>
+        <w:rPr>
+          <w:i/>
+          <w:iCs/>
+          <w:sz w:val="16"/>
+          <w:szCs w:val="16"/>
+        </w:rPr>
+      </w:pPr>
+      <w:r>
+        <w:rPr>
+          <w:i/>
+          <w:iCs/>
+          <w:sz w:val="16"/>
+          <w:szCs w:val="16"/>
+        </w:rPr>
+        <w:t>iresumen --- iconsul</w:t>
+      </w:r>
+    </w:p>
+    <w:p>
+      <w:pPr>
+        <w:rPr>
+          <w:i/>
+          <w:iCs/>
+          <w:sz w:val="16"/>
+          <w:szCs w:val="16"/>
+        </w:rPr>
+      </w:pPr>
+    </w:p>
+    <w:p>
+      <w:pPr>
+        <w:rPr>
+          <w:i/>
+          <w:iCs/>
+          <w:sz w:val="16"/>
+          <w:szCs w:val="16"/>
+        </w:rPr>
+      </w:pPr>
+      <w:r>
+        <w:rPr>
+          <w:i/>
+          <w:iCs/>
+          <w:sz w:val="16"/>
+          <w:szCs w:val="16"/>
+        </w:rPr>
+        <w:t>mercado --- ibuscar</w:t>
+      </w:r>
+    </w:p>
+    <w:p>
+      <w:pPr>
+        <w:rPr>
+          <w:i/>
+          <w:iCs/>
+          <w:sz w:val="16"/>
+          <w:szCs w:val="16"/>
+        </w:rPr>
+      </w:pPr>
+      <w:r>
+        <w:rPr>
+          <w:i/>
+          <w:iCs/>
+          <w:sz w:val="16"/>
+          <w:szCs w:val="16"/>
+        </w:rPr>
+        <w:t>ibuscar --- iprecios</w:t>
+      </w:r>
+    </w:p>
+    <w:p>
+      <w:pPr>
+        <w:rPr>
+          <w:i/>
+          <w:iCs/>
+          <w:sz w:val="16"/>
+          <w:szCs w:val="16"/>
+        </w:rPr>
+      </w:pPr>
+    </w:p>
+    <w:p>
+      <w:pPr>
+        <w:rPr>
+          <w:i/>
+          <w:iCs/>
+          <w:sz w:val="16"/>
+          <w:szCs w:val="16"/>
+        </w:rPr>
+      </w:pPr>
+      <w:r>
+        <w:rPr>
+          <w:i/>
+          <w:iCs/>
+          <w:sz w:val="16"/>
+          <w:szCs w:val="16"/>
+        </w:rPr>
+        <w:t>detalle --- ioperacion</w:t>
+      </w:r>
+    </w:p>
+    <w:p>
+      <w:pPr>
+        <w:rPr>
+          <w:i/>
+          <w:iCs/>
+          <w:sz w:val="16"/>
+          <w:szCs w:val="16"/>
+        </w:rPr>
+      </w:pPr>
+      <w:r>
+        <w:rPr>
+          <w:i/>
+          <w:iCs/>
+          <w:sz w:val="16"/>
+          <w:szCs w:val="16"/>
+        </w:rPr>
+        <w:t>ioperacion --- iguardar</w:t>
+      </w:r>
+    </w:p>
+    <w:p>
+      <w:pPr>
+        <w:rPr>
+          <w:i/>
+          <w:iCs/>
+          <w:sz w:val="16"/>
+          <w:szCs w:val="16"/>
+        </w:rPr>
+      </w:pPr>
+      <w:r>
+        <w:rPr>
+          <w:i/>
+          <w:iCs/>
+          <w:sz w:val="16"/>
+          <w:szCs w:val="16"/>
+        </w:rPr>
+        <w:t>ioperacion --- iprecios</w:t>
+      </w:r>
+    </w:p>
+    <w:p>
+      <w:pPr>
+        <w:rPr>
+          <w:i/>
+          <w:iCs/>
+          <w:sz w:val="16"/>
+          <w:szCs w:val="16"/>
+        </w:rPr>
+      </w:pPr>
+    </w:p>
+    <w:p>
+      <w:pPr>
+        <w:rPr>
+          <w:i/>
+          <w:iCs/>
+          <w:sz w:val="16"/>
+          <w:szCs w:val="16"/>
+          <w:lang w:val="en-US"/>
+        </w:rPr>
+      </w:pPr>
+      <w:r>
+        <w:rPr>
+          <w:i/>
+          <w:iCs/>
+          <w:sz w:val="16"/>
+          <w:szCs w:val="16"/>
+          <w:lang w:val="en-US"/>
+        </w:rPr>
+        <w:t>portafolio --- idist</w:t>
+      </w:r>
+    </w:p>
+    <w:p>
+      <w:pPr>
+        <w:rPr>
+          <w:i/>
+          <w:iCs/>
+          <w:sz w:val="16"/>
+          <w:szCs w:val="16"/>
+          <w:lang w:val="en-US"/>
+        </w:rPr>
+      </w:pPr>
+      <w:r>
+        <w:rPr>
+          <w:i/>
+          <w:iCs/>
+          <w:sz w:val="16"/>
+          <w:szCs w:val="16"/>
+          <w:lang w:val="en-US"/>
+        </w:rPr>
+        <w:t>idist --- iconsul</w:t>
+      </w:r>
+    </w:p>
+    <w:p>
+      <w:pPr>
+        <w:rPr>
+          <w:i/>
+          <w:iCs/>
+          <w:sz w:val="16"/>
+          <w:szCs w:val="16"/>
+          <w:lang w:val="en-US"/>
+        </w:rPr>
+      </w:pPr>
+    </w:p>
+    <w:p>
+      <w:pPr>
+        <w:rPr>
+          <w:i/>
+          <w:iCs/>
+          <w:sz w:val="16"/>
+          <w:szCs w:val="16"/>
+          <w:lang w:val="en-US"/>
+        </w:rPr>
+      </w:pPr>
+      <w:r>
+        <w:rPr>
+          <w:i/>
+          <w:iCs/>
+          <w:sz w:val="16"/>
+          <w:szCs w:val="16"/>
+          <w:lang w:val="en-US"/>
+        </w:rPr>
+        <w:t>historial --- ihist</w:t>
+      </w:r>
+    </w:p>
+    <w:p>
+      <w:pPr>
+        <w:rPr>
+          <w:i/>
+          <w:iCs/>
+          <w:sz w:val="16"/>
+          <w:szCs w:val="16"/>
+          <w:lang w:val="en-US"/>
+        </w:rPr>
+      </w:pPr>
+      <w:r>
+        <w:rPr>
+          <w:i/>
+          <w:iCs/>
+          <w:sz w:val="16"/>
+          <w:szCs w:val="16"/>
+          <w:lang w:val="en-US"/>
+        </w:rPr>
+        <w:t>ihist --- iconsul</w:t>
+      </w:r>
+    </w:p>
+    <w:p>
+      <w:pPr>
+        <w:rPr>
+          <w:i/>
+          <w:iCs/>
+          <w:sz w:val="16"/>
+          <w:szCs w:val="16"/>
+          <w:lang w:val="en-US"/>
+        </w:rPr>
+      </w:pPr>
+    </w:p>
+    <w:p>
+      <w:pPr>
+        <w:rPr>
+          <w:i/>
+          <w:iCs/>
+          <w:sz w:val="16"/>
+          <w:szCs w:val="16"/>
+        </w:rPr>
+      </w:pPr>
+      <w:r>
+        <w:rPr>
+          <w:i/>
+          <w:iCs/>
+          <w:sz w:val="16"/>
+          <w:szCs w:val="16"/>
+        </w:rPr>
+        <w:lastRenderedPageBreak/>
+        <w:t>perfil --- iperfil</w:t>
+      </w:r>
+    </w:p>
+    <w:p>
+      <w:pPr>
+        <w:rPr>
+          <w:i/>
+          <w:iCs/>
+          <w:sz w:val="16"/>
+          <w:szCs w:val="16"/>
+        </w:rPr>
+      </w:pPr>
+      <w:r>
+        <w:rPr>
+          <w:i/>
+          <w:iCs/>
+          <w:sz w:val="16"/>
+          <w:szCs w:val="16"/>
+        </w:rPr>
+        <w:t>iperfil --- iguardar</w:t>
+      </w:r>
+    </w:p>
+    <w:p>
+      <w:pPr>
+        <w:rPr>
+          <w:i/>
+          <w:iCs/>
+          <w:sz w:val="16"/>
+          <w:szCs w:val="16"/>
+        </w:rPr>
+      </w:pPr>
+    </w:p>
+    <w:p>
+      <w:pPr>
+        <w:rPr>
+          <w:i/>
+          <w:iCs/>
+          <w:sz w:val="16"/>
+          <w:szCs w:val="16"/>
+        </w:rPr>
+      </w:pPr>
+      <w:r>
+        <w:rPr>
+          <w:i/>
+          <w:iCs/>
+          <w:sz w:val="16"/>
+          <w:szCs w:val="16"/>
+        </w:rPr>
+        <w:t>powerfx --- iguardar</w:t>
+      </w:r>
+    </w:p>
+    <w:p>
+      <w:pPr>
+        <w:rPr>
+          <w:i/>
+          <w:iCs/>
+          <w:sz w:val="16"/>
+          <w:szCs w:val="16"/>
+          <w:lang w:val="en-US"/>
+        </w:rPr>
+      </w:pPr>
+      <w:r>
+        <w:rPr>
+          <w:i/>
+          <w:iCs/>
+          <w:sz w:val="16"/>
+          <w:szCs w:val="16"/>
+          <w:lang w:val="en-US"/>
+        </w:rPr>
+        <w:t>powerfx --- iconsul</w:t>
+      </w:r>
+    </w:p>
+    <w:p>
+      <w:pPr>
+        <w:rPr>
+          <w:i/>
+          <w:iCs/>
+          <w:sz w:val="16"/>
+          <w:szCs w:val="16"/>
+          <w:lang w:val="en-US"/>
+        </w:rPr>
+      </w:pPr>
+    </w:p>
+    <w:p>
+      <w:pPr>
+        <w:rPr>
+          <w:i/>
+          <w:iCs/>
+          <w:sz w:val="16"/>
+          <w:szCs w:val="16"/>
+          <w:lang w:val="en-US"/>
+        </w:rPr>
+      </w:pPr>
+      <w:r>
+        <w:rPr>
+          <w:i/>
+          <w:iCs/>
+          <w:sz w:val="16"/>
+          <w:szCs w:val="16"/>
+          <w:lang w:val="en-US"/>
+        </w:rPr>
+        <w:t>tabbar .. dashboard</w:t>
+      </w:r>
+    </w:p>
+    <w:p>
+      <w:pPr>
+        <w:rPr>
+          <w:i/>
+          <w:iCs/>
+          <w:sz w:val="16"/>
+          <w:szCs w:val="16"/>
+          <w:lang w:val="en-US"/>
+        </w:rPr>
+      </w:pPr>
+      <w:r>
+        <w:rPr>
+          <w:i/>
+          <w:iCs/>
+          <w:sz w:val="16"/>
+          <w:szCs w:val="16"/>
+          <w:lang w:val="en-US"/>
+        </w:rPr>
+        <w:t>tabbar .. mercado</w:t>
+      </w:r>
+    </w:p>
+    <w:p>
+      <w:pPr>
+        <w:rPr>
+          <w:i/>
+          <w:iCs/>
+          <w:sz w:val="16"/>
+          <w:szCs w:val="16"/>
+          <w:lang w:val="en-US"/>
+        </w:rPr>
+      </w:pPr>
+      <w:r>
+        <w:rPr>
+          <w:i/>
+          <w:iCs/>
+          <w:sz w:val="16"/>
+          <w:szCs w:val="16"/>
+          <w:lang w:val="en-US"/>
+        </w:rPr>
+        <w:t>tabbar .. portafolio</w:t>
+      </w:r>
+    </w:p>
+    <w:p>
+      <w:pPr>
+        <w:rPr>
+          <w:i/>
+          <w:iCs/>
+          <w:sz w:val="16"/>
+          <w:szCs w:val="16"/>
+          <w:lang w:val="en-US"/>
+        </w:rPr>
+      </w:pPr>
+      <w:r>
+        <w:rPr>
+          <w:i/>
+          <w:iCs/>
+          <w:sz w:val="16"/>
+          <w:szCs w:val="16"/>
+          <w:lang w:val="en-US"/>
+        </w:rPr>
+        <w:t>tabbar .. historial</w:t>
+      </w:r>
+    </w:p>
+    <w:p>
+      <w:pPr>
+        <w:rPr>
+          <w:i/>
+          <w:iCs/>
+          <w:sz w:val="16"/>
+          <w:szCs w:val="16"/>
+          <w:lang w:val="en-US"/>
+        </w:rPr>
+      </w:pPr>
+    </w:p>
+    <w:p>
+      <w:pPr>
+        <w:rPr>
+          <w:i/>
+          <w:iCs/>
+          <w:sz w:val="16"/>
+          <w:szCs w:val="16"/>
+          <w:lang w:val="en-US"/>
+        </w:rPr>
+      </w:pPr>
+      <w:r>
+        <w:rPr>
+          <w:i/>
+          <w:iCs/>
+          <w:sz w:val="16"/>
+          <w:szCs w:val="16"/>
+          <w:lang w:val="en-US"/>
+        </w:rPr>
+        <w:t>appfile .. powerfx</w:t>
+      </w:r>
+    </w:p>
+    <w:p>
+      <w:pPr>
+        <w:rPr>
+          <w:i/>
+          <w:iCs/>
+          <w:sz w:val="16"/>
+          <w:szCs w:val="16"/>
+        </w:rPr>
+      </w:pPr>
+      <w:r>
+        <w:rPr>
+          <w:i/>
+          <w:iCs/>
+          <w:sz w:val="16"/>
+          <w:szCs w:val="16"/>
+        </w:rPr>
+        <w:t>dbfile .. dataverse</w:t>
+      </w:r>
+    </w:p>
+    <w:p>
+      <w:pPr>
+        <w:rPr>
+          <w:i/>
+          <w:iCs/>
+          <w:sz w:val="16"/>
+          <w:szCs w:val="16"/>
+        </w:rPr>
+      </w:pPr>
+      <w:r>
+        <w:rPr>
+          <w:i/>
+          <w:iCs/>
+          <w:sz w:val="16"/>
+          <w:szCs w:val="16"/>
+        </w:rPr>
+        <w:t>apifile .. api</w:t>
+      </w:r>
+    </w:p>
+    <w:p>
+      <w:pPr>
+        <w:rPr>
+          <w:i/>
+          <w:iCs/>
+          <w:sz w:val="16"/>
+          <w:szCs w:val="16"/>
+        </w:rPr>
+      </w:pPr>
+    </w:p>
+    <w:p>
+      <w:pPr>
+        <w:rPr>
+          <w:i/>
+          <w:iCs/>
+          <w:sz w:val="16"/>
+          <w:szCs w:val="16"/>
+        </w:rPr>
+      </w:pPr>
+      <w:r>
+        <w:rPr>
+          <w:i/>
+          <w:iCs/>
+          <w:sz w:val="16"/>
+          <w:szCs w:val="16"/>
+        </w:rPr>
+        <w:t>@enduml</w:t>
+      </w:r>
+    </w:p>
+    <w:p/>
+    <w:p/>
+    <w:p>
+      <w:r>
+        <w:br w:type="page"/>
+      </w:r>
+    </w:p>
+    <w:p>
+      <w:r>
+        <w:lastRenderedPageBreak/>
+        <w:t>Diagrama de clases</w:t>
+      </w:r>
+    </w:p>
+    <w:p>
+      <w:pPr>
+        <w:jc w:val="center"/>
+      </w:pPr>
+      <w:r>
+        <w:drawing>
+          <wp:inline distT="0" distB="0" distL="0" distR="0" wp14:anchorId="6D98FA63" wp14:editId="369DA148">
+            <wp:extent cx="2306320" cy="2666443"/>
+            <wp:effectExtent l="0" t="0" r="0" b="635"/>
+            <wp:docPr id="580845730" name="Imagen 1"/>
+            <wp:cNvGraphicFramePr>
+              <a:graphicFrameLocks xmlns:a="http://schemas.openxmlformats.org/drawingml/2006/main" noChangeAspect="1"/>
+            </wp:cNvGraphicFramePr>
+            <a:graphic xmlns:a="http://schemas.openxmlformats.org/drawingml/2006/main">
+              <a:graphicData uri="http://schemas.openxmlformats.org/drawingml/2006/picture">
+                <pic:pic xmlns:pic="http://schemas.openxmlformats.org/drawingml/2006/picture">
+                  <pic:nvPicPr>
+                    <pic:cNvPr id="580845730" name=""/>
+                    <pic:cNvPicPr/>
+                  </pic:nvPicPr>
+                  <pic:blipFill>
+                    <a:blip r:embed="rId6"/>
+                    <a:stretch>
+                      <a:fillRect/>
+                    </a:stretch>
+                  </pic:blipFill>
+                  <pic:spPr>
+                    <a:xfrm>
+                      <a:off x="0" y="0"/>
+                      <a:ext cx="2308783" cy="2669290"/>
+                    </a:xfrm>
+                    <a:prstGeom prst="rect">
+                      <a:avLst/>
+                    </a:prstGeom>
+                  </pic:spPr>
+                </pic:pic>
+              </a:graphicData>
+            </a:graphic>
+          </wp:inline>
+        </w:drawing>
+      </w:r>
+    </w:p>
+    <w:p>
+      <w:pPr>
+        <w:rPr>
+          <w:i/>
+          <w:iCs/>
+          <w:sz w:val="16"/>
+          <w:szCs w:val="16"/>
+          <w:lang w:val="en-US"/>
+        </w:rPr>
+      </w:pPr>
+      <w:r>
+        <w:rPr>
+          <w:i/>
+          <w:iCs/>
+          <w:sz w:val="16"/>
+          <w:szCs w:val="16"/>
+          <w:lang w:val="en-US"/>
+        </w:rPr>
+        <w:t>@startuml</w:t>
+      </w:r>
+    </w:p>
+    <w:p>
+      <w:pPr>
+        <w:rPr>
+          <w:i/>
+          <w:iCs/>
+          <w:sz w:val="16"/>
+          <w:szCs w:val="16"/>
+          <w:lang w:val="en-US"/>
+        </w:rPr>
+      </w:pPr>
+      <w:r>
+        <w:rPr>
+          <w:i/>
+          <w:iCs/>
+          <w:sz w:val="16"/>
+          <w:szCs w:val="16"/>
+          <w:lang w:val="en-US"/>
+        </w:rPr>
+        <w:t>title Diagrama de Clases - Simulador de Inversiones en Criptomonedas</w:t>
+      </w:r>
+    </w:p>
+    <w:p>
+      <w:pPr>
+        <w:rPr>
+          <w:i/>
+          <w:iCs/>
+          <w:sz w:val="16"/>
+          <w:szCs w:val="16"/>
+          <w:lang w:val="en-US"/>
+        </w:rPr>
+      </w:pPr>
+    </w:p>
+    <w:p>
+      <w:pPr>
+        <w:rPr>
+          <w:i/>
+          <w:iCs/>
+          <w:sz w:val="16"/>
+          <w:szCs w:val="16"/>
+          <w:lang w:val="en-US"/>
+        </w:rPr>
+      </w:pPr>
+      <w:r>
+        <w:rPr>
+          <w:i/>
+          <w:iCs/>
+          <w:sz w:val="16"/>
+          <w:szCs w:val="16"/>
+          <w:lang w:val="en-US"/>
+        </w:rPr>
+        <w:t>class Usuario {</w:t>
+      </w:r>
+    </w:p>
+    <w:p>
+      <w:pPr>
+        <w:rPr>
+          <w:i/>
+          <w:iCs/>
+          <w:sz w:val="16"/>
+          <w:szCs w:val="16"/>
+          <w:lang w:val="en-US"/>
+        </w:rPr>
+      </w:pPr>
+      <w:r>
+        <w:rPr>
+          <w:i/>
+          <w:iCs/>
+          <w:sz w:val="16"/>
+          <w:szCs w:val="16"/>
+          <w:lang w:val="en-US"/>
+        </w:rPr>
+        <w:t>  -id: String</w:t>
+      </w:r>
+    </w:p>
+    <w:p>
+      <w:pPr>
+        <w:rPr>
+          <w:i/>
+          <w:iCs/>
+          <w:sz w:val="16"/>
+          <w:szCs w:val="16"/>
+          <w:lang w:val="en-US"/>
+        </w:rPr>
+      </w:pPr>
+      <w:r>
+        <w:rPr>
+          <w:i/>
+          <w:iCs/>
+          <w:sz w:val="16"/>
+          <w:szCs w:val="16"/>
+          <w:lang w:val="en-US"/>
+        </w:rPr>
+        <w:t>  -nombre: String</w:t>
+      </w:r>
+    </w:p>
+    <w:p>
+      <w:pPr>
+        <w:rPr>
+          <w:i/>
+          <w:iCs/>
+          <w:sz w:val="16"/>
+          <w:szCs w:val="16"/>
+          <w:lang w:val="en-US"/>
+        </w:rPr>
+      </w:pPr>
+      <w:r>
+        <w:rPr>
+          <w:i/>
+          <w:iCs/>
+          <w:sz w:val="16"/>
+          <w:szCs w:val="16"/>
+          <w:lang w:val="en-US"/>
+        </w:rPr>
+        <w:t>  -correo: String</w:t>
+      </w:r>
+    </w:p>
+    <w:p>
+      <w:pPr>
+        <w:rPr>
+          <w:i/>
+          <w:iCs/>
+          <w:sz w:val="16"/>
+          <w:szCs w:val="16"/>
+          <w:lang w:val="en-US"/>
+        </w:rPr>
+      </w:pPr>
+      <w:r>
+        <w:rPr>
+          <w:i/>
+          <w:iCs/>
+          <w:sz w:val="16"/>
+          <w:szCs w:val="16"/>
+          <w:lang w:val="en-US"/>
+        </w:rPr>
+        <w:t>  -contrasena: String</w:t>
+      </w:r>
+    </w:p>
+    <w:p>
+      <w:pPr>
+        <w:rPr>
+          <w:i/>
+          <w:iCs/>
+          <w:sz w:val="16"/>
+          <w:szCs w:val="16"/>
+          <w:lang w:val="en-US"/>
+        </w:rPr>
+      </w:pPr>
+      <w:r>
+        <w:rPr>
+          <w:i/>
+          <w:iCs/>
+          <w:sz w:val="16"/>
+          <w:szCs w:val="16"/>
+          <w:lang w:val="en-US"/>
+        </w:rPr>
+        <w:t>  -saldo_virtual: Decimal</w:t>
+      </w:r>
+    </w:p>
+    <w:p>
+      <w:pPr>
+        <w:rPr>
+          <w:i/>
+          <w:iCs/>
+          <w:sz w:val="16"/>
+          <w:szCs w:val="16"/>
+          <w:lang w:val="en-US"/>
+        </w:rPr>
+      </w:pPr>
+      <w:r>
+        <w:rPr>
+          <w:i/>
+          <w:iCs/>
+          <w:sz w:val="16"/>
+          <w:szCs w:val="16"/>
+          <w:lang w:val="en-US"/>
+        </w:rPr>
+        <w:t>  -nivel_experiencia: String</w:t>
+      </w:r>
+    </w:p>
+    <w:p>
+      <w:pPr>
+        <w:rPr>
+          <w:i/>
+          <w:iCs/>
+          <w:sz w:val="16"/>
+          <w:szCs w:val="16"/>
+          <w:lang w:val="en-US"/>
+        </w:rPr>
+      </w:pPr>
+      <w:r>
+        <w:rPr>
+          <w:i/>
+          <w:iCs/>
+          <w:sz w:val="16"/>
+          <w:szCs w:val="16"/>
+          <w:lang w:val="en-US"/>
+        </w:rPr>
+        <w:t>  -moneda_base: String</w:t>
+      </w:r>
+    </w:p>
+    <w:p>
+      <w:pPr>
+        <w:rPr>
+          <w:i/>
+          <w:iCs/>
+          <w:sz w:val="16"/>
+          <w:szCs w:val="16"/>
+          <w:lang w:val="en-US"/>
+        </w:rPr>
+      </w:pPr>
+      <w:r>
+        <w:rPr>
+          <w:i/>
+          <w:iCs/>
+          <w:sz w:val="16"/>
+          <w:szCs w:val="16"/>
+          <w:lang w:val="en-US"/>
+        </w:rPr>
+        <w:t>  +registrarse()</w:t>
+      </w:r>
+    </w:p>
+    <w:p>
+      <w:pPr>
+        <w:rPr>
+          <w:i/>
+          <w:iCs/>
+          <w:sz w:val="16"/>
+          <w:szCs w:val="16"/>
+          <w:lang w:val="en-US"/>
+        </w:rPr>
+      </w:pPr>
+      <w:r>
+        <w:rPr>
+          <w:i/>
+          <w:iCs/>
+          <w:sz w:val="16"/>
+          <w:szCs w:val="16"/>
+          <w:lang w:val="en-US"/>
+        </w:rPr>
+        <w:t>  +iniciarSesion()</w:t>
+      </w:r>
+    </w:p>
+    <w:p>
+      <w:pPr>
+        <w:rPr>
+          <w:i/>
+          <w:iCs/>
+          <w:sz w:val="16"/>
+          <w:szCs w:val="16"/>
+          <w:lang w:val="en-US"/>
+        </w:rPr>
+      </w:pPr>
+      <w:r>
+        <w:rPr>
+          <w:i/>
+          <w:iCs/>
+          <w:sz w:val="16"/>
+          <w:szCs w:val="16"/>
+          <w:lang w:val="en-US"/>
+        </w:rPr>
+        <w:t>  +cerrarSesion()</w:t>
+      </w:r>
+    </w:p>
+    <w:p>
+      <w:pPr>
+        <w:rPr>
+          <w:i/>
+          <w:iCs/>
+          <w:sz w:val="16"/>
+          <w:szCs w:val="16"/>
+          <w:lang w:val="en-US"/>
+        </w:rPr>
+      </w:pPr>
+      <w:r>
+        <w:rPr>
+          <w:i/>
+          <w:iCs/>
+          <w:sz w:val="16"/>
+          <w:szCs w:val="16"/>
+          <w:lang w:val="en-US"/>
+        </w:rPr>
+        <w:t>  +editarPerfil()</w:t>
+      </w:r>
+    </w:p>
+    <w:p>
+      <w:pPr>
+        <w:rPr>
+          <w:i/>
+          <w:iCs/>
+          <w:sz w:val="16"/>
+          <w:szCs w:val="16"/>
+          <w:lang w:val="en-US"/>
+        </w:rPr>
+      </w:pPr>
+      <w:r>
+        <w:rPr>
+          <w:i/>
+          <w:iCs/>
+          <w:sz w:val="16"/>
+          <w:szCs w:val="16"/>
+          <w:lang w:val="en-US"/>
+        </w:rPr>
+        <w:t>}</w:t>
+      </w:r>
+    </w:p>
+    <w:p>
+      <w:pPr>
+        <w:rPr>
+          <w:i/>
+          <w:iCs/>
+          <w:sz w:val="16"/>
+          <w:szCs w:val="16"/>
+          <w:lang w:val="en-US"/>
+        </w:rPr>
+      </w:pPr>
+    </w:p>
+    <w:p>
+      <w:pPr>
+        <w:rPr>
+          <w:i/>
+          <w:iCs/>
+          <w:sz w:val="16"/>
+          <w:szCs w:val="16"/>
+          <w:lang w:val="en-US"/>
+        </w:rPr>
+      </w:pPr>
+      <w:r>
+        <w:rPr>
+          <w:i/>
+          <w:iCs/>
+          <w:sz w:val="16"/>
+          <w:szCs w:val="16"/>
+          <w:lang w:val="en-US"/>
+        </w:rPr>
+        <w:t>class Moneda {</w:t>
+      </w:r>
+    </w:p>
+    <w:p>
+      <w:pPr>
+        <w:rPr>
+          <w:i/>
+          <w:iCs/>
+          <w:sz w:val="16"/>
+          <w:szCs w:val="16"/>
+          <w:lang w:val="en-US"/>
+        </w:rPr>
+      </w:pPr>
+      <w:r>
+        <w:rPr>
+          <w:i/>
+          <w:iCs/>
+          <w:sz w:val="16"/>
+          <w:szCs w:val="16"/>
+          <w:lang w:val="en-US"/>
+        </w:rPr>
+        <w:t>  -id: String</w:t>
+      </w:r>
+    </w:p>
+    <w:p>
+      <w:pPr>
+        <w:rPr>
+          <w:i/>
+          <w:iCs/>
+          <w:sz w:val="16"/>
+          <w:szCs w:val="16"/>
+          <w:lang w:val="en-US"/>
+        </w:rPr>
+      </w:pPr>
+      <w:r>
+        <w:rPr>
+          <w:i/>
+          <w:iCs/>
+          <w:sz w:val="16"/>
+          <w:szCs w:val="16"/>
+          <w:lang w:val="en-US"/>
+        </w:rPr>
+        <w:t>  -nombre: String</w:t>
+      </w:r>
+    </w:p>
+    <w:p>
+      <w:pPr>
+        <w:rPr>
+          <w:i/>
+          <w:iCs/>
+          <w:sz w:val="16"/>
+          <w:szCs w:val="16"/>
+          <w:lang w:val="en-US"/>
+        </w:rPr>
+      </w:pPr>
+      <w:r>
+        <w:rPr>
+          <w:i/>
+          <w:iCs/>
+          <w:sz w:val="16"/>
+          <w:szCs w:val="16"/>
+          <w:lang w:val="en-US"/>
+        </w:rPr>
+        <w:t>  -simbolo: String</w:t>
+      </w:r>
+    </w:p>
+    <w:p>
+      <w:pPr>
+        <w:rPr>
+          <w:i/>
+          <w:iCs/>
+          <w:sz w:val="16"/>
+          <w:szCs w:val="16"/>
+          <w:lang w:val="en-US"/>
+        </w:rPr>
+      </w:pPr>
+      <w:r>
+        <w:rPr>
+          <w:i/>
+          <w:iCs/>
+          <w:sz w:val="16"/>
+          <w:szCs w:val="16"/>
+          <w:lang w:val="en-US"/>
+        </w:rPr>
+        <w:t>  -precio_actual: Decimal</w:t>
+      </w:r>
+    </w:p>
+    <w:p>
+      <w:pPr>
+        <w:rPr>
+          <w:i/>
+          <w:iCs/>
+          <w:sz w:val="16"/>
+          <w:szCs w:val="16"/>
+          <w:lang w:val="en-US"/>
+        </w:rPr>
+      </w:pPr>
+      <w:r>
+        <w:rPr>
+          <w:i/>
+          <w:iCs/>
+          <w:sz w:val="16"/>
+          <w:szCs w:val="16"/>
+          <w:lang w:val="en-US"/>
+        </w:rPr>
+        <w:t>  -variacion_porcentual: Decimal</w:t>
+      </w:r>
+    </w:p>
+    <w:p>
+      <w:pPr>
+        <w:rPr>
+          <w:i/>
+          <w:iCs/>
+          <w:sz w:val="16"/>
+          <w:szCs w:val="16"/>
+          <w:lang w:val="en-US"/>
+        </w:rPr>
+      </w:pPr>
+      <w:r>
+        <w:rPr>
+          <w:i/>
+          <w:iCs/>
+          <w:sz w:val="16"/>
+          <w:szCs w:val="16"/>
+          <w:lang w:val="en-US"/>
+        </w:rPr>
+        <w:t>  -descripcion: String</w:t>
+      </w:r>
+    </w:p>
+    <w:p>
+      <w:pPr>
+        <w:rPr>
+          <w:i/>
+          <w:iCs/>
+          <w:sz w:val="16"/>
+          <w:szCs w:val="16"/>
+          <w:lang w:val="en-US"/>
+        </w:rPr>
+      </w:pPr>
+      <w:r>
+        <w:rPr>
+          <w:i/>
+          <w:iCs/>
+          <w:sz w:val="16"/>
+          <w:szCs w:val="16"/>
+          <w:lang w:val="en-US"/>
+        </w:rPr>
+        <w:lastRenderedPageBreak/>
+        <w:t>  +obtenerPrecio()</w:t>
+      </w:r>
+    </w:p>
+    <w:p>
+      <w:pPr>
+        <w:rPr>
+          <w:i/>
+          <w:iCs/>
+          <w:sz w:val="16"/>
+          <w:szCs w:val="16"/>
+          <w:lang w:val="en-US"/>
+        </w:rPr>
+      </w:pPr>
+      <w:r>
+        <w:rPr>
+          <w:i/>
+          <w:iCs/>
+          <w:sz w:val="16"/>
+          <w:szCs w:val="16"/>
+          <w:lang w:val="en-US"/>
+        </w:rPr>
+        <w:t>  +obtenerHistorial()</w:t>
+      </w:r>
+    </w:p>
+    <w:p>
+      <w:pPr>
+        <w:rPr>
+          <w:i/>
+          <w:iCs/>
+          <w:sz w:val="16"/>
+          <w:szCs w:val="16"/>
+          <w:lang w:val="en-US"/>
+        </w:rPr>
+      </w:pPr>
+      <w:r>
+        <w:rPr>
+          <w:i/>
+          <w:iCs/>
+          <w:sz w:val="16"/>
+          <w:szCs w:val="16"/>
+          <w:lang w:val="en-US"/>
+        </w:rPr>
+        <w:t>}</w:t>
+      </w:r>
+    </w:p>
+    <w:p>
+      <w:pPr>
+        <w:rPr>
+          <w:i/>
+          <w:iCs/>
+          <w:sz w:val="16"/>
+          <w:szCs w:val="16"/>
+          <w:lang w:val="en-US"/>
+        </w:rPr>
+      </w:pPr>
+    </w:p>
+    <w:p>
+      <w:pPr>
+        <w:rPr>
+          <w:i/>
+          <w:iCs/>
+          <w:sz w:val="16"/>
+          <w:szCs w:val="16"/>
+          <w:lang w:val="en-US"/>
+        </w:rPr>
+      </w:pPr>
+      <w:r>
+        <w:rPr>
+          <w:i/>
+          <w:iCs/>
+          <w:sz w:val="16"/>
+          <w:szCs w:val="16"/>
+          <w:lang w:val="en-US"/>
+        </w:rPr>
+        <w:t>class Portafolio {</w:t>
+      </w:r>
+    </w:p>
+    <w:p>
+      <w:pPr>
+        <w:rPr>
+          <w:i/>
+          <w:iCs/>
+          <w:sz w:val="16"/>
+          <w:szCs w:val="16"/>
+          <w:lang w:val="en-US"/>
+        </w:rPr>
+      </w:pPr>
+      <w:r>
+        <w:rPr>
+          <w:i/>
+          <w:iCs/>
+          <w:sz w:val="16"/>
+          <w:szCs w:val="16"/>
+          <w:lang w:val="en-US"/>
+        </w:rPr>
+        <w:t>  -id: String</w:t>
+      </w:r>
+    </w:p>
+    <w:p>
+      <w:pPr>
+        <w:rPr>
+          <w:i/>
+          <w:iCs/>
+          <w:sz w:val="16"/>
+          <w:szCs w:val="16"/>
+          <w:lang w:val="en-US"/>
+        </w:rPr>
+      </w:pPr>
+      <w:r>
+        <w:rPr>
+          <w:i/>
+          <w:iCs/>
+          <w:sz w:val="16"/>
+          <w:szCs w:val="16"/>
+          <w:lang w:val="en-US"/>
+        </w:rPr>
+        <w:t>  -cantidad: Decimal</w:t>
+      </w:r>
+    </w:p>
+    <w:p>
+      <w:pPr>
+        <w:rPr>
+          <w:i/>
+          <w:iCs/>
+          <w:sz w:val="16"/>
+          <w:szCs w:val="16"/>
+          <w:lang w:val="en-US"/>
+        </w:rPr>
+      </w:pPr>
+      <w:r>
+        <w:rPr>
+          <w:i/>
+          <w:iCs/>
+          <w:sz w:val="16"/>
+          <w:szCs w:val="16"/>
+          <w:lang w:val="en-US"/>
+        </w:rPr>
+        <w:t>  -costo_adquisicion: Decimal</w:t>
+      </w:r>
+    </w:p>
+    <w:p>
+      <w:pPr>
+        <w:rPr>
+          <w:i/>
+          <w:iCs/>
+          <w:sz w:val="16"/>
+          <w:szCs w:val="16"/>
+          <w:lang w:val="en-US"/>
+        </w:rPr>
+      </w:pPr>
+      <w:r>
+        <w:rPr>
+          <w:i/>
+          <w:iCs/>
+          <w:sz w:val="16"/>
+          <w:szCs w:val="16"/>
+          <w:lang w:val="en-US"/>
+        </w:rPr>
+        <w:t>  +obtenerValorActual()</w:t>
+      </w:r>
+    </w:p>
+    <w:p>
+      <w:pPr>
+        <w:rPr>
+          <w:i/>
+          <w:iCs/>
+          <w:sz w:val="16"/>
+          <w:szCs w:val="16"/>
+          <w:lang w:val="en-US"/>
+        </w:rPr>
+      </w:pPr>
+      <w:r>
+        <w:rPr>
+          <w:i/>
+          <w:iCs/>
+          <w:sz w:val="16"/>
+          <w:szCs w:val="16"/>
+          <w:lang w:val="en-US"/>
+        </w:rPr>
+        <w:t>  +obtenerGananciaPerdida()</w:t>
+      </w:r>
+    </w:p>
+    <w:p>
+      <w:pPr>
+        <w:rPr>
+          <w:i/>
+          <w:iCs/>
+          <w:sz w:val="16"/>
+          <w:szCs w:val="16"/>
+          <w:lang w:val="en-US"/>
+        </w:rPr>
+      </w:pPr>
+      <w:r>
+        <w:rPr>
+          <w:i/>
+          <w:iCs/>
+          <w:sz w:val="16"/>
+          <w:szCs w:val="16"/>
+          <w:lang w:val="en-US"/>
+        </w:rPr>
+        <w:t>  +obtenerDistribucion()</w:t>
+      </w:r>
+    </w:p>
+    <w:p>
+      <w:pPr>
+        <w:rPr>
+          <w:i/>
+          <w:iCs/>
+          <w:sz w:val="16"/>
+          <w:szCs w:val="16"/>
+          <w:lang w:val="en-US"/>
+        </w:rPr>
+      </w:pPr>
+      <w:r>
+        <w:rPr>
+          <w:i/>
+          <w:iCs/>
+          <w:sz w:val="16"/>
+          <w:szCs w:val="16"/>
+          <w:lang w:val="en-US"/>
+        </w:rPr>
+        <w:t>}</w:t>
+      </w:r>
+    </w:p>
+    <w:p>
+      <w:pPr>
+        <w:rPr>
+          <w:i/>
+          <w:iCs/>
+          <w:sz w:val="16"/>
+          <w:szCs w:val="16"/>
+          <w:lang w:val="en-US"/>
+        </w:rPr>
+      </w:pPr>
+    </w:p>
+    <w:p>
+      <w:pPr>
+        <w:rPr>
+          <w:i/>
+          <w:iCs/>
+          <w:sz w:val="16"/>
+          <w:szCs w:val="16"/>
+          <w:lang w:val="en-US"/>
+        </w:rPr>
+      </w:pPr>
+      <w:r>
+        <w:rPr>
+          <w:i/>
+          <w:iCs/>
+          <w:sz w:val="16"/>
+          <w:szCs w:val="16"/>
+          <w:lang w:val="en-US"/>
+        </w:rPr>
+        <w:t>class Transaccion {</w:t>
+      </w:r>
+    </w:p>
+    <w:p>
+      <w:pPr>
+        <w:rPr>
+          <w:i/>
+          <w:iCs/>
+          <w:sz w:val="16"/>
+          <w:szCs w:val="16"/>
+          <w:lang w:val="en-US"/>
+        </w:rPr>
+      </w:pPr>
+      <w:r>
+        <w:rPr>
+          <w:i/>
+          <w:iCs/>
+          <w:sz w:val="16"/>
+          <w:szCs w:val="16"/>
+          <w:lang w:val="en-US"/>
+        </w:rPr>
+        <w:t>  -id: String</w:t>
+      </w:r>
+    </w:p>
+    <w:p>
+      <w:pPr>
+        <w:rPr>
+          <w:i/>
+          <w:iCs/>
+          <w:sz w:val="16"/>
+          <w:szCs w:val="16"/>
+          <w:lang w:val="en-US"/>
+        </w:rPr>
+      </w:pPr>
+      <w:r>
+        <w:rPr>
+          <w:i/>
+          <w:iCs/>
+          <w:sz w:val="16"/>
+          <w:szCs w:val="16"/>
+          <w:lang w:val="en-US"/>
+        </w:rPr>
+        <w:t>  -tipo: String</w:t>
+      </w:r>
+    </w:p>
+    <w:p>
+      <w:pPr>
+        <w:rPr>
+          <w:i/>
+          <w:iCs/>
+          <w:sz w:val="16"/>
+          <w:szCs w:val="16"/>
+          <w:lang w:val="en-US"/>
+        </w:rPr>
+      </w:pPr>
+      <w:r>
+        <w:rPr>
+          <w:i/>
+          <w:iCs/>
+          <w:sz w:val="16"/>
+          <w:szCs w:val="16"/>
+          <w:lang w:val="en-US"/>
+        </w:rPr>
+        <w:t>  -cantidad: Decimal</w:t>
+      </w:r>
+    </w:p>
+    <w:p>
+      <w:pPr>
+        <w:rPr>
+          <w:i/>
+          <w:iCs/>
+          <w:sz w:val="16"/>
+          <w:szCs w:val="16"/>
+          <w:lang w:val="en-US"/>
+        </w:rPr>
+      </w:pPr>
+      <w:r>
+        <w:rPr>
+          <w:i/>
+          <w:iCs/>
+          <w:sz w:val="16"/>
+          <w:szCs w:val="16"/>
+          <w:lang w:val="en-US"/>
+        </w:rPr>
+        <w:t>  -precio_unitario: Decimal</w:t>
+      </w:r>
+    </w:p>
+    <w:p>
+      <w:pPr>
+        <w:rPr>
+          <w:i/>
+          <w:iCs/>
+          <w:sz w:val="16"/>
+          <w:szCs w:val="16"/>
+          <w:lang w:val="en-US"/>
+        </w:rPr>
+      </w:pPr>
+      <w:r>
+        <w:rPr>
+          <w:i/>
+          <w:iCs/>
+          <w:sz w:val="16"/>
+          <w:szCs w:val="16"/>
+          <w:lang w:val="en-US"/>
+        </w:rPr>
+        <w:t>  -total: Decimal</w:t>
+      </w:r>
+    </w:p>
+    <w:p>
+      <w:pPr>
+        <w:rPr>
+          <w:i/>
+          <w:iCs/>
+          <w:sz w:val="16"/>
+          <w:szCs w:val="16"/>
+          <w:lang w:val="en-US"/>
+        </w:rPr>
+      </w:pPr>
+      <w:r>
+        <w:rPr>
+          <w:i/>
+          <w:iCs/>
+          <w:sz w:val="16"/>
+          <w:szCs w:val="16"/>
+          <w:lang w:val="en-US"/>
+        </w:rPr>
+        <w:t>  -fecha: DateTime</w:t>
+      </w:r>
+    </w:p>
+    <w:p>
+      <w:pPr>
+        <w:rPr>
+          <w:i/>
+          <w:iCs/>
+          <w:sz w:val="16"/>
+          <w:szCs w:val="16"/>
+          <w:lang w:val="en-US"/>
+        </w:rPr>
+      </w:pPr>
+      <w:r>
+        <w:rPr>
+          <w:i/>
+          <w:iCs/>
+          <w:sz w:val="16"/>
+          <w:szCs w:val="16"/>
+          <w:lang w:val="en-US"/>
+        </w:rPr>
+        <w:t>  +registrarCompra()</w:t>
+      </w:r>
+    </w:p>
+    <w:p>
+      <w:pPr>
+        <w:rPr>
+          <w:i/>
+          <w:iCs/>
+          <w:sz w:val="16"/>
+          <w:szCs w:val="16"/>
+          <w:lang w:val="en-US"/>
+        </w:rPr>
+      </w:pPr>
+      <w:r>
+        <w:rPr>
+          <w:i/>
+          <w:iCs/>
+          <w:sz w:val="16"/>
+          <w:szCs w:val="16"/>
+          <w:lang w:val="en-US"/>
+        </w:rPr>
+        <w:t>  +registrarVenta()</w:t>
+      </w:r>
+    </w:p>
+    <w:p>
+      <w:pPr>
+        <w:rPr>
+          <w:i/>
+          <w:iCs/>
+          <w:sz w:val="16"/>
+          <w:szCs w:val="16"/>
+          <w:lang w:val="en-US"/>
+        </w:rPr>
+      </w:pPr>
+      <w:r>
+        <w:rPr>
+          <w:i/>
+          <w:iCs/>
+          <w:sz w:val="16"/>
+          <w:szCs w:val="16"/>
+          <w:lang w:val="en-US"/>
+        </w:rPr>
+        <w:t>}</w:t>
+      </w:r>
+    </w:p>
+    <w:p>
+      <w:pPr>
+        <w:rPr>
+          <w:i/>
+          <w:iCs/>
+          <w:sz w:val="16"/>
+          <w:szCs w:val="16"/>
+          <w:lang w:val="en-US"/>
+        </w:rPr>
+      </w:pPr>
+    </w:p>
+    <w:p>
+      <w:pPr>
+        <w:rPr>
+          <w:i/>
+          <w:iCs/>
+          <w:sz w:val="16"/>
+          <w:szCs w:val="16"/>
+          <w:lang w:val="en-US"/>
+        </w:rPr>
+      </w:pPr>
+      <w:r>
+        <w:rPr>
+          <w:i/>
+          <w:iCs/>
+          <w:sz w:val="16"/>
+          <w:szCs w:val="16"/>
+          <w:lang w:val="en-US"/>
+        </w:rPr>
+        <w:t>Usuario "1" --&gt; "*" Portafolio : posee</w:t>
+      </w:r>
+    </w:p>
+    <w:p>
+      <w:pPr>
+        <w:rPr>
+          <w:i/>
+          <w:iCs/>
+          <w:sz w:val="16"/>
+          <w:szCs w:val="16"/>
+          <w:lang w:val="en-US"/>
+        </w:rPr>
+      </w:pPr>
+      <w:r>
+        <w:rPr>
+          <w:i/>
+          <w:iCs/>
+          <w:sz w:val="16"/>
+          <w:szCs w:val="16"/>
+          <w:lang w:val="en-US"/>
+        </w:rPr>
+        <w:t>Usuario "1" --&gt; "*" Transaccion : realiza</w:t>
+      </w:r>
+    </w:p>
+    <w:p>
+      <w:pPr>
+        <w:rPr>
+          <w:i/>
+          <w:iCs/>
+          <w:sz w:val="16"/>
+          <w:szCs w:val="16"/>
+          <w:lang w:val="en-US"/>
+        </w:rPr>
+      </w:pPr>
+      <w:r>
+        <w:rPr>
+          <w:i/>
+          <w:iCs/>
+          <w:sz w:val="16"/>
+          <w:szCs w:val="16"/>
+          <w:lang w:val="en-US"/>
+        </w:rPr>
+        <w:t>Moneda "1" --&gt; "*" Portafolio : incluye</w:t>
+      </w:r>
+    </w:p>
+    <w:p>
+      <w:pPr>
+        <w:rPr>
+          <w:i/>
+          <w:iCs/>
+          <w:sz w:val="16"/>
+          <w:szCs w:val="16"/>
+          <w:lang w:val="en-US"/>
+        </w:rPr>
+      </w:pPr>
+      <w:r>
+        <w:rPr>
+          <w:i/>
+          <w:iCs/>
+          <w:sz w:val="16"/>
+          <w:szCs w:val="16"/>
+          <w:lang w:val="en-US"/>
+        </w:rPr>
+        <w:t>Moneda "1" --&gt; "*" Transaccion : corresponde a</w:t>
+      </w:r>
+    </w:p>
+    <w:p>
+      <w:pPr>
+        <w:rPr>
+          <w:i/>
+          <w:iCs/>
+          <w:sz w:val="16"/>
+          <w:szCs w:val="16"/>
+          <w:lang w:val="en-US"/>
+        </w:rPr>
+      </w:pPr>
+    </w:p>
+    <w:p>
+      <w:pPr>
+        <w:rPr>
+          <w:i/>
+          <w:iCs/>
+          <w:sz w:val="16"/>
+          <w:szCs w:val="16"/>
+        </w:rPr>
+      </w:pPr>
+      <w:r>
+        <w:rPr>
+          <w:i/>
+          <w:iCs/>
+          <w:sz w:val="16"/>
+          <w:szCs w:val="16"/>
+        </w:rPr>
+        <w:t>@enduml</w:t>
+      </w:r>
+    </w:p>
+    <w:p/>
+    <w:p>
+      <w:r>
+        <w:br w:type="page"/>
+      </w:r>
+    </w:p>
+    <w:p>
+      <w:r>
+        <w:lastRenderedPageBreak/>
+        <w:t>Diagrama de despliegue</w:t>
+      </w:r>
+    </w:p>
+    <w:p>
+      <w:pPr>
+        <w:jc w:val="center"/>
+        <w:rPr>
+          <w:i/>
+          <w:iCs/>
+          <w:sz w:val="16"/>
+          <w:szCs w:val="16"/>
+        </w:rPr>
+      </w:pPr>
+      <w:r>
+        <w:drawing>
+          <wp:inline distT="0" distB="0" distL="0" distR="0" wp14:anchorId="70A75504" wp14:editId="5B7751FC">
+            <wp:extent cx="4758424" cy="3291840"/>
+            <wp:effectExtent l="0" t="0" r="4445" b="3810"/>
+            <wp:docPr id="382192076" name="Imagen 1"/>
+            <wp:cNvGraphicFramePr>
+              <a:graphicFrameLocks xmlns:a="http://schemas.openxmlformats.org/drawingml/2006/main" noChangeAspect="1"/>
+            </wp:cNvGraphicFramePr>
+            <a:graphic xmlns:a="http://schemas.openxmlformats.org/drawingml/2006/main">
+              <a:graphicData uri="http://schemas.openxmlformats.org/drawingml/2006/picture">
+                <pic:pic xmlns:pic="http://schemas.openxmlformats.org/drawingml/2006/picture">
+                  <pic:nvPicPr>
+                    <pic:cNvPr id="382192076" name=""/>
+                    <pic:cNvPicPr/>
+                  </pic:nvPicPr>
+                  <pic:blipFill>
+                    <a:blip r:embed="rId7"/>
+                    <a:stretch>
+                      <a:fillRect/>
+                    </a:stretch>
+                  </pic:blipFill>
+                  <pic:spPr>
+                    <a:xfrm>
+                      <a:off x="0" y="0"/>
+                      <a:ext cx="4760721" cy="3293429"/>
+                    </a:xfrm>
+                    <a:prstGeom prst="rect">
+                      <a:avLst/>
+                    </a:prstGeom>
+                  </pic:spPr>
+                </pic:pic>
+              </a:graphicData>
+            </a:graphic>
+          </wp:inline>
+        </w:drawing>
+      </w:r>
+      <w:r>
+        <w:br/>
+      </w:r>
+      <w:r>
+        <w:rPr>
+          <w:i/>
+          <w:iCs/>
+          <w:sz w:val="16"/>
+          <w:szCs w:val="16"/>
+        </w:rPr>
+        <w:t>@startuml</w:t>
+      </w:r>
+    </w:p>
+    <w:p>
+      <w:pPr>
+        <w:rPr>
+          <w:i/>
+          <w:iCs/>
+          <w:sz w:val="16"/>
+          <w:szCs w:val="16"/>
+        </w:rPr>
+      </w:pPr>
+      <w:r>
+        <w:rPr>
+          <w:i/>
+          <w:iCs/>
+          <w:sz w:val="16"/>
+          <w:szCs w:val="16"/>
+        </w:rPr>
+        <w:t>title Diagrama de Despliegue - Simulador de Inversiones en Criptomonedas</w:t>
+      </w:r>
+    </w:p>
+    <w:p>
+      <w:pPr>
+        <w:rPr>
+          <w:i/>
+          <w:iCs/>
+          <w:sz w:val="16"/>
+          <w:szCs w:val="16"/>
+        </w:rPr>
+      </w:pPr>
+    </w:p>
+    <w:p>
+      <w:pPr>
+        <w:rPr>
+          <w:i/>
+          <w:iCs/>
+          <w:sz w:val="16"/>
+          <w:szCs w:val="16"/>
+        </w:rPr>
+      </w:pPr>
+      <w:r>
+        <w:rPr>
+          <w:i/>
+          <w:iCs/>
+          <w:sz w:val="16"/>
+          <w:szCs w:val="16"/>
+        </w:rPr>
+        <w:t>node "Dispositivo Móvil" as movil {</w:t>
+      </w:r>
+    </w:p>
+    <w:p>
+      <w:pPr>
+        <w:rPr>
+          <w:i/>
+          <w:iCs/>
+          <w:sz w:val="16"/>
+          <w:szCs w:val="16"/>
+          <w:lang w:val="en-US"/>
+        </w:rPr>
+      </w:pPr>
+      <w:r>
+        <w:rPr>
+          <w:i/>
+          <w:iCs/>
+          <w:sz w:val="16"/>
+          <w:szCs w:val="16"/>
+        </w:rPr>
+        <w:t xml:space="preserve">  </w:t>
+      </w:r>
+      <w:r>
+        <w:rPr>
+          <w:i/>
+          <w:iCs/>
+          <w:sz w:val="16"/>
+          <w:szCs w:val="16"/>
+          <w:lang w:val="en-US"/>
+        </w:rPr>
+        <w:t>component "Power Apps Canvas App" as app {</w:t>
+      </w:r>
+    </w:p>
+    <w:p>
+      <w:pPr>
+        <w:rPr>
+          <w:i/>
+          <w:iCs/>
+          <w:sz w:val="16"/>
+          <w:szCs w:val="16"/>
+        </w:rPr>
+      </w:pPr>
+      <w:r>
+        <w:rPr>
+          <w:i/>
+          <w:iCs/>
+          <w:sz w:val="16"/>
+          <w:szCs w:val="16"/>
+          <w:lang w:val="en-US"/>
+        </w:rPr>
+        <w:t xml:space="preserve">    </w:t>
+      </w:r>
+      <w:r>
+        <w:rPr>
+          <w:i/>
+          <w:iCs/>
+          <w:sz w:val="16"/>
+          <w:szCs w:val="16"/>
+        </w:rPr>
+        <w:t>[Login/Registro]</w:t>
+      </w:r>
+    </w:p>
+    <w:p>
+      <w:pPr>
+        <w:rPr>
+          <w:i/>
+          <w:iCs/>
+          <w:sz w:val="16"/>
+          <w:szCs w:val="16"/>
+        </w:rPr>
+      </w:pPr>
+      <w:r>
+        <w:rPr>
+          <w:i/>
+          <w:iCs/>
+          <w:sz w:val="16"/>
+          <w:szCs w:val="16"/>
+        </w:rPr>
+        <w:t>    [Dashboard]</w:t>
+      </w:r>
+    </w:p>
+    <w:p>
+      <w:pPr>
+        <w:rPr>
+          <w:i/>
+          <w:iCs/>
+          <w:sz w:val="16"/>
+          <w:szCs w:val="16"/>
+        </w:rPr>
+      </w:pPr>
+      <w:r>
+        <w:rPr>
+          <w:i/>
+          <w:iCs/>
+          <w:sz w:val="16"/>
+          <w:szCs w:val="16"/>
+        </w:rPr>
+        <w:t>    [Mercado]</w:t>
+      </w:r>
+    </w:p>
+    <w:p>
+      <w:pPr>
+        <w:rPr>
+          <w:i/>
+          <w:iCs/>
+          <w:sz w:val="16"/>
+          <w:szCs w:val="16"/>
+        </w:rPr>
+      </w:pPr>
+      <w:r>
+        <w:rPr>
+          <w:i/>
+          <w:iCs/>
+          <w:sz w:val="16"/>
+          <w:szCs w:val="16"/>
+        </w:rPr>
+        <w:t>    [Detalle/Trading]</w:t>
+      </w:r>
+    </w:p>
+    <w:p>
+      <w:pPr>
+        <w:rPr>
+          <w:i/>
+          <w:iCs/>
+          <w:sz w:val="16"/>
+          <w:szCs w:val="16"/>
+        </w:rPr>
+      </w:pPr>
+      <w:r>
+        <w:rPr>
+          <w:i/>
+          <w:iCs/>
+          <w:sz w:val="16"/>
+          <w:szCs w:val="16"/>
+        </w:rPr>
+        <w:t>    [Portafolio]</w:t>
+      </w:r>
+    </w:p>
+    <w:p>
+      <w:pPr>
+        <w:rPr>
+          <w:i/>
+          <w:iCs/>
+          <w:sz w:val="16"/>
+          <w:szCs w:val="16"/>
+        </w:rPr>
+      </w:pPr>
+      <w:r>
+        <w:rPr>
+          <w:i/>
+          <w:iCs/>
+          <w:sz w:val="16"/>
+          <w:szCs w:val="16"/>
+        </w:rPr>
+        <w:t>    [Historial]</w:t>
+      </w:r>
+    </w:p>
+    <w:p>
+      <w:pPr>
+        <w:rPr>
+          <w:i/>
+          <w:iCs/>
+          <w:sz w:val="16"/>
+          <w:szCs w:val="16"/>
+        </w:rPr>
+      </w:pPr>
+      <w:r>
+        <w:rPr>
+          <w:i/>
+          <w:iCs/>
+          <w:sz w:val="16"/>
+          <w:szCs w:val="16"/>
+        </w:rPr>
+        <w:t>    [Perfil/Config]</w:t>
+      </w:r>
+    </w:p>
+    <w:p>
+      <w:pPr>
+        <w:rPr>
+          <w:i/>
+          <w:iCs/>
+          <w:sz w:val="16"/>
+          <w:szCs w:val="16"/>
+          <w:lang w:val="en-US"/>
+        </w:rPr>
+      </w:pPr>
+      <w:r>
+        <w:rPr>
+          <w:i/>
+          <w:iCs/>
+          <w:sz w:val="16"/>
+          <w:szCs w:val="16"/>
+        </w:rPr>
+        <w:t xml:space="preserve">  </w:t>
+      </w:r>
+      <w:r>
+        <w:rPr>
+          <w:i/>
+          <w:iCs/>
+          <w:sz w:val="16"/>
+          <w:szCs w:val="16"/>
+          <w:lang w:val="en-US"/>
+        </w:rPr>
+        <w:t>}</w:t>
+      </w:r>
+    </w:p>
+    <w:p>
+      <w:pPr>
+        <w:rPr>
+          <w:i/>
+          <w:iCs/>
+          <w:sz w:val="16"/>
+          <w:szCs w:val="16"/>
+          <w:lang w:val="en-US"/>
+        </w:rPr>
+      </w:pPr>
+      <w:r>
+        <w:rPr>
+          <w:i/>
+          <w:iCs/>
+          <w:sz w:val="16"/>
+          <w:szCs w:val="16"/>
+          <w:lang w:val="en-US"/>
+        </w:rPr>
+        <w:t>}</w:t>
+      </w:r>
+    </w:p>
+    <w:p>
+      <w:pPr>
+        <w:rPr>
+          <w:i/>
+          <w:iCs/>
+          <w:sz w:val="16"/>
+          <w:szCs w:val="16"/>
+          <w:lang w:val="en-US"/>
+        </w:rPr>
+      </w:pPr>
+    </w:p>
+    <w:p>
+      <w:pPr>
+        <w:rPr>
+          <w:i/>
+          <w:iCs/>
+          <w:sz w:val="16"/>
+          <w:szCs w:val="16"/>
+          <w:lang w:val="en-US"/>
+        </w:rPr>
+      </w:pPr>
+      <w:r>
+        <w:rPr>
+          <w:i/>
+          <w:iCs/>
+          <w:sz w:val="16"/>
+          <w:szCs w:val="16"/>
+          <w:lang w:val="en-US"/>
+        </w:rPr>
+        <w:t>node "Microsoft Cloud" as cloud {</w:t>
+      </w:r>
+    </w:p>
+    <w:p>
+      <w:pPr>
+        <w:rPr>
+          <w:i/>
+          <w:iCs/>
+          <w:sz w:val="16"/>
+          <w:szCs w:val="16"/>
+          <w:lang w:val="en-US"/>
+        </w:rPr>
+      </w:pPr>
+      <w:r>
+        <w:rPr>
+          <w:i/>
+          <w:iCs/>
+          <w:sz w:val="16"/>
+          <w:szCs w:val="16"/>
+          <w:lang w:val="en-US"/>
+        </w:rPr>
+        <w:t>  node "Power Platform" as pp {</w:t>
+      </w:r>
+    </w:p>
+    <w:p>
+      <w:pPr>
+        <w:rPr>
+          <w:i/>
+          <w:iCs/>
+          <w:sz w:val="16"/>
+          <w:szCs w:val="16"/>
+          <w:lang w:val="en-US"/>
+        </w:rPr>
+      </w:pPr>
+      <w:r>
+        <w:rPr>
+          <w:i/>
+          <w:iCs/>
+          <w:sz w:val="16"/>
+          <w:szCs w:val="16"/>
+          <w:lang w:val="en-US"/>
+        </w:rPr>
+        <w:t>    [Dataverse] as dv</w:t>
+      </w:r>
+    </w:p>
+    <w:p>
+      <w:pPr>
+        <w:rPr>
+          <w:i/>
+          <w:iCs/>
+          <w:sz w:val="16"/>
+          <w:szCs w:val="16"/>
+          <w:lang w:val="en-US"/>
+        </w:rPr>
+      </w:pPr>
+      <w:r>
+        <w:rPr>
+          <w:i/>
+          <w:iCs/>
+          <w:sz w:val="16"/>
+          <w:szCs w:val="16"/>
+          <w:lang w:val="en-US"/>
+        </w:rPr>
+        <w:t>  }</w:t>
+      </w:r>
+    </w:p>
+    <w:p>
+      <w:pPr>
+        <w:rPr>
+          <w:i/>
+          <w:iCs/>
+          <w:sz w:val="16"/>
+          <w:szCs w:val="16"/>
+          <w:lang w:val="en-US"/>
+        </w:rPr>
+      </w:pPr>
+      <w:r>
+        <w:rPr>
+          <w:i/>
+          <w:iCs/>
+          <w:sz w:val="16"/>
+          <w:szCs w:val="16"/>
+          <w:lang w:val="en-US"/>
+        </w:rPr>
+        <w:t>  node "API Externa" as ext {</w:t>
+      </w:r>
+    </w:p>
+    <w:p>
+      <w:pPr>
+        <w:rPr>
+          <w:i/>
+          <w:iCs/>
+          <w:sz w:val="16"/>
+          <w:szCs w:val="16"/>
+        </w:rPr>
+      </w:pPr>
+      <w:r>
+        <w:rPr>
+          <w:i/>
+          <w:iCs/>
+          <w:sz w:val="16"/>
+          <w:szCs w:val="16"/>
+          <w:lang w:val="en-US"/>
+        </w:rPr>
+        <w:t xml:space="preserve">    </w:t>
+      </w:r>
+      <w:r>
+        <w:rPr>
+          <w:i/>
+          <w:iCs/>
+          <w:sz w:val="16"/>
+          <w:szCs w:val="16"/>
+        </w:rPr>
+        <w:t>[Servicio de Precios Cripto] as api</w:t>
+      </w:r>
+    </w:p>
+    <w:p>
+      <w:pPr>
+        <w:rPr>
+          <w:i/>
+          <w:iCs/>
+          <w:sz w:val="16"/>
+          <w:szCs w:val="16"/>
+        </w:rPr>
+      </w:pPr>
+      <w:r>
+        <w:rPr>
+          <w:i/>
+          <w:iCs/>
+          <w:sz w:val="16"/>
+          <w:szCs w:val="16"/>
+        </w:rPr>
+        <w:lastRenderedPageBreak/>
+        <w:t>  }</w:t>
+      </w:r>
+    </w:p>
+    <w:p>
+      <w:pPr>
+        <w:rPr>
+          <w:i/>
+          <w:iCs/>
+          <w:sz w:val="16"/>
+          <w:szCs w:val="16"/>
+        </w:rPr>
+      </w:pPr>
+      <w:r>
+        <w:rPr>
+          <w:i/>
+          <w:iCs/>
+          <w:sz w:val="16"/>
+          <w:szCs w:val="16"/>
+        </w:rPr>
+        <w:t>}</w:t>
+      </w:r>
+    </w:p>
+    <w:p>
+      <w:pPr>
+        <w:rPr>
+          <w:i/>
+          <w:iCs/>
+          <w:sz w:val="16"/>
+          <w:szCs w:val="16"/>
+        </w:rPr>
+      </w:pPr>
+    </w:p>
+    <w:p>
+      <w:pPr>
+        <w:rPr>
+          <w:i/>
+          <w:iCs/>
+          <w:sz w:val="16"/>
+          <w:szCs w:val="16"/>
+        </w:rPr>
+      </w:pPr>
+      <w:r>
+        <w:rPr>
+          <w:i/>
+          <w:iCs/>
+          <w:sz w:val="16"/>
+          <w:szCs w:val="16"/>
+        </w:rPr>
+        <w:t>movil --&gt; cloud : HTTPS</w:t>
+      </w:r>
+    </w:p>
+    <w:p>
+      <w:pPr>
+        <w:rPr>
+          <w:i/>
+          <w:iCs/>
+          <w:sz w:val="16"/>
+          <w:szCs w:val="16"/>
+        </w:rPr>
+      </w:pPr>
+      <w:r>
+        <w:rPr>
+          <w:i/>
+          <w:iCs/>
+          <w:sz w:val="16"/>
+          <w:szCs w:val="16"/>
+        </w:rPr>
+        <w:t>dv --&gt; api : consulta precios</w:t>
+      </w:r>
+    </w:p>
+    <w:p>
+      <w:pPr>
+        <w:rPr>
+          <w:i/>
+          <w:iCs/>
+          <w:sz w:val="16"/>
+          <w:szCs w:val="16"/>
+        </w:rPr>
+      </w:pPr>
+    </w:p>
+    <w:p>
+      <w:pPr>
+        <w:rPr>
+          <w:i/>
+          <w:iCs/>
+          <w:sz w:val="16"/>
+          <w:szCs w:val="16"/>
+          <w:lang w:val="en-US"/>
+        </w:rPr>
+      </w:pPr>
+      <w:r>
+        <w:rPr>
+          <w:i/>
+          <w:iCs/>
+          <w:sz w:val="16"/>
+          <w:szCs w:val="16"/>
+          <w:lang w:val="en-US"/>
+        </w:rPr>
+        <w:t>@enduml</w:t>
+      </w:r>
+    </w:p>
+    <w:p/>
+    <w:p>
+      <w:r>
+        <w:br w:type="page"/>
+      </w:r>
+    </w:p>
+    <w:p>
+      <w:r>
+        <w:lastRenderedPageBreak/>
+        <w:t>Diagrama de objetos</w:t>
+      </w:r>
+    </w:p>
+    <w:p>
+      <w:pPr>
+        <w:jc w:val="center"/>
+      </w:pPr>
+      <w:r>
+        <w:drawing>
+          <wp:inline distT="0" distB="0" distL="0" distR="0" wp14:anchorId="3821DC0F" wp14:editId="3CE6436E">
+            <wp:extent cx="3731260" cy="3611996"/>
+            <wp:effectExtent l="0" t="0" r="2540" b="7620"/>
+            <wp:docPr id="631692700" name="Imagen 1"/>
+            <wp:cNvGraphicFramePr>
+              <a:graphicFrameLocks xmlns:a="http://schemas.openxmlformats.org/drawingml/2006/main" noChangeAspect="1"/>
+            </wp:cNvGraphicFramePr>
+            <a:graphic xmlns:a="http://schemas.openxmlformats.org/drawingml/2006/main">
+              <a:graphicData uri="http://schemas.openxmlformats.org/drawingml/2006/picture">
+                <pic:pic xmlns:pic="http://schemas.openxmlformats.org/drawingml/2006/picture">
+                  <pic:nvPicPr>
+                    <pic:cNvPr id="631692700" name=""/>
+                    <pic:cNvPicPr/>
+                  </pic:nvPicPr>
+                  <pic:blipFill>
+                    <a:blip r:embed="rId8"/>
+                    <a:stretch>
+                      <a:fillRect/>
+                    </a:stretch>
+                  </pic:blipFill>
+                  <pic:spPr>
+                    <a:xfrm>
+                      <a:off x="0" y="0"/>
+                      <a:ext cx="3739897" cy="3620357"/>
+                    </a:xfrm>
+                    <a:prstGeom prst="rect">
+                      <a:avLst/>
+                    </a:prstGeom>
+                  </pic:spPr>
+                </pic:pic>
+              </a:graphicData>
+            </a:graphic>
+          </wp:inline>
+        </w:drawing>
+      </w:r>
+    </w:p>
+    <w:p>
+      <w:pPr>
+        <w:rPr>
+          <w:i/>
+          <w:iCs/>
+          <w:sz w:val="16"/>
+          <w:szCs w:val="16"/>
+          <w:lang w:val="en-US"/>
+        </w:rPr>
+      </w:pPr>
+      <w:r>
+        <w:rPr>
+          <w:i/>
+          <w:iCs/>
+          <w:sz w:val="16"/>
+          <w:szCs w:val="16"/>
+          <w:lang w:val="en-US"/>
+        </w:rPr>
+        <w:t>@startuml</w:t>
+      </w:r>
+    </w:p>
+    <w:p>
+      <w:pPr>
+        <w:rPr>
+          <w:i/>
+          <w:iCs/>
+          <w:sz w:val="16"/>
+          <w:szCs w:val="16"/>
+          <w:lang w:val="en-US"/>
+        </w:rPr>
+      </w:pPr>
+      <w:r>
+        <w:rPr>
+          <w:i/>
+          <w:iCs/>
+          <w:sz w:val="16"/>
+          <w:szCs w:val="16"/>
+          <w:lang w:val="en-US"/>
+        </w:rPr>
+        <w:t>title Diagrama de Objetos - Simulador de Inversiones en Criptomonedas</w:t>
+      </w:r>
+    </w:p>
+    <w:p>
+      <w:pPr>
+        <w:rPr>
+          <w:i/>
+          <w:iCs/>
+          <w:sz w:val="16"/>
+          <w:szCs w:val="16"/>
+          <w:lang w:val="en-US"/>
+        </w:rPr>
+      </w:pPr>
+    </w:p>
+    <w:p>
+      <w:pPr>
+        <w:rPr>
+          <w:i/>
+          <w:iCs/>
+          <w:sz w:val="16"/>
+          <w:szCs w:val="16"/>
+          <w:lang w:val="en-US"/>
+        </w:rPr>
+      </w:pPr>
+      <w:r>
+        <w:rPr>
+          <w:i/>
+          <w:iCs/>
+          <w:sz w:val="16"/>
+          <w:szCs w:val="16"/>
+          <w:lang w:val="en-US"/>
+        </w:rPr>
+        <w:t>object "usuario1 : Usuario" as u1 {</w:t>
+      </w:r>
+    </w:p>
+    <w:p>
+      <w:pPr>
+        <w:rPr>
+          <w:i/>
+          <w:iCs/>
+          <w:sz w:val="16"/>
+          <w:szCs w:val="16"/>
+          <w:lang w:val="en-US"/>
+        </w:rPr>
+      </w:pPr>
+      <w:r>
+        <w:rPr>
+          <w:i/>
+          <w:iCs/>
+          <w:sz w:val="16"/>
+          <w:szCs w:val="16"/>
+          <w:lang w:val="en-US"/>
+        </w:rPr>
+        <w:t>  id = "USR001"</w:t>
+      </w:r>
+    </w:p>
+    <w:p>
+      <w:pPr>
+        <w:rPr>
+          <w:i/>
+          <w:iCs/>
+          <w:sz w:val="16"/>
+          <w:szCs w:val="16"/>
+          <w:lang w:val="en-US"/>
+        </w:rPr>
+      </w:pPr>
+      <w:r>
+        <w:rPr>
+          <w:i/>
+          <w:iCs/>
+          <w:sz w:val="16"/>
+          <w:szCs w:val="16"/>
+          <w:lang w:val="en-US"/>
+        </w:rPr>
+        <w:t>  nombre = "Josue Perez"</w:t>
+      </w:r>
+    </w:p>
+    <w:p>
+      <w:pPr>
+        <w:rPr>
+          <w:i/>
+          <w:iCs/>
+          <w:sz w:val="16"/>
+          <w:szCs w:val="16"/>
+          <w:lang w:val="en-US"/>
+        </w:rPr>
+      </w:pPr>
+      <w:r>
+        <w:rPr>
+          <w:i/>
+          <w:iCs/>
+          <w:sz w:val="16"/>
+          <w:szCs w:val="16"/>
+          <w:lang w:val="en-US"/>
+        </w:rPr>
+        <w:t>  correo = "josue@uc3.com"</w:t>
+      </w:r>
+    </w:p>
+    <w:p>
+      <w:pPr>
+        <w:rPr>
+          <w:i/>
+          <w:iCs/>
+          <w:sz w:val="16"/>
+          <w:szCs w:val="16"/>
+          <w:lang w:val="en-US"/>
+        </w:rPr>
+      </w:pPr>
+      <w:r>
+        <w:rPr>
+          <w:i/>
+          <w:iCs/>
+          <w:sz w:val="16"/>
+          <w:szCs w:val="16"/>
+          <w:lang w:val="en-US"/>
+        </w:rPr>
+        <w:t>  saldo_virtual = 10000.00</w:t>
+      </w:r>
+    </w:p>
+    <w:p>
+      <w:pPr>
+        <w:rPr>
+          <w:i/>
+          <w:iCs/>
+          <w:sz w:val="16"/>
+          <w:szCs w:val="16"/>
+          <w:lang w:val="en-US"/>
+        </w:rPr>
+      </w:pPr>
+      <w:r>
+        <w:rPr>
+          <w:i/>
+          <w:iCs/>
+          <w:sz w:val="16"/>
+          <w:szCs w:val="16"/>
+          <w:lang w:val="en-US"/>
+        </w:rPr>
+        <w:t>  nivel_experiencia = "principiante"</w:t>
+      </w:r>
+    </w:p>
+    <w:p>
+      <w:pPr>
+        <w:rPr>
+          <w:i/>
+          <w:iCs/>
+          <w:sz w:val="16"/>
+          <w:szCs w:val="16"/>
+          <w:lang w:val="en-US"/>
+        </w:rPr>
+      </w:pPr>
+      <w:r>
+        <w:rPr>
+          <w:i/>
+          <w:iCs/>
+          <w:sz w:val="16"/>
+          <w:szCs w:val="16"/>
+          <w:lang w:val="en-US"/>
+        </w:rPr>
+        <w:t>}</w:t>
+      </w:r>
+    </w:p>
+    <w:p>
+      <w:pPr>
+        <w:rPr>
+          <w:i/>
+          <w:iCs/>
+          <w:sz w:val="16"/>
+          <w:szCs w:val="16"/>
+          <w:lang w:val="en-US"/>
+        </w:rPr>
+      </w:pPr>
+    </w:p>
+    <w:p>
+      <w:pPr>
+        <w:rPr>
+          <w:i/>
+          <w:iCs/>
+          <w:sz w:val="16"/>
+          <w:szCs w:val="16"/>
+          <w:lang w:val="en-US"/>
+        </w:rPr>
+      </w:pPr>
+      <w:r>
+        <w:rPr>
+          <w:i/>
+          <w:iCs/>
+          <w:sz w:val="16"/>
+          <w:szCs w:val="16"/>
+          <w:lang w:val="en-US"/>
+        </w:rPr>
+        <w:t>object "btc : Moneda" as m1 {</w:t>
+      </w:r>
+    </w:p>
+    <w:p>
+      <w:pPr>
+        <w:rPr>
+          <w:i/>
+          <w:iCs/>
+          <w:sz w:val="16"/>
+          <w:szCs w:val="16"/>
+          <w:lang w:val="en-US"/>
+        </w:rPr>
+      </w:pPr>
+      <w:r>
+        <w:rPr>
+          <w:i/>
+          <w:iCs/>
+          <w:sz w:val="16"/>
+          <w:szCs w:val="16"/>
+          <w:lang w:val="en-US"/>
+        </w:rPr>
+        <w:t>  id = "btc"</w:t>
+      </w:r>
+    </w:p>
+    <w:p>
+      <w:pPr>
+        <w:rPr>
+          <w:i/>
+          <w:iCs/>
+          <w:sz w:val="16"/>
+          <w:szCs w:val="16"/>
+          <w:lang w:val="en-US"/>
+        </w:rPr>
+      </w:pPr>
+      <w:r>
+        <w:rPr>
+          <w:i/>
+          <w:iCs/>
+          <w:sz w:val="16"/>
+          <w:szCs w:val="16"/>
+          <w:lang w:val="en-US"/>
+        </w:rPr>
+        <w:t>  nombre = "Bitcoin"</w:t>
+      </w:r>
+    </w:p>
+    <w:p>
+      <w:pPr>
+        <w:rPr>
+          <w:i/>
+          <w:iCs/>
+          <w:sz w:val="16"/>
+          <w:szCs w:val="16"/>
+          <w:lang w:val="en-US"/>
+        </w:rPr>
+      </w:pPr>
+      <w:r>
+        <w:rPr>
+          <w:i/>
+          <w:iCs/>
+          <w:sz w:val="16"/>
+          <w:szCs w:val="16"/>
+          <w:lang w:val="en-US"/>
+        </w:rPr>
+        <w:t>  simbolo = "BTC"</w:t>
+      </w:r>
+    </w:p>
+    <w:p>
+      <w:pPr>
+        <w:rPr>
+          <w:i/>
+          <w:iCs/>
+          <w:sz w:val="16"/>
+          <w:szCs w:val="16"/>
+          <w:lang w:val="en-US"/>
+        </w:rPr>
+      </w:pPr>
+      <w:r>
+        <w:rPr>
+          <w:i/>
+          <w:iCs/>
+          <w:sz w:val="16"/>
+          <w:szCs w:val="16"/>
+          <w:lang w:val="en-US"/>
+        </w:rPr>
+        <w:t>  precio_actual = 62430.12</w:t>
+      </w:r>
+    </w:p>
+    <w:p>
+      <w:pPr>
+        <w:rPr>
+          <w:i/>
+          <w:iCs/>
+          <w:sz w:val="16"/>
+          <w:szCs w:val="16"/>
+          <w:lang w:val="en-US"/>
+        </w:rPr>
+      </w:pPr>
+      <w:r>
+        <w:rPr>
+          <w:i/>
+          <w:iCs/>
+          <w:sz w:val="16"/>
+          <w:szCs w:val="16"/>
+          <w:lang w:val="en-US"/>
+        </w:rPr>
+        <w:t>}</w:t>
+      </w:r>
+    </w:p>
+    <w:p>
+      <w:pPr>
+        <w:rPr>
+          <w:i/>
+          <w:iCs/>
+          <w:sz w:val="16"/>
+          <w:szCs w:val="16"/>
+          <w:lang w:val="en-US"/>
+        </w:rPr>
+      </w:pPr>
+    </w:p>
+    <w:p>
+      <w:pPr>
+        <w:rPr>
+          <w:i/>
+          <w:iCs/>
+          <w:sz w:val="16"/>
+          <w:szCs w:val="16"/>
+          <w:lang w:val="en-US"/>
+        </w:rPr>
+      </w:pPr>
+      <w:r>
+        <w:rPr>
+          <w:i/>
+          <w:iCs/>
+          <w:sz w:val="16"/>
+          <w:szCs w:val="16"/>
+          <w:lang w:val="en-US"/>
+        </w:rPr>
+        <w:t>object "eth : Moneda" as m2 {</w:t>
+      </w:r>
+    </w:p>
+    <w:p>
+      <w:pPr>
+        <w:rPr>
+          <w:i/>
+          <w:iCs/>
+          <w:sz w:val="16"/>
+          <w:szCs w:val="16"/>
+          <w:lang w:val="en-US"/>
+        </w:rPr>
+      </w:pPr>
+      <w:r>
+        <w:rPr>
+          <w:i/>
+          <w:iCs/>
+          <w:sz w:val="16"/>
+          <w:szCs w:val="16"/>
+          <w:lang w:val="en-US"/>
+        </w:rPr>
+        <w:t>  id = "eth"</w:t>
+      </w:r>
+    </w:p>
+    <w:p>
+      <w:pPr>
+        <w:rPr>
+          <w:i/>
+          <w:iCs/>
+          <w:sz w:val="16"/>
+          <w:szCs w:val="16"/>
+          <w:lang w:val="en-US"/>
+        </w:rPr>
+      </w:pPr>
+      <w:r>
+        <w:rPr>
+          <w:i/>
+          <w:iCs/>
+          <w:sz w:val="16"/>
+          <w:szCs w:val="16"/>
+          <w:lang w:val="en-US"/>
+        </w:rPr>
+        <w:lastRenderedPageBreak/>
+        <w:t>  nombre = "Ethereum"</w:t>
+      </w:r>
+    </w:p>
+    <w:p>
+      <w:pPr>
+        <w:rPr>
+          <w:i/>
+          <w:iCs/>
+          <w:sz w:val="16"/>
+          <w:szCs w:val="16"/>
+          <w:lang w:val="en-US"/>
+        </w:rPr>
+      </w:pPr>
+      <w:r>
+        <w:rPr>
+          <w:i/>
+          <w:iCs/>
+          <w:sz w:val="16"/>
+          <w:szCs w:val="16"/>
+          <w:lang w:val="en-US"/>
+        </w:rPr>
+        <w:t>  simbolo = "ETH"</w:t>
+      </w:r>
+    </w:p>
+    <w:p>
+      <w:pPr>
+        <w:rPr>
+          <w:i/>
+          <w:iCs/>
+          <w:sz w:val="16"/>
+          <w:szCs w:val="16"/>
+          <w:lang w:val="en-US"/>
+        </w:rPr>
+      </w:pPr>
+      <w:r>
+        <w:rPr>
+          <w:i/>
+          <w:iCs/>
+          <w:sz w:val="16"/>
+          <w:szCs w:val="16"/>
+          <w:lang w:val="en-US"/>
+        </w:rPr>
+        <w:t>  precio_actual = 3412.55</w:t>
+      </w:r>
+    </w:p>
+    <w:p>
+      <w:pPr>
+        <w:rPr>
+          <w:i/>
+          <w:iCs/>
+          <w:sz w:val="16"/>
+          <w:szCs w:val="16"/>
+          <w:lang w:val="en-US"/>
+        </w:rPr>
+      </w:pPr>
+      <w:r>
+        <w:rPr>
+          <w:i/>
+          <w:iCs/>
+          <w:sz w:val="16"/>
+          <w:szCs w:val="16"/>
+          <w:lang w:val="en-US"/>
+        </w:rPr>
+        <w:t>}</w:t>
+      </w:r>
+    </w:p>
+    <w:p>
+      <w:pPr>
+        <w:rPr>
+          <w:i/>
+          <w:iCs/>
+          <w:sz w:val="16"/>
+          <w:szCs w:val="16"/>
+          <w:lang w:val="en-US"/>
+        </w:rPr>
+      </w:pPr>
+    </w:p>
+    <w:p>
+      <w:pPr>
+        <w:rPr>
+          <w:i/>
+          <w:iCs/>
+          <w:sz w:val="16"/>
+          <w:szCs w:val="16"/>
+          <w:lang w:val="en-US"/>
+        </w:rPr>
+      </w:pPr>
+      <w:r>
+        <w:rPr>
+          <w:i/>
+          <w:iCs/>
+          <w:sz w:val="16"/>
+          <w:szCs w:val="16"/>
+          <w:lang w:val="en-US"/>
+        </w:rPr>
+        <w:t>object "port_btc : Portafolio" as p1 {</w:t>
+      </w:r>
+    </w:p>
+    <w:p>
+      <w:pPr>
+        <w:rPr>
+          <w:i/>
+          <w:iCs/>
+          <w:sz w:val="16"/>
+          <w:szCs w:val="16"/>
+          <w:lang w:val="en-US"/>
+        </w:rPr>
+      </w:pPr>
+      <w:r>
+        <w:rPr>
+          <w:i/>
+          <w:iCs/>
+          <w:sz w:val="16"/>
+          <w:szCs w:val="16"/>
+          <w:lang w:val="en-US"/>
+        </w:rPr>
+        <w:t>  id = "P001"</w:t>
+      </w:r>
+    </w:p>
+    <w:p>
+      <w:pPr>
+        <w:rPr>
+          <w:i/>
+          <w:iCs/>
+          <w:sz w:val="16"/>
+          <w:szCs w:val="16"/>
+          <w:lang w:val="en-US"/>
+        </w:rPr>
+      </w:pPr>
+      <w:r>
+        <w:rPr>
+          <w:i/>
+          <w:iCs/>
+          <w:sz w:val="16"/>
+          <w:szCs w:val="16"/>
+          <w:lang w:val="en-US"/>
+        </w:rPr>
+        <w:t>  cantidad = 0.05</w:t>
+      </w:r>
+    </w:p>
+    <w:p>
+      <w:pPr>
+        <w:rPr>
+          <w:i/>
+          <w:iCs/>
+          <w:sz w:val="16"/>
+          <w:szCs w:val="16"/>
+          <w:lang w:val="en-US"/>
+        </w:rPr>
+      </w:pPr>
+      <w:r>
+        <w:rPr>
+          <w:i/>
+          <w:iCs/>
+          <w:sz w:val="16"/>
+          <w:szCs w:val="16"/>
+          <w:lang w:val="en-US"/>
+        </w:rPr>
+        <w:t>  costo_adquisicion = 3121.51</w:t>
+      </w:r>
+    </w:p>
+    <w:p>
+      <w:pPr>
+        <w:rPr>
+          <w:i/>
+          <w:iCs/>
+          <w:sz w:val="16"/>
+          <w:szCs w:val="16"/>
+          <w:lang w:val="en-US"/>
+        </w:rPr>
+      </w:pPr>
+      <w:r>
+        <w:rPr>
+          <w:i/>
+          <w:iCs/>
+          <w:sz w:val="16"/>
+          <w:szCs w:val="16"/>
+          <w:lang w:val="en-US"/>
+        </w:rPr>
+        <w:t>}</w:t>
+      </w:r>
+    </w:p>
+    <w:p>
+      <w:pPr>
+        <w:rPr>
+          <w:i/>
+          <w:iCs/>
+          <w:sz w:val="16"/>
+          <w:szCs w:val="16"/>
+          <w:lang w:val="en-US"/>
+        </w:rPr>
+      </w:pPr>
+    </w:p>
+    <w:p>
+      <w:pPr>
+        <w:rPr>
+          <w:i/>
+          <w:iCs/>
+          <w:sz w:val="16"/>
+          <w:szCs w:val="16"/>
+          <w:lang w:val="en-US"/>
+        </w:rPr>
+      </w:pPr>
+      <w:r>
+        <w:rPr>
+          <w:i/>
+          <w:iCs/>
+          <w:sz w:val="16"/>
+          <w:szCs w:val="16"/>
+          <w:lang w:val="en-US"/>
+        </w:rPr>
+        <w:t>object "tx001 : Transaccion" as t1 {</w:t>
+      </w:r>
+    </w:p>
+    <w:p>
+      <w:pPr>
+        <w:rPr>
+          <w:i/>
+          <w:iCs/>
+          <w:sz w:val="16"/>
+          <w:szCs w:val="16"/>
+          <w:lang w:val="en-US"/>
+        </w:rPr>
+      </w:pPr>
+      <w:r>
+        <w:rPr>
+          <w:i/>
+          <w:iCs/>
+          <w:sz w:val="16"/>
+          <w:szCs w:val="16"/>
+          <w:lang w:val="en-US"/>
+        </w:rPr>
+        <w:t>  id = "TX001"</w:t>
+      </w:r>
+    </w:p>
+    <w:p>
+      <w:pPr>
+        <w:rPr>
+          <w:i/>
+          <w:iCs/>
+          <w:sz w:val="16"/>
+          <w:szCs w:val="16"/>
+          <w:lang w:val="en-US"/>
+        </w:rPr>
+      </w:pPr>
+      <w:r>
+        <w:rPr>
+          <w:i/>
+          <w:iCs/>
+          <w:sz w:val="16"/>
+          <w:szCs w:val="16"/>
+          <w:lang w:val="en-US"/>
+        </w:rPr>
+        <w:t>  tipo = "COMPRA"</w:t>
+      </w:r>
+    </w:p>
+    <w:p>
+      <w:pPr>
+        <w:rPr>
+          <w:i/>
+          <w:iCs/>
+          <w:sz w:val="16"/>
+          <w:szCs w:val="16"/>
+          <w:lang w:val="en-US"/>
+        </w:rPr>
+      </w:pPr>
+      <w:r>
+        <w:rPr>
+          <w:i/>
+          <w:iCs/>
+          <w:sz w:val="16"/>
+          <w:szCs w:val="16"/>
+          <w:lang w:val="en-US"/>
+        </w:rPr>
+        <w:t>  cantidad = 0.05</w:t>
+      </w:r>
+    </w:p>
+    <w:p>
+      <w:pPr>
+        <w:rPr>
+          <w:i/>
+          <w:iCs/>
+          <w:sz w:val="16"/>
+          <w:szCs w:val="16"/>
+          <w:lang w:val="en-US"/>
+        </w:rPr>
+      </w:pPr>
+      <w:r>
+        <w:rPr>
+          <w:i/>
+          <w:iCs/>
+          <w:sz w:val="16"/>
+          <w:szCs w:val="16"/>
+          <w:lang w:val="en-US"/>
+        </w:rPr>
+        <w:t>  precio_unitario = 62430.12</w:t>
+      </w:r>
+    </w:p>
+    <w:p>
+      <w:pPr>
+        <w:rPr>
+          <w:i/>
+          <w:iCs/>
+          <w:sz w:val="16"/>
+          <w:szCs w:val="16"/>
+          <w:lang w:val="en-US"/>
+        </w:rPr>
+      </w:pPr>
+      <w:r>
+        <w:rPr>
+          <w:i/>
+          <w:iCs/>
+          <w:sz w:val="16"/>
+          <w:szCs w:val="16"/>
+          <w:lang w:val="en-US"/>
+        </w:rPr>
+        <w:t>  total = 3121.51</w:t>
+      </w:r>
+    </w:p>
+    <w:p>
+      <w:pPr>
+        <w:rPr>
+          <w:i/>
+          <w:iCs/>
+          <w:sz w:val="16"/>
+          <w:szCs w:val="16"/>
+          <w:lang w:val="en-US"/>
+        </w:rPr>
+      </w:pPr>
+      <w:r>
+        <w:rPr>
+          <w:i/>
+          <w:iCs/>
+          <w:sz w:val="16"/>
+          <w:szCs w:val="16"/>
+          <w:lang w:val="en-US"/>
+        </w:rPr>
+        <w:t>}</w:t>
+      </w:r>
+    </w:p>
+    <w:p>
+      <w:pPr>
+        <w:rPr>
+          <w:i/>
+          <w:iCs/>
+          <w:sz w:val="16"/>
+          <w:szCs w:val="16"/>
+          <w:lang w:val="en-US"/>
+        </w:rPr>
+      </w:pPr>
+    </w:p>
+    <w:p>
+      <w:pPr>
+        <w:rPr>
+          <w:i/>
+          <w:iCs/>
+          <w:sz w:val="16"/>
+          <w:szCs w:val="16"/>
+          <w:lang w:val="en-US"/>
+        </w:rPr>
+      </w:pPr>
+      <w:r>
+        <w:rPr>
+          <w:i/>
+          <w:iCs/>
+          <w:sz w:val="16"/>
+          <w:szCs w:val="16"/>
+          <w:lang w:val="en-US"/>
+        </w:rPr>
+        <w:t>u1 --&gt; p1</w:t>
+      </w:r>
+    </w:p>
+    <w:p>
+      <w:pPr>
+        <w:rPr>
+          <w:i/>
+          <w:iCs/>
+          <w:sz w:val="16"/>
+          <w:szCs w:val="16"/>
+          <w:lang w:val="en-US"/>
+        </w:rPr>
+      </w:pPr>
+      <w:r>
+        <w:rPr>
+          <w:i/>
+          <w:iCs/>
+          <w:sz w:val="16"/>
+          <w:szCs w:val="16"/>
+          <w:lang w:val="en-US"/>
+        </w:rPr>
+        <w:t>p1 --&gt; m1</w:t>
+      </w:r>
+    </w:p>
+    <w:p>
+      <w:pPr>
+        <w:rPr>
+          <w:i/>
+          <w:iCs/>
+          <w:sz w:val="16"/>
+          <w:szCs w:val="16"/>
+        </w:rPr>
+      </w:pPr>
+      <w:r>
+        <w:rPr>
+          <w:i/>
+          <w:iCs/>
+          <w:sz w:val="16"/>
+          <w:szCs w:val="16"/>
+        </w:rPr>
+        <w:t>u1 --&gt; t1</w:t>
+      </w:r>
+    </w:p>
+    <w:p>
+      <w:pPr>
+        <w:rPr>
+          <w:i/>
+          <w:iCs/>
+          <w:sz w:val="16"/>
+          <w:szCs w:val="16"/>
+        </w:rPr>
+      </w:pPr>
+      <w:r>
+        <w:rPr>
+          <w:i/>
+          <w:iCs/>
+          <w:sz w:val="16"/>
+          <w:szCs w:val="16"/>
+        </w:rPr>
+        <w:t>t1 --&gt; m1</w:t>
+      </w:r>
+    </w:p>
+    <w:p>
+      <w:pPr>
+        <w:rPr>
+          <w:i/>
+          <w:iCs/>
+          <w:sz w:val="16"/>
+          <w:szCs w:val="16"/>
+        </w:rPr>
+      </w:pPr>
+    </w:p>
+    <w:p>
+      <w:pPr>
+        <w:rPr>
+          <w:i/>
+          <w:iCs/>
+          <w:sz w:val="16"/>
+          <w:szCs w:val="16"/>
+        </w:rPr>
+      </w:pPr>
+      <w:r>
+        <w:rPr>
+          <w:i/>
+          <w:iCs/>
+          <w:sz w:val="16"/>
+          <w:szCs w:val="16"/>
+        </w:rPr>
+        <w:t>@enduml</w:t>
+      </w:r>
+    </w:p>
+    <w:p/>
+    <w:p/>
+    <w:p>
+      <w:r>
+        <w:br w:type="page"/>
+      </w:r>
+    </w:p>
+    <w:p>
+      <w:r>
+        <w:lastRenderedPageBreak/>
+        <w:t>Diagrama de paquetes</w:t>
+      </w:r>
+    </w:p>
+    <w:p>
+      <w:r>
+        <w:drawing>
+          <wp:inline distT="0" distB="0" distL="0" distR="0" wp14:anchorId="5A612858" wp14:editId="37A0D2E0">
+            <wp:extent cx="5511718" cy="2037080"/>
+            <wp:effectExtent l="0" t="0" r="0" b="1270"/>
+            <wp:docPr id="1192733308" name="Imagen 1"/>
+            <wp:cNvGraphicFramePr>
+              <a:graphicFrameLocks xmlns:a="http://schemas.openxmlformats.org/drawingml/2006/main" noChangeAspect="1"/>
+            </wp:cNvGraphicFramePr>
+            <a:graphic xmlns:a="http://schemas.openxmlformats.org/drawingml/2006/main">
+              <a:graphicData uri="http://schemas.openxmlformats.org/drawingml/2006/picture">
+                <pic:pic xmlns:pic="http://schemas.openxmlformats.org/drawingml/2006/picture">
+                  <pic:nvPicPr>
+                    <pic:cNvPr id="1192733308" name=""/>
+                    <pic:cNvPicPr/>
+                  </pic:nvPicPr>
+                  <pic:blipFill>
+                    <a:blip r:embed="rId9"/>
+                    <a:stretch>
+                      <a:fillRect/>
+                    </a:stretch>
+                  </pic:blipFill>
+                  <pic:spPr>
+                    <a:xfrm>
+                      <a:off x="0" y="0"/>
+                      <a:ext cx="5517134" cy="2039082"/>
+                    </a:xfrm>
+                    <a:prstGeom prst="rect">
+                      <a:avLst/>
+                    </a:prstGeom>
+                  </pic:spPr>
+                </pic:pic>
+              </a:graphicData>
+            </a:graphic>
+          </wp:inline>
+        </w:drawing>
+      </w:r>
+    </w:p>
+    <w:p>
+      <w:pPr>
+        <w:rPr>
+          <w:i/>
+          <w:iCs/>
+          <w:sz w:val="16"/>
+          <w:szCs w:val="16"/>
+          <w:lang w:val="en-US"/>
+        </w:rPr>
+      </w:pPr>
+      <w:r>
+        <w:rPr>
+          <w:i/>
+          <w:iCs/>
+          <w:sz w:val="16"/>
+          <w:szCs w:val="16"/>
+          <w:lang w:val="en-US"/>
+        </w:rPr>
+        <w:t>@startuml</w:t>
+      </w:r>
+    </w:p>
+    <w:p>
+      <w:pPr>
+        <w:rPr>
+          <w:i/>
+          <w:iCs/>
+          <w:sz w:val="16"/>
+          <w:szCs w:val="16"/>
+          <w:lang w:val="en-US"/>
+        </w:rPr>
+      </w:pPr>
+      <w:r>
+        <w:rPr>
+          <w:i/>
+          <w:iCs/>
+          <w:sz w:val="16"/>
+          <w:szCs w:val="16"/>
+          <w:lang w:val="en-US"/>
+        </w:rPr>
+        <w:t>title Diagrama de Paquetes - Simulador de Inversiones en Criptomonedas</w:t>
+      </w:r>
+    </w:p>
+    <w:p>
+      <w:pPr>
+        <w:rPr>
+          <w:i/>
+          <w:iCs/>
+          <w:sz w:val="16"/>
+          <w:szCs w:val="16"/>
+          <w:lang w:val="en-US"/>
+        </w:rPr>
+      </w:pPr>
+    </w:p>
+    <w:p>
+      <w:pPr>
+        <w:rPr>
+          <w:i/>
+          <w:iCs/>
+          <w:sz w:val="16"/>
+          <w:szCs w:val="16"/>
+          <w:lang w:val="en-US"/>
+        </w:rPr>
+      </w:pPr>
+      <w:r>
+        <w:rPr>
+          <w:i/>
+          <w:iCs/>
+          <w:sz w:val="16"/>
+          <w:szCs w:val="16"/>
+          <w:lang w:val="en-US"/>
+        </w:rPr>
+        <w:t>package "Presentacion" {</w:t>
+      </w:r>
+    </w:p>
+    <w:p>
+      <w:pPr>
+        <w:rPr>
+          <w:i/>
+          <w:iCs/>
+          <w:sz w:val="16"/>
+          <w:szCs w:val="16"/>
+          <w:lang w:val="en-US"/>
+        </w:rPr>
+      </w:pPr>
+      <w:r>
+        <w:rPr>
+          <w:i/>
+          <w:iCs/>
+          <w:sz w:val="16"/>
+          <w:szCs w:val="16"/>
+          <w:lang w:val="en-US"/>
+        </w:rPr>
+        <w:t>  [Login/Registro]</w:t>
+      </w:r>
+    </w:p>
+    <w:p>
+      <w:pPr>
+        <w:rPr>
+          <w:i/>
+          <w:iCs/>
+          <w:sz w:val="16"/>
+          <w:szCs w:val="16"/>
+          <w:lang w:val="en-US"/>
+        </w:rPr>
+      </w:pPr>
+      <w:r>
+        <w:rPr>
+          <w:i/>
+          <w:iCs/>
+          <w:sz w:val="16"/>
+          <w:szCs w:val="16"/>
+          <w:lang w:val="en-US"/>
+        </w:rPr>
+        <w:t>  [Dashboard]</w:t>
+      </w:r>
+    </w:p>
+    <w:p>
+      <w:pPr>
+        <w:rPr>
+          <w:i/>
+          <w:iCs/>
+          <w:sz w:val="16"/>
+          <w:szCs w:val="16"/>
+          <w:lang w:val="en-US"/>
+        </w:rPr>
+      </w:pPr>
+      <w:r>
+        <w:rPr>
+          <w:i/>
+          <w:iCs/>
+          <w:sz w:val="16"/>
+          <w:szCs w:val="16"/>
+          <w:lang w:val="en-US"/>
+        </w:rPr>
+        <w:t>  [Mercado]</w:t>
+      </w:r>
+    </w:p>
+    <w:p>
+      <w:pPr>
+        <w:rPr>
+          <w:i/>
+          <w:iCs/>
+          <w:sz w:val="16"/>
+          <w:szCs w:val="16"/>
+          <w:lang w:val="en-US"/>
+        </w:rPr>
+      </w:pPr>
+      <w:r>
+        <w:rPr>
+          <w:i/>
+          <w:iCs/>
+          <w:sz w:val="16"/>
+          <w:szCs w:val="16"/>
+          <w:lang w:val="en-US"/>
+        </w:rPr>
+        <w:t>  [Detalle/Trading]</w:t>
+      </w:r>
+    </w:p>
+    <w:p>
+      <w:pPr>
+        <w:rPr>
+          <w:i/>
+          <w:iCs/>
+          <w:sz w:val="16"/>
+          <w:szCs w:val="16"/>
+          <w:lang w:val="en-US"/>
+        </w:rPr>
+      </w:pPr>
+      <w:r>
+        <w:rPr>
+          <w:i/>
+          <w:iCs/>
+          <w:sz w:val="16"/>
+          <w:szCs w:val="16"/>
+          <w:lang w:val="en-US"/>
+        </w:rPr>
+        <w:t>  [Portafolio]</w:t>
+      </w:r>
+    </w:p>
+    <w:p>
+      <w:pPr>
+        <w:rPr>
+          <w:i/>
+          <w:iCs/>
+          <w:sz w:val="16"/>
+          <w:szCs w:val="16"/>
+          <w:lang w:val="en-US"/>
+        </w:rPr>
+      </w:pPr>
+      <w:r>
+        <w:rPr>
+          <w:i/>
+          <w:iCs/>
+          <w:sz w:val="16"/>
+          <w:szCs w:val="16"/>
+          <w:lang w:val="en-US"/>
+        </w:rPr>
+        <w:t>  [Historial]</w:t>
+      </w:r>
+    </w:p>
+    <w:p>
+      <w:pPr>
+        <w:rPr>
+          <w:i/>
+          <w:iCs/>
+          <w:sz w:val="16"/>
+          <w:szCs w:val="16"/>
+          <w:lang w:val="en-US"/>
+        </w:rPr>
+      </w:pPr>
+      <w:r>
+        <w:rPr>
+          <w:i/>
+          <w:iCs/>
+          <w:sz w:val="16"/>
+          <w:szCs w:val="16"/>
+          <w:lang w:val="en-US"/>
+        </w:rPr>
+        <w:t>  [Perfil/Config]</w:t>
+      </w:r>
+    </w:p>
+    <w:p>
+      <w:pPr>
+        <w:rPr>
+          <w:i/>
+          <w:iCs/>
+          <w:sz w:val="16"/>
+          <w:szCs w:val="16"/>
+          <w:lang w:val="en-US"/>
+        </w:rPr>
+      </w:pPr>
+      <w:r>
+        <w:rPr>
+          <w:i/>
+          <w:iCs/>
+          <w:sz w:val="16"/>
+          <w:szCs w:val="16"/>
+          <w:lang w:val="en-US"/>
+        </w:rPr>
+        <w:t>  [Educación/Ayuda]</w:t>
+      </w:r>
+    </w:p>
+    <w:p>
+      <w:pPr>
+        <w:rPr>
+          <w:i/>
+          <w:iCs/>
+          <w:sz w:val="16"/>
+          <w:szCs w:val="16"/>
+          <w:lang w:val="en-US"/>
+        </w:rPr>
+      </w:pPr>
+      <w:r>
+        <w:rPr>
+          <w:i/>
+          <w:iCs/>
+          <w:sz w:val="16"/>
+          <w:szCs w:val="16"/>
+          <w:lang w:val="en-US"/>
+        </w:rPr>
+        <w:t>}</w:t>
+      </w:r>
+    </w:p>
+    <w:p>
+      <w:pPr>
+        <w:rPr>
+          <w:i/>
+          <w:iCs/>
+          <w:sz w:val="16"/>
+          <w:szCs w:val="16"/>
+          <w:lang w:val="en-US"/>
+        </w:rPr>
+      </w:pPr>
+    </w:p>
+    <w:p>
+      <w:pPr>
+        <w:rPr>
+          <w:i/>
+          <w:iCs/>
+          <w:sz w:val="16"/>
+          <w:szCs w:val="16"/>
+          <w:lang w:val="en-US"/>
+        </w:rPr>
+      </w:pPr>
+      <w:r>
+        <w:rPr>
+          <w:i/>
+          <w:iCs/>
+          <w:sz w:val="16"/>
+          <w:szCs w:val="16"/>
+          <w:lang w:val="en-US"/>
+        </w:rPr>
+        <w:t>package "Logica de Negocio" {</w:t>
+      </w:r>
+    </w:p>
+    <w:p>
+      <w:pPr>
+        <w:rPr>
+          <w:i/>
+          <w:iCs/>
+          <w:sz w:val="16"/>
+          <w:szCs w:val="16"/>
+          <w:lang w:val="en-US"/>
+        </w:rPr>
+      </w:pPr>
+      <w:r>
+        <w:rPr>
+          <w:i/>
+          <w:iCs/>
+          <w:sz w:val="16"/>
+          <w:szCs w:val="16"/>
+          <w:lang w:val="en-US"/>
+        </w:rPr>
+        <w:t>  [Power Fx]</w:t>
+      </w:r>
+    </w:p>
+    <w:p>
+      <w:pPr>
+        <w:rPr>
+          <w:i/>
+          <w:iCs/>
+          <w:sz w:val="16"/>
+          <w:szCs w:val="16"/>
+          <w:lang w:val="en-US"/>
+        </w:rPr>
+      </w:pPr>
+      <w:r>
+        <w:rPr>
+          <w:i/>
+          <w:iCs/>
+          <w:sz w:val="16"/>
+          <w:szCs w:val="16"/>
+          <w:lang w:val="en-US"/>
+        </w:rPr>
+        <w:t>  [Validaciones]</w:t>
+      </w:r>
+    </w:p>
+    <w:p>
+      <w:pPr>
+        <w:rPr>
+          <w:i/>
+          <w:iCs/>
+          <w:sz w:val="16"/>
+          <w:szCs w:val="16"/>
+          <w:lang w:val="en-US"/>
+        </w:rPr>
+      </w:pPr>
+      <w:r>
+        <w:rPr>
+          <w:i/>
+          <w:iCs/>
+          <w:sz w:val="16"/>
+          <w:szCs w:val="16"/>
+          <w:lang w:val="en-US"/>
+        </w:rPr>
+        <w:t>  [Calculos]</w:t>
+      </w:r>
+    </w:p>
+    <w:p>
+      <w:pPr>
+        <w:rPr>
+          <w:i/>
+          <w:iCs/>
+          <w:sz w:val="16"/>
+          <w:szCs w:val="16"/>
+          <w:lang w:val="en-US"/>
+        </w:rPr>
+      </w:pPr>
+      <w:r>
+        <w:rPr>
+          <w:i/>
+          <w:iCs/>
+          <w:sz w:val="16"/>
+          <w:szCs w:val="16"/>
+          <w:lang w:val="en-US"/>
+        </w:rPr>
+        <w:t>}</w:t>
+      </w:r>
+    </w:p>
+    <w:p>
+      <w:pPr>
+        <w:rPr>
+          <w:i/>
+          <w:iCs/>
+          <w:sz w:val="16"/>
+          <w:szCs w:val="16"/>
+          <w:lang w:val="en-US"/>
+        </w:rPr>
+      </w:pPr>
+    </w:p>
+    <w:p>
+      <w:pPr>
+        <w:rPr>
+          <w:i/>
+          <w:iCs/>
+          <w:sz w:val="16"/>
+          <w:szCs w:val="16"/>
+          <w:lang w:val="en-US"/>
+        </w:rPr>
+      </w:pPr>
+      <w:r>
+        <w:rPr>
+          <w:i/>
+          <w:iCs/>
+          <w:sz w:val="16"/>
+          <w:szCs w:val="16"/>
+          <w:lang w:val="en-US"/>
+        </w:rPr>
+        <w:t>package "Datos" {</w:t>
+      </w:r>
+    </w:p>
+    <w:p>
+      <w:pPr>
+        <w:rPr>
+          <w:i/>
+          <w:iCs/>
+          <w:sz w:val="16"/>
+          <w:szCs w:val="16"/>
+          <w:lang w:val="en-US"/>
+        </w:rPr>
+      </w:pPr>
+      <w:r>
+        <w:rPr>
+          <w:i/>
+          <w:iCs/>
+          <w:sz w:val="16"/>
+          <w:szCs w:val="16"/>
+          <w:lang w:val="en-US"/>
+        </w:rPr>
+        <w:t>  [Dataverse]</w:t>
+      </w:r>
+    </w:p>
+    <w:p>
+      <w:pPr>
+        <w:rPr>
+          <w:i/>
+          <w:iCs/>
+          <w:sz w:val="16"/>
+          <w:szCs w:val="16"/>
+          <w:lang w:val="en-US"/>
+        </w:rPr>
+      </w:pPr>
+      <w:r>
+        <w:rPr>
+          <w:i/>
+          <w:iCs/>
+          <w:sz w:val="16"/>
+          <w:szCs w:val="16"/>
+          <w:lang w:val="en-US"/>
+        </w:rPr>
+        <w:t>  [API Precios]</w:t>
+      </w:r>
+    </w:p>
+    <w:p>
+      <w:pPr>
+        <w:rPr>
+          <w:i/>
+          <w:iCs/>
+          <w:sz w:val="16"/>
+          <w:szCs w:val="16"/>
+          <w:lang w:val="en-US"/>
+        </w:rPr>
+      </w:pPr>
+      <w:r>
+        <w:rPr>
+          <w:i/>
+          <w:iCs/>
+          <w:sz w:val="16"/>
+          <w:szCs w:val="16"/>
+          <w:lang w:val="en-US"/>
+        </w:rPr>
+        <w:t>}</w:t>
+      </w:r>
+    </w:p>
+    <w:p>
+      <w:pPr>
+        <w:rPr>
+          <w:i/>
+          <w:iCs/>
+          <w:sz w:val="16"/>
+          <w:szCs w:val="16"/>
+          <w:lang w:val="en-US"/>
+        </w:rPr>
+      </w:pPr>
+    </w:p>
+    <w:p>
+      <w:pPr>
+        <w:rPr>
+          <w:i/>
+          <w:iCs/>
+          <w:sz w:val="16"/>
+          <w:szCs w:val="16"/>
+          <w:lang w:val="en-US"/>
+        </w:rPr>
+      </w:pPr>
+      <w:r>
+        <w:rPr>
+          <w:i/>
+          <w:iCs/>
+          <w:sz w:val="16"/>
+          <w:szCs w:val="16"/>
+          <w:lang w:val="en-US"/>
+        </w:rPr>
+        <w:t>package "Componentes" {</w:t>
+      </w:r>
+    </w:p>
+    <w:p>
+      <w:pPr>
+        <w:rPr>
+          <w:i/>
+          <w:iCs/>
+          <w:sz w:val="16"/>
+          <w:szCs w:val="16"/>
+          <w:lang w:val="en-US"/>
+        </w:rPr>
+      </w:pPr>
+      <w:r>
+        <w:rPr>
+          <w:i/>
+          <w:iCs/>
+          <w:sz w:val="16"/>
+          <w:szCs w:val="16"/>
+          <w:lang w:val="en-US"/>
+        </w:rPr>
+        <w:lastRenderedPageBreak/>
+        <w:t>  [compTabBar]</w:t>
+      </w:r>
+    </w:p>
+    <w:p>
+      <w:pPr>
+        <w:rPr>
+          <w:i/>
+          <w:iCs/>
+          <w:sz w:val="16"/>
+          <w:szCs w:val="16"/>
+          <w:lang w:val="en-US"/>
+        </w:rPr>
+      </w:pPr>
+      <w:r>
+        <w:rPr>
+          <w:i/>
+          <w:iCs/>
+          <w:sz w:val="16"/>
+          <w:szCs w:val="16"/>
+          <w:lang w:val="en-US"/>
+        </w:rPr>
+        <w:t>}</w:t>
+      </w:r>
+    </w:p>
+    <w:p>
+      <w:pPr>
+        <w:rPr>
+          <w:i/>
+          <w:iCs/>
+          <w:sz w:val="16"/>
+          <w:szCs w:val="16"/>
+          <w:lang w:val="en-US"/>
+        </w:rPr>
+      </w:pPr>
+    </w:p>
+    <w:p>
+      <w:pPr>
+        <w:rPr>
+          <w:i/>
+          <w:iCs/>
+          <w:sz w:val="16"/>
+          <w:szCs w:val="16"/>
+          <w:lang w:val="en-US"/>
+        </w:rPr>
+      </w:pPr>
+      <w:r>
+        <w:rPr>
+          <w:i/>
+          <w:iCs/>
+          <w:sz w:val="16"/>
+          <w:szCs w:val="16"/>
+          <w:lang w:val="en-US"/>
+        </w:rPr>
+        <w:t>Presentacion --&gt; "Logica de Negocio"</w:t>
+      </w:r>
+    </w:p>
+    <w:p>
+      <w:pPr>
+        <w:rPr>
+          <w:i/>
+          <w:iCs/>
+          <w:sz w:val="16"/>
+          <w:szCs w:val="16"/>
+          <w:lang w:val="en-US"/>
+        </w:rPr>
+      </w:pPr>
+      <w:r>
+        <w:rPr>
+          <w:i/>
+          <w:iCs/>
+          <w:sz w:val="16"/>
+          <w:szCs w:val="16"/>
+          <w:lang w:val="en-US"/>
+        </w:rPr>
+        <w:t>Presentacion --&gt; Componentes</w:t>
+      </w:r>
+    </w:p>
+    <w:p>
+      <w:pPr>
+        <w:rPr>
+          <w:i/>
+          <w:iCs/>
+          <w:sz w:val="16"/>
+          <w:szCs w:val="16"/>
+        </w:rPr>
+      </w:pPr>
+      <w:r>
+        <w:rPr>
+          <w:i/>
+          <w:iCs/>
+          <w:sz w:val="16"/>
+          <w:szCs w:val="16"/>
+        </w:rPr>
+        <w:t>"Logica de Negocio" --&gt; Datos</w:t>
+      </w:r>
+    </w:p>
+    <w:p>
+      <w:pPr>
+        <w:rPr>
+          <w:i/>
+          <w:iCs/>
+          <w:sz w:val="16"/>
+          <w:szCs w:val="16"/>
+        </w:rPr>
+      </w:pPr>
+    </w:p>
+    <w:p>
+      <w:pPr>
+        <w:rPr>
+          <w:i/>
+          <w:iCs/>
+          <w:sz w:val="16"/>
+          <w:szCs w:val="16"/>
+        </w:rPr>
+      </w:pPr>
+      <w:r>
+        <w:rPr>
+          <w:i/>
+          <w:iCs/>
+          <w:sz w:val="16"/>
+          <w:szCs w:val="16"/>
+        </w:rPr>
+        <w:t>@enduml</w:t>
+      </w:r>
+    </w:p>
+    <w:p/>
+    <w:p>
+      <w:r>
+        <w:br/>
+      </w:r>
+    </w:p>
+    <w:p>
+      <w:r>
+        <w:br w:type="page"/>
+      </w:r>
+    </w:p>
+    <w:p>
+      <w:r>
+        <w:lastRenderedPageBreak/>
+        <w:t>Diagrama de casos</w:t>
+      </w:r>
+    </w:p>
+    <w:p>
+      <w:pPr>
+        <w:jc w:val="center"/>
+      </w:pPr>
+      <w:r>
+        <w:drawing>
+          <wp:inline distT="0" distB="0" distL="0" distR="0" wp14:anchorId="71045CB1" wp14:editId="54834554">
+            <wp:extent cx="3245386" cy="3479707"/>
+            <wp:effectExtent l="0" t="0" r="0" b="6985"/>
+            <wp:docPr id="2022964257" name="Imagen 1"/>
+            <wp:cNvGraphicFramePr>
+              <a:graphicFrameLocks xmlns:a="http://schemas.openxmlformats.org/drawingml/2006/main" noChangeAspect="1"/>
+            </wp:cNvGraphicFramePr>
+            <a:graphic xmlns:a="http://schemas.openxmlformats.org/drawingml/2006/main">
+              <a:graphicData uri="http://schemas.openxmlformats.org/drawingml/2006/picture">
+                <pic:pic xmlns:pic="http://schemas.openxmlformats.org/drawingml/2006/picture">
+                  <pic:nvPicPr>
+                    <pic:cNvPr id="2022964257" name=""/>
+                    <pic:cNvPicPr/>
+                  </pic:nvPicPr>
+                  <pic:blipFill>
+                    <a:blip r:embed="rId10"/>
+                    <a:stretch>
+                      <a:fillRect/>
+                    </a:stretch>
+                  </pic:blipFill>
+                  <pic:spPr>
+                    <a:xfrm>
+                      <a:off x="0" y="0"/>
+                      <a:ext cx="3255188" cy="3490216"/>
+                    </a:xfrm>
+                    <a:prstGeom prst="rect">
+                      <a:avLst/>
+                    </a:prstGeom>
+                  </pic:spPr>
+                </pic:pic>
+              </a:graphicData>
+            </a:graphic>
+          </wp:inline>
+        </w:drawing>
+      </w:r>
+      <w:r>
+        <w:drawing>
+          <wp:inline distT="0" distB="0" distL="0" distR="0" wp14:anchorId="5A6FE615" wp14:editId="29126D40">
+            <wp:extent cx="3249962" cy="2619375"/>
+            <wp:effectExtent l="0" t="0" r="7620" b="0"/>
+            <wp:docPr id="997352145" name="Imagen 1"/>
+            <wp:cNvGraphicFramePr>
+              <a:graphicFrameLocks xmlns:a="http://schemas.openxmlformats.org/drawingml/2006/main" noChangeAspect="1"/>
+            </wp:cNvGraphicFramePr>
+            <a:graphic xmlns:a="http://schemas.openxmlformats.org/drawingml/2006/main">
+              <a:graphicData uri="http://schemas.openxmlformats.org/drawingml/2006/picture">
+                <pic:pic xmlns:pic="http://schemas.openxmlformats.org/drawingml/2006/picture">
+                  <pic:nvPicPr>
+                    <pic:cNvPr id="997352145" name=""/>
+                    <pic:cNvPicPr/>
+                  </pic:nvPicPr>
+                  <pic:blipFill rotWithShape="1">
+                    <a:blip r:embed="rId11"/>
+                    <a:srcRect t="17183"/>
+                    <a:stretch>
+                      <a:fillRect/>
+                    </a:stretch>
+                  </pic:blipFill>
+                  <pic:spPr bwMode="auto">
+                    <a:xfrm>
+                      <a:off x="0" y="0"/>
+                      <a:ext cx="3257974" cy="2625833"/>
+                    </a:xfrm>
+                    <a:prstGeom prst="rect">
+                      <a:avLst/>
+                    </a:prstGeom>
+                    <a:ln>
+                      <a:noFill/>
+                    </a:ln>
+                    <a:extLst>
+                      <a:ext uri="{53640926-AAD7-44D8-BBD7-CCE9431645EC}">
+                        <a14:shadowObscured xmlns:a14="http://schemas.microsoft.com/office/drawing/2010/main"/>
+                      </a:ext>
+                    </a:extLst>
+                  </pic:spPr>
+                </pic:pic>
+              </a:graphicData>
+            </a:graphic>
+          </wp:inline>
+        </w:drawing>
+      </w:r>
+    </w:p>
+    <w:p>
+      <w:pPr>
+        <w:rPr>
+          <w:i/>
+          <w:iCs/>
+          <w:sz w:val="16"/>
+          <w:szCs w:val="16"/>
+          <w:lang w:val="en-US"/>
+        </w:rPr>
+      </w:pPr>
+      <w:r>
+        <w:rPr>
+          <w:i/>
+          <w:iCs/>
+          <w:sz w:val="16"/>
+          <w:szCs w:val="16"/>
+          <w:lang w:val="en-US"/>
+        </w:rPr>
+        <w:t>@startuml</w:t>
+      </w:r>
+    </w:p>
+    <w:p>
+      <w:pPr>
+        <w:rPr>
+          <w:i/>
+          <w:iCs/>
+          <w:sz w:val="16"/>
+          <w:szCs w:val="16"/>
+          <w:lang w:val="en-US"/>
+        </w:rPr>
+      </w:pPr>
+      <w:r>
+        <w:rPr>
+          <w:i/>
+          <w:iCs/>
+          <w:sz w:val="16"/>
+          <w:szCs w:val="16"/>
+          <w:lang w:val="en-US"/>
+        </w:rPr>
+        <w:t>title Diagrama de Casos de Uso - Simulador de Inversiones en Criptomonedas</w:t>
+      </w:r>
+    </w:p>
+    <w:p>
+      <w:pPr>
+        <w:rPr>
+          <w:i/>
+          <w:iCs/>
+          <w:sz w:val="16"/>
+          <w:szCs w:val="16"/>
+          <w:lang w:val="en-US"/>
+        </w:rPr>
+      </w:pPr>
+    </w:p>
+    <w:p>
+      <w:pPr>
+        <w:rPr>
+          <w:i/>
+          <w:iCs/>
+          <w:sz w:val="16"/>
+          <w:szCs w:val="16"/>
+          <w:lang w:val="en-US"/>
+        </w:rPr>
+      </w:pPr>
+      <w:r>
+        <w:rPr>
+          <w:i/>
+          <w:iCs/>
+          <w:sz w:val="16"/>
+          <w:szCs w:val="16"/>
+          <w:lang w:val="en-US"/>
+        </w:rPr>
+        <w:t>left to right direction</w:t>
+      </w:r>
+    </w:p>
+    <w:p>
+      <w:pPr>
+        <w:rPr>
+          <w:i/>
+          <w:iCs/>
+          <w:sz w:val="16"/>
+          <w:szCs w:val="16"/>
+          <w:lang w:val="en-US"/>
+        </w:rPr>
+      </w:pPr>
+      <w:r>
+        <w:rPr>
+          <w:i/>
+          <w:iCs/>
+          <w:sz w:val="16"/>
+          <w:szCs w:val="16"/>
+          <w:lang w:val="en-US"/>
+        </w:rPr>
+        <w:t>actor "Usuario" as U</w:t>
+      </w:r>
+    </w:p>
+    <w:p>
+      <w:pPr>
+        <w:rPr>
+          <w:i/>
+          <w:iCs/>
+          <w:sz w:val="16"/>
+          <w:szCs w:val="16"/>
+          <w:lang w:val="en-US"/>
+        </w:rPr>
+      </w:pPr>
+    </w:p>
+    <w:p>
+      <w:pPr>
+        <w:rPr>
+          <w:i/>
+          <w:iCs/>
+          <w:sz w:val="16"/>
+          <w:szCs w:val="16"/>
+          <w:lang w:val="en-US"/>
+        </w:rPr>
+      </w:pPr>
+      <w:r>
+        <w:rPr>
+          <w:i/>
+          <w:iCs/>
+          <w:sz w:val="16"/>
+          <w:szCs w:val="16"/>
+          <w:lang w:val="en-US"/>
+        </w:rPr>
+        <w:t>rectangle "Simulador Cripto" {</w:t>
+      </w:r>
+    </w:p>
+    <w:p>
+      <w:pPr>
+        <w:rPr>
+          <w:i/>
+          <w:iCs/>
+          <w:sz w:val="16"/>
+          <w:szCs w:val="16"/>
+          <w:lang w:val="en-US"/>
+        </w:rPr>
+      </w:pPr>
+      <w:r>
+        <w:rPr>
+          <w:i/>
+          <w:iCs/>
+          <w:sz w:val="16"/>
+          <w:szCs w:val="16"/>
+          <w:lang w:val="en-US"/>
+        </w:rPr>
+        <w:t>  usecase "Registrarse" as UC01</w:t>
+      </w:r>
+    </w:p>
+    <w:p>
+      <w:pPr>
+        <w:rPr>
+          <w:i/>
+          <w:iCs/>
+          <w:sz w:val="16"/>
+          <w:szCs w:val="16"/>
+          <w:lang w:val="en-US"/>
+        </w:rPr>
+      </w:pPr>
+      <w:r>
+        <w:rPr>
+          <w:i/>
+          <w:iCs/>
+          <w:sz w:val="16"/>
+          <w:szCs w:val="16"/>
+          <w:lang w:val="en-US"/>
+        </w:rPr>
+        <w:t>  usecase "Iniciar Sesion" as UC02</w:t>
+      </w:r>
+    </w:p>
+    <w:p>
+      <w:pPr>
+        <w:rPr>
+          <w:i/>
+          <w:iCs/>
+          <w:sz w:val="16"/>
+          <w:szCs w:val="16"/>
+          <w:lang w:val="en-US"/>
+        </w:rPr>
+      </w:pPr>
+      <w:r>
+        <w:rPr>
+          <w:i/>
+          <w:iCs/>
+          <w:sz w:val="16"/>
+          <w:szCs w:val="16"/>
+          <w:lang w:val="en-US"/>
+        </w:rPr>
+        <w:lastRenderedPageBreak/>
+        <w:t>  usecase "Cerrar Sesion" as UC17</w:t>
+      </w:r>
+    </w:p>
+    <w:p>
+      <w:pPr>
+        <w:rPr>
+          <w:i/>
+          <w:iCs/>
+          <w:sz w:val="16"/>
+          <w:szCs w:val="16"/>
+          <w:lang w:val="en-US"/>
+        </w:rPr>
+      </w:pPr>
+      <w:r>
+        <w:rPr>
+          <w:i/>
+          <w:iCs/>
+          <w:sz w:val="16"/>
+          <w:szCs w:val="16"/>
+          <w:lang w:val="en-US"/>
+        </w:rPr>
+        <w:t>  usecase "Ver Dashboard" as UC19</w:t>
+      </w:r>
+    </w:p>
+    <w:p>
+      <w:pPr>
+        <w:rPr>
+          <w:i/>
+          <w:iCs/>
+          <w:sz w:val="16"/>
+          <w:szCs w:val="16"/>
+          <w:lang w:val="en-US"/>
+        </w:rPr>
+      </w:pPr>
+      <w:r>
+        <w:rPr>
+          <w:i/>
+          <w:iCs/>
+          <w:sz w:val="16"/>
+          <w:szCs w:val="16"/>
+          <w:lang w:val="en-US"/>
+        </w:rPr>
+        <w:t>  usecase "Ver Precios" as UC02b</w:t>
+      </w:r>
+    </w:p>
+    <w:p>
+      <w:pPr>
+        <w:rPr>
+          <w:i/>
+          <w:iCs/>
+          <w:sz w:val="16"/>
+          <w:szCs w:val="16"/>
+          <w:lang w:val="en-US"/>
+        </w:rPr>
+      </w:pPr>
+      <w:r>
+        <w:rPr>
+          <w:i/>
+          <w:iCs/>
+          <w:sz w:val="16"/>
+          <w:szCs w:val="16"/>
+          <w:lang w:val="en-US"/>
+        </w:rPr>
+        <w:t>  usecase "Buscar Criptomonedas" as UC10</w:t>
+      </w:r>
+    </w:p>
+    <w:p>
+      <w:pPr>
+        <w:rPr>
+          <w:i/>
+          <w:iCs/>
+          <w:sz w:val="16"/>
+          <w:szCs w:val="16"/>
+          <w:lang w:val="en-US"/>
+        </w:rPr>
+      </w:pPr>
+      <w:r>
+        <w:rPr>
+          <w:i/>
+          <w:iCs/>
+          <w:sz w:val="16"/>
+          <w:szCs w:val="16"/>
+          <w:lang w:val="en-US"/>
+        </w:rPr>
+        <w:t>  usecase "Comprar Criptomoneda" as UC03</w:t>
+      </w:r>
+    </w:p>
+    <w:p>
+      <w:pPr>
+        <w:rPr>
+          <w:i/>
+          <w:iCs/>
+          <w:sz w:val="16"/>
+          <w:szCs w:val="16"/>
+          <w:lang w:val="en-US"/>
+        </w:rPr>
+      </w:pPr>
+      <w:r>
+        <w:rPr>
+          <w:i/>
+          <w:iCs/>
+          <w:sz w:val="16"/>
+          <w:szCs w:val="16"/>
+          <w:lang w:val="en-US"/>
+        </w:rPr>
+        <w:t>  usecase "Vender Criptomoneda" as UC04</w:t>
+      </w:r>
+    </w:p>
+    <w:p>
+      <w:pPr>
+        <w:rPr>
+          <w:i/>
+          <w:iCs/>
+          <w:sz w:val="16"/>
+          <w:szCs w:val="16"/>
+          <w:lang w:val="en-US"/>
+        </w:rPr>
+      </w:pPr>
+      <w:r>
+        <w:rPr>
+          <w:i/>
+          <w:iCs/>
+          <w:sz w:val="16"/>
+          <w:szCs w:val="16"/>
+          <w:lang w:val="en-US"/>
+        </w:rPr>
+        <w:t>  usecase "Ver Portafolio" as UC05</w:t>
+      </w:r>
+    </w:p>
+    <w:p>
+      <w:pPr>
+        <w:rPr>
+          <w:i/>
+          <w:iCs/>
+          <w:sz w:val="16"/>
+          <w:szCs w:val="16"/>
+          <w:lang w:val="en-US"/>
+        </w:rPr>
+      </w:pPr>
+      <w:r>
+        <w:rPr>
+          <w:i/>
+          <w:iCs/>
+          <w:sz w:val="16"/>
+          <w:szCs w:val="16"/>
+          <w:lang w:val="en-US"/>
+        </w:rPr>
+        <w:t>  usecase "Ver Grafico Distribucion" as UC09</w:t>
+      </w:r>
+    </w:p>
+    <w:p>
+      <w:pPr>
+        <w:rPr>
+          <w:i/>
+          <w:iCs/>
+          <w:sz w:val="16"/>
+          <w:szCs w:val="16"/>
+          <w:lang w:val="en-US"/>
+        </w:rPr>
+      </w:pPr>
+      <w:r>
+        <w:rPr>
+          <w:i/>
+          <w:iCs/>
+          <w:sz w:val="16"/>
+          <w:szCs w:val="16"/>
+          <w:lang w:val="en-US"/>
+        </w:rPr>
+        <w:t>  usecase "Ver Historial" as UC06</w:t>
+      </w:r>
+    </w:p>
+    <w:p>
+      <w:pPr>
+        <w:rPr>
+          <w:i/>
+          <w:iCs/>
+          <w:sz w:val="16"/>
+          <w:szCs w:val="16"/>
+          <w:lang w:val="en-US"/>
+        </w:rPr>
+      </w:pPr>
+      <w:r>
+        <w:rPr>
+          <w:i/>
+          <w:iCs/>
+          <w:sz w:val="16"/>
+          <w:szCs w:val="16"/>
+          <w:lang w:val="en-US"/>
+        </w:rPr>
+        <w:t>  usecase "Ver Grafico Precios" as UC13</w:t>
+      </w:r>
+    </w:p>
+    <w:p>
+      <w:pPr>
+        <w:rPr>
+          <w:i/>
+          <w:iCs/>
+          <w:sz w:val="16"/>
+          <w:szCs w:val="16"/>
+          <w:lang w:val="en-US"/>
+        </w:rPr>
+      </w:pPr>
+      <w:r>
+        <w:rPr>
+          <w:i/>
+          <w:iCs/>
+          <w:sz w:val="16"/>
+          <w:szCs w:val="16"/>
+          <w:lang w:val="en-US"/>
+        </w:rPr>
+        <w:t>  usecase "Editar Perfil" as UC11</w:t>
+      </w:r>
+    </w:p>
+    <w:p>
+      <w:pPr>
+        <w:rPr>
+          <w:i/>
+          <w:iCs/>
+          <w:sz w:val="16"/>
+          <w:szCs w:val="16"/>
+          <w:lang w:val="en-US"/>
+        </w:rPr>
+      </w:pPr>
+      <w:r>
+        <w:rPr>
+          <w:i/>
+          <w:iCs/>
+          <w:sz w:val="16"/>
+          <w:szCs w:val="16"/>
+          <w:lang w:val="en-US"/>
+        </w:rPr>
+        <w:t>  usecase "Configurar Moneda Base" as UC12</w:t>
+      </w:r>
+    </w:p>
+    <w:p>
+      <w:pPr>
+        <w:rPr>
+          <w:i/>
+          <w:iCs/>
+          <w:sz w:val="16"/>
+          <w:szCs w:val="16"/>
+          <w:lang w:val="en-US"/>
+        </w:rPr>
+      </w:pPr>
+      <w:r>
+        <w:rPr>
+          <w:i/>
+          <w:iCs/>
+          <w:sz w:val="16"/>
+          <w:szCs w:val="16"/>
+          <w:lang w:val="en-US"/>
+        </w:rPr>
+        <w:t>  usecase "Ver Educación" as UC20</w:t>
+      </w:r>
+    </w:p>
+    <w:p>
+      <w:pPr>
+        <w:rPr>
+          <w:i/>
+          <w:iCs/>
+          <w:sz w:val="16"/>
+          <w:szCs w:val="16"/>
+          <w:lang w:val="en-US"/>
+        </w:rPr>
+      </w:pPr>
+      <w:r>
+        <w:rPr>
+          <w:i/>
+          <w:iCs/>
+          <w:sz w:val="16"/>
+          <w:szCs w:val="16"/>
+          <w:lang w:val="en-US"/>
+        </w:rPr>
+        <w:t>  usecase "Validar Saldo" as UC07</w:t>
+      </w:r>
+    </w:p>
+    <w:p>
+      <w:pPr>
+        <w:rPr>
+          <w:i/>
+          <w:iCs/>
+          <w:sz w:val="16"/>
+          <w:szCs w:val="16"/>
+          <w:lang w:val="en-US"/>
+        </w:rPr>
+      </w:pPr>
+      <w:r>
+        <w:rPr>
+          <w:i/>
+          <w:iCs/>
+          <w:sz w:val="16"/>
+          <w:szCs w:val="16"/>
+          <w:lang w:val="en-US"/>
+        </w:rPr>
+        <w:t>  usecase "Validar Cantidad" as UC08</w:t>
+      </w:r>
+    </w:p>
+    <w:p>
+      <w:pPr>
+        <w:rPr>
+          <w:i/>
+          <w:iCs/>
+          <w:sz w:val="16"/>
+          <w:szCs w:val="16"/>
+          <w:lang w:val="en-US"/>
+        </w:rPr>
+      </w:pPr>
+      <w:r>
+        <w:rPr>
+          <w:i/>
+          <w:iCs/>
+          <w:sz w:val="16"/>
+          <w:szCs w:val="16"/>
+          <w:lang w:val="en-US"/>
+        </w:rPr>
+        <w:t>}</w:t>
+      </w:r>
+    </w:p>
+    <w:p>
+      <w:pPr>
+        <w:rPr>
+          <w:i/>
+          <w:iCs/>
+          <w:sz w:val="16"/>
+          <w:szCs w:val="16"/>
+          <w:lang w:val="en-US"/>
+        </w:rPr>
+      </w:pPr>
+    </w:p>
+    <w:p>
+      <w:pPr>
+        <w:rPr>
+          <w:i/>
+          <w:iCs/>
+          <w:sz w:val="16"/>
+          <w:szCs w:val="16"/>
+          <w:lang w:val="en-US"/>
+        </w:rPr>
+      </w:pPr>
+      <w:r>
+        <w:rPr>
+          <w:i/>
+          <w:iCs/>
+          <w:sz w:val="16"/>
+          <w:szCs w:val="16"/>
+          <w:lang w:val="en-US"/>
+        </w:rPr>
+        <w:t>U --&gt; UC01</w:t>
+      </w:r>
+    </w:p>
+    <w:p>
+      <w:pPr>
+        <w:rPr>
+          <w:i/>
+          <w:iCs/>
+          <w:sz w:val="16"/>
+          <w:szCs w:val="16"/>
+          <w:lang w:val="en-US"/>
+        </w:rPr>
+      </w:pPr>
+      <w:r>
+        <w:rPr>
+          <w:i/>
+          <w:iCs/>
+          <w:sz w:val="16"/>
+          <w:szCs w:val="16"/>
+          <w:lang w:val="en-US"/>
+        </w:rPr>
+        <w:t>U --&gt; UC02</w:t>
+      </w:r>
+    </w:p>
+    <w:p>
+      <w:pPr>
+        <w:rPr>
+          <w:i/>
+          <w:iCs/>
+          <w:sz w:val="16"/>
+          <w:szCs w:val="16"/>
+          <w:lang w:val="en-US"/>
+        </w:rPr>
+      </w:pPr>
+      <w:r>
+        <w:rPr>
+          <w:i/>
+          <w:iCs/>
+          <w:sz w:val="16"/>
+          <w:szCs w:val="16"/>
+          <w:lang w:val="en-US"/>
+        </w:rPr>
+        <w:t>U --&gt; UC17</w:t>
+      </w:r>
+    </w:p>
+    <w:p>
+      <w:pPr>
+        <w:rPr>
+          <w:i/>
+          <w:iCs/>
+          <w:sz w:val="16"/>
+          <w:szCs w:val="16"/>
+          <w:lang w:val="en-US"/>
+        </w:rPr>
+      </w:pPr>
+      <w:r>
+        <w:rPr>
+          <w:i/>
+          <w:iCs/>
+          <w:sz w:val="16"/>
+          <w:szCs w:val="16"/>
+          <w:lang w:val="en-US"/>
+        </w:rPr>
+        <w:t>U --&gt; UC19</w:t>
+      </w:r>
+    </w:p>
+    <w:p>
+      <w:pPr>
+        <w:rPr>
+          <w:i/>
+          <w:iCs/>
+          <w:sz w:val="16"/>
+          <w:szCs w:val="16"/>
+          <w:lang w:val="en-US"/>
+        </w:rPr>
+      </w:pPr>
+      <w:r>
+        <w:rPr>
+          <w:i/>
+          <w:iCs/>
+          <w:sz w:val="16"/>
+          <w:szCs w:val="16"/>
+          <w:lang w:val="en-US"/>
+        </w:rPr>
+        <w:t>U --&gt; UC02b</w:t>
+      </w:r>
+    </w:p>
+    <w:p>
+      <w:pPr>
+        <w:rPr>
+          <w:i/>
+          <w:iCs/>
+          <w:sz w:val="16"/>
+          <w:szCs w:val="16"/>
+          <w:lang w:val="en-US"/>
+        </w:rPr>
+      </w:pPr>
+      <w:r>
+        <w:rPr>
+          <w:i/>
+          <w:iCs/>
+          <w:sz w:val="16"/>
+          <w:szCs w:val="16"/>
+          <w:lang w:val="en-US"/>
+        </w:rPr>
+        <w:t>U --&gt; UC10</w:t>
+      </w:r>
+    </w:p>
+    <w:p>
+      <w:pPr>
+        <w:rPr>
+          <w:i/>
+          <w:iCs/>
+          <w:sz w:val="16"/>
+          <w:szCs w:val="16"/>
+          <w:lang w:val="en-US"/>
+        </w:rPr>
+      </w:pPr>
+      <w:r>
+        <w:rPr>
+          <w:i/>
+          <w:iCs/>
+          <w:sz w:val="16"/>
+          <w:szCs w:val="16"/>
+          <w:lang w:val="en-US"/>
+        </w:rPr>
+        <w:t>U --&gt; UC03</w:t>
+      </w:r>
+    </w:p>
+    <w:p>
+      <w:pPr>
+        <w:rPr>
+          <w:i/>
+          <w:iCs/>
+          <w:sz w:val="16"/>
+          <w:szCs w:val="16"/>
+          <w:lang w:val="en-US"/>
+        </w:rPr>
+      </w:pPr>
+      <w:r>
+        <w:rPr>
+          <w:i/>
+          <w:iCs/>
+          <w:sz w:val="16"/>
+          <w:szCs w:val="16"/>
+          <w:lang w:val="en-US"/>
+        </w:rPr>
+        <w:t>U --&gt; UC04</w:t>
+      </w:r>
+    </w:p>
+    <w:p>
+      <w:pPr>
+        <w:rPr>
+          <w:i/>
+          <w:iCs/>
+          <w:sz w:val="16"/>
+          <w:szCs w:val="16"/>
+          <w:lang w:val="en-US"/>
+        </w:rPr>
+      </w:pPr>
+      <w:r>
+        <w:rPr>
+          <w:i/>
+          <w:iCs/>
+          <w:sz w:val="16"/>
+          <w:szCs w:val="16"/>
+          <w:lang w:val="en-US"/>
+        </w:rPr>
+        <w:t>U --&gt; UC05</w:t>
+      </w:r>
+    </w:p>
+    <w:p>
+      <w:pPr>
+        <w:rPr>
+          <w:i/>
+          <w:iCs/>
+          <w:sz w:val="16"/>
+          <w:szCs w:val="16"/>
+          <w:lang w:val="en-US"/>
+        </w:rPr>
+      </w:pPr>
+      <w:r>
+        <w:rPr>
+          <w:i/>
+          <w:iCs/>
+          <w:sz w:val="16"/>
+          <w:szCs w:val="16"/>
+          <w:lang w:val="en-US"/>
+        </w:rPr>
+        <w:t>U --&gt; UC09</w:t>
+      </w:r>
+    </w:p>
+    <w:p>
+      <w:pPr>
+        <w:rPr>
+          <w:i/>
+          <w:iCs/>
+          <w:sz w:val="16"/>
+          <w:szCs w:val="16"/>
+          <w:lang w:val="en-US"/>
+        </w:rPr>
+      </w:pPr>
+      <w:r>
+        <w:rPr>
+          <w:i/>
+          <w:iCs/>
+          <w:sz w:val="16"/>
+          <w:szCs w:val="16"/>
+          <w:lang w:val="en-US"/>
+        </w:rPr>
+        <w:t>U --&gt; UC06</w:t>
+      </w:r>
+    </w:p>
+    <w:p>
+      <w:pPr>
+        <w:rPr>
+          <w:i/>
+          <w:iCs/>
+          <w:sz w:val="16"/>
+          <w:szCs w:val="16"/>
+          <w:lang w:val="en-US"/>
+        </w:rPr>
+      </w:pPr>
+      <w:r>
+        <w:rPr>
+          <w:i/>
+          <w:iCs/>
+          <w:sz w:val="16"/>
+          <w:szCs w:val="16"/>
+          <w:lang w:val="en-US"/>
+        </w:rPr>
+        <w:t>U --&gt; UC13</w:t>
+      </w:r>
+    </w:p>
+    <w:p>
+      <w:pPr>
+        <w:rPr>
+          <w:i/>
+          <w:iCs/>
+          <w:sz w:val="16"/>
+          <w:szCs w:val="16"/>
+          <w:lang w:val="en-US"/>
+        </w:rPr>
+      </w:pPr>
+      <w:r>
+        <w:rPr>
+          <w:i/>
+          <w:iCs/>
+          <w:sz w:val="16"/>
+          <w:szCs w:val="16"/>
+          <w:lang w:val="en-US"/>
+        </w:rPr>
+        <w:t>U --&gt; UC11</w:t>
+      </w:r>
+    </w:p>
+    <w:p>
+      <w:pPr>
+        <w:rPr>
+          <w:i/>
+          <w:iCs/>
+          <w:sz w:val="16"/>
+          <w:szCs w:val="16"/>
+          <w:lang w:val="en-US"/>
+        </w:rPr>
+      </w:pPr>
+      <w:r>
+        <w:rPr>
+          <w:i/>
+          <w:iCs/>
+          <w:sz w:val="16"/>
+          <w:szCs w:val="16"/>
+          <w:lang w:val="en-US"/>
+        </w:rPr>
+        <w:t>U --&gt; UC12</w:t>
+      </w:r>
+    </w:p>
+    <w:p>
+      <w:pPr>
+        <w:rPr>
+          <w:i/>
+          <w:iCs/>
+          <w:sz w:val="16"/>
+          <w:szCs w:val="16"/>
+          <w:lang w:val="en-US"/>
+        </w:rPr>
+      </w:pPr>
+      <w:r>
+        <w:rPr>
+          <w:i/>
+          <w:iCs/>
+          <w:sz w:val="16"/>
+          <w:szCs w:val="16"/>
+          <w:lang w:val="en-US"/>
+        </w:rPr>
+        <w:t>U --&gt; UC20</w:t>
+      </w:r>
+    </w:p>
+    <w:p>
+      <w:pPr>
+        <w:rPr>
+          <w:i/>
+          <w:iCs/>
+          <w:sz w:val="16"/>
+          <w:szCs w:val="16"/>
+          <w:lang w:val="en-US"/>
+        </w:rPr>
+      </w:pPr>
+    </w:p>
+    <w:p>
+      <w:pPr>
+        <w:rPr>
+          <w:i/>
+          <w:iCs/>
+          <w:sz w:val="16"/>
+          <w:szCs w:val="16"/>
+          <w:lang w:val="en-US"/>
+        </w:rPr>
+      </w:pPr>
+      <w:r>
+        <w:rPr>
+          <w:i/>
+          <w:iCs/>
+          <w:sz w:val="16"/>
+          <w:szCs w:val="16"/>
+          <w:lang w:val="en-US"/>
+        </w:rPr>
+        <w:t>UC03 ..&gt; UC07 : &lt;&lt;include&gt;&gt;</w:t>
+      </w:r>
+    </w:p>
+    <w:p>
+      <w:pPr>
+        <w:rPr>
+          <w:i/>
+          <w:iCs/>
+          <w:sz w:val="16"/>
+          <w:szCs w:val="16"/>
+        </w:rPr>
+      </w:pPr>
+      <w:r>
+        <w:rPr>
+          <w:i/>
+          <w:iCs/>
+          <w:sz w:val="16"/>
+          <w:szCs w:val="16"/>
+        </w:rPr>
+        <w:t>UC04 ..&gt; UC08 : &lt;&lt;include&gt;&gt;</w:t>
+      </w:r>
+    </w:p>
+    <w:p>
+      <w:pPr>
+        <w:rPr>
+          <w:i/>
+          <w:iCs/>
+          <w:sz w:val="16"/>
+          <w:szCs w:val="16"/>
+        </w:rPr>
+      </w:pPr>
+      <w:r>
+        <w:rPr>
+          <w:i/>
+          <w:iCs/>
+          <w:sz w:val="16"/>
+          <w:szCs w:val="16"/>
+        </w:rPr>
+        <w:t>@enduml</w:t>
+      </w:r>
+    </w:p>
+    <w:p/>
+    <w:p>
+      <w:r>
+        <w:t>Diagrama de actividades</w:t>
+      </w:r>
+    </w:p>
+    <w:p>
+      <w:pPr>
+        <w:jc w:val="center"/>
+      </w:pPr>
+      <w:r>
+        <w:drawing>
+          <wp:inline distT="0" distB="0" distL="0" distR="0" wp14:anchorId="56D96B81" wp14:editId="5C16B825">
+            <wp:extent cx="3033784" cy="4475480"/>
+            <wp:effectExtent l="0" t="0" r="0" b="1270"/>
+            <wp:docPr id="738437409" name="Imagen 1"/>
+            <wp:cNvGraphicFramePr>
+              <a:graphicFrameLocks xmlns:a="http://schemas.openxmlformats.org/drawingml/2006/main" noChangeAspect="1"/>
+            </wp:cNvGraphicFramePr>
+            <a:graphic xmlns:a="http://schemas.openxmlformats.org/drawingml/2006/main">
+              <a:graphicData uri="http://schemas.openxmlformats.org/drawingml/2006/picture">
+                <pic:pic xmlns:pic="http://schemas.openxmlformats.org/drawingml/2006/picture">
+                  <pic:nvPicPr>
+                    <pic:cNvPr id="738437409" name=""/>
+                    <pic:cNvPicPr/>
+                  </pic:nvPicPr>
+                  <pic:blipFill>
+                    <a:blip r:embed="rId12"/>
+                    <a:stretch>
+                      <a:fillRect/>
+                    </a:stretch>
+                  </pic:blipFill>
+                  <pic:spPr>
+                    <a:xfrm>
+                      <a:off x="0" y="0"/>
+                      <a:ext cx="3040063" cy="4484743"/>
+                    </a:xfrm>
+                    <a:prstGeom prst="rect">
+                      <a:avLst/>
+                    </a:prstGeom>
+                  </pic:spPr>
+                </pic:pic>
+              </a:graphicData>
+            </a:graphic>
+          </wp:inline>
+        </w:drawing>
+      </w:r>
+    </w:p>
+    <w:p>
+      <w:pPr>
+        <w:rPr>
+          <w:i/>
+          <w:iCs/>
+          <w:sz w:val="16"/>
+          <w:szCs w:val="16"/>
+          <w:lang w:val="en-US"/>
+        </w:rPr>
+      </w:pPr>
+      <w:r>
+        <w:rPr>
+          <w:i/>
+          <w:iCs/>
+          <w:sz w:val="16"/>
+          <w:szCs w:val="16"/>
+          <w:lang w:val="en-US"/>
+        </w:rPr>
+        <w:t>@startuml</w:t>
+      </w:r>
+    </w:p>
+    <w:p>
+      <w:pPr>
+        <w:rPr>
+          <w:i/>
+          <w:iCs/>
+          <w:sz w:val="16"/>
+          <w:szCs w:val="16"/>
+          <w:lang w:val="en-US"/>
+        </w:rPr>
+      </w:pPr>
+      <w:r>
+        <w:rPr>
+          <w:i/>
+          <w:iCs/>
+          <w:sz w:val="16"/>
+          <w:szCs w:val="16"/>
+          <w:lang w:val="en-US"/>
+        </w:rPr>
+        <w:t>title Diagrama de Actividades - Flujo de Compra de Criptomoneda</w:t>
+      </w:r>
+    </w:p>
+    <w:p>
+      <w:pPr>
+        <w:rPr>
+          <w:i/>
+          <w:iCs/>
+          <w:sz w:val="16"/>
+          <w:szCs w:val="16"/>
+          <w:lang w:val="en-US"/>
+        </w:rPr>
+      </w:pPr>
+    </w:p>
+    <w:p>
+      <w:pPr>
+        <w:rPr>
+          <w:i/>
+          <w:iCs/>
+          <w:sz w:val="16"/>
+          <w:szCs w:val="16"/>
+          <w:lang w:val="en-US"/>
+        </w:rPr>
+      </w:pPr>
+      <w:r>
+        <w:rPr>
+          <w:i/>
+          <w:iCs/>
+          <w:sz w:val="16"/>
+          <w:szCs w:val="16"/>
+          <w:lang w:val="en-US"/>
+        </w:rPr>
+        <w:t>start</w:t>
+      </w:r>
+    </w:p>
+    <w:p>
+      <w:pPr>
+        <w:rPr>
+          <w:i/>
+          <w:iCs/>
+          <w:sz w:val="16"/>
+          <w:szCs w:val="16"/>
+          <w:lang w:val="en-US"/>
+        </w:rPr>
+      </w:pPr>
+      <w:r>
+        <w:rPr>
+          <w:i/>
+          <w:iCs/>
+          <w:sz w:val="16"/>
+          <w:szCs w:val="16"/>
+          <w:lang w:val="en-US"/>
+        </w:rPr>
+        <w:t>:Usuario selecciona criptomoneda;</w:t>
+      </w:r>
+    </w:p>
+    <w:p>
+      <w:pPr>
+        <w:rPr>
+          <w:i/>
+          <w:iCs/>
+          <w:sz w:val="16"/>
+          <w:szCs w:val="16"/>
+          <w:lang w:val="en-US"/>
+        </w:rPr>
+      </w:pPr>
+      <w:r>
+        <w:rPr>
+          <w:i/>
+          <w:iCs/>
+          <w:sz w:val="16"/>
+          <w:szCs w:val="16"/>
+          <w:lang w:val="en-US"/>
+        </w:rPr>
+        <w:t>:Se muestra ScrDetalle;</w:t>
+      </w:r>
+    </w:p>
+    <w:p>
+      <w:pPr>
+        <w:rPr>
+          <w:i/>
+          <w:iCs/>
+          <w:sz w:val="16"/>
+          <w:szCs w:val="16"/>
+          <w:lang w:val="en-US"/>
+        </w:rPr>
+      </w:pPr>
+      <w:r>
+        <w:rPr>
+          <w:i/>
+          <w:iCs/>
+          <w:sz w:val="16"/>
+          <w:szCs w:val="16"/>
+          <w:lang w:val="en-US"/>
+        </w:rPr>
+        <w:t>:Usuario elige "Compra";</w:t>
+      </w:r>
+    </w:p>
+    <w:p>
+      <w:pPr>
+        <w:rPr>
+          <w:i/>
+          <w:iCs/>
+          <w:sz w:val="16"/>
+          <w:szCs w:val="16"/>
+          <w:lang w:val="en-US"/>
+        </w:rPr>
+      </w:pPr>
+      <w:r>
+        <w:rPr>
+          <w:i/>
+          <w:iCs/>
+          <w:sz w:val="16"/>
+          <w:szCs w:val="16"/>
+          <w:lang w:val="en-US"/>
+        </w:rPr>
+        <w:t>:Usuario ingresa cantidad;</w:t>
+      </w:r>
+    </w:p>
+    <w:p>
+      <w:pPr>
+        <w:rPr>
+          <w:i/>
+          <w:iCs/>
+          <w:sz w:val="16"/>
+          <w:szCs w:val="16"/>
+          <w:lang w:val="en-US"/>
+        </w:rPr>
+      </w:pPr>
+      <w:r>
+        <w:rPr>
+          <w:i/>
+          <w:iCs/>
+          <w:sz w:val="16"/>
+          <w:szCs w:val="16"/>
+          <w:lang w:val="en-US"/>
+        </w:rPr>
+        <w:t>: Sistema calcula total;</w:t>
+      </w:r>
+    </w:p>
+    <w:p>
+      <w:pPr>
+        <w:rPr>
+          <w:i/>
+          <w:iCs/>
+          <w:sz w:val="16"/>
+          <w:szCs w:val="16"/>
+          <w:lang w:val="en-US"/>
+        </w:rPr>
+      </w:pPr>
+    </w:p>
+    <w:p>
+      <w:pPr>
+        <w:rPr>
+          <w:i/>
+          <w:iCs/>
+          <w:sz w:val="16"/>
+          <w:szCs w:val="16"/>
+          <w:lang w:val="en-US"/>
+        </w:rPr>
+      </w:pPr>
+      <w:r>
+        <w:rPr>
+          <w:i/>
+          <w:iCs/>
+          <w:sz w:val="16"/>
+          <w:szCs w:val="16"/>
+          <w:lang w:val="en-US"/>
+        </w:rPr>
+        <w:t>if (Saldo suficiente?) then (si)</w:t>
+      </w:r>
+    </w:p>
+    <w:p>
+      <w:pPr>
+        <w:rPr>
+          <w:i/>
+          <w:iCs/>
+          <w:sz w:val="16"/>
+          <w:szCs w:val="16"/>
+          <w:lang w:val="en-US"/>
+        </w:rPr>
+      </w:pPr>
+      <w:r>
+        <w:rPr>
+          <w:i/>
+          <w:iCs/>
+          <w:sz w:val="16"/>
+          <w:szCs w:val="16"/>
+          <w:lang w:val="en-US"/>
+        </w:rPr>
+        <w:t>  :Confirmar transaccion;</w:t>
+      </w:r>
+    </w:p>
+    <w:p>
+      <w:pPr>
+        <w:rPr>
+          <w:i/>
+          <w:iCs/>
+          <w:sz w:val="16"/>
+          <w:szCs w:val="16"/>
+          <w:lang w:val="en-US"/>
+        </w:rPr>
+      </w:pPr>
+      <w:r>
+        <w:rPr>
+          <w:i/>
+          <w:iCs/>
+          <w:sz w:val="16"/>
+          <w:szCs w:val="16"/>
+          <w:lang w:val="en-US"/>
+        </w:rPr>
+        <w:t>  :Descontar saldo virtual;</w:t>
+      </w:r>
+    </w:p>
+    <w:p>
+      <w:pPr>
+        <w:rPr>
+          <w:i/>
+          <w:iCs/>
+          <w:sz w:val="16"/>
+          <w:szCs w:val="16"/>
+          <w:lang w:val="en-US"/>
+        </w:rPr>
+      </w:pPr>
+      <w:r>
+        <w:rPr>
+          <w:i/>
+          <w:iCs/>
+          <w:sz w:val="16"/>
+          <w:szCs w:val="16"/>
+          <w:lang w:val="en-US"/>
+        </w:rPr>
+        <w:t>  :Actualizar portafolio;</w:t>
+      </w:r>
+    </w:p>
+    <w:p>
+      <w:pPr>
+        <w:rPr>
+          <w:i/>
+          <w:iCs/>
+          <w:sz w:val="16"/>
+          <w:szCs w:val="16"/>
+          <w:lang w:val="en-US"/>
+        </w:rPr>
+      </w:pPr>
+      <w:r>
+        <w:rPr>
+          <w:i/>
+          <w:iCs/>
+          <w:sz w:val="16"/>
+          <w:szCs w:val="16"/>
+          <w:lang w:val="en-US"/>
+        </w:rPr>
+        <w:t>  :Registrar en historial;</w:t>
+      </w:r>
+    </w:p>
+    <w:p>
+      <w:pPr>
+        <w:rPr>
+          <w:i/>
+          <w:iCs/>
+          <w:sz w:val="16"/>
+          <w:szCs w:val="16"/>
+          <w:lang w:val="en-US"/>
+        </w:rPr>
+      </w:pPr>
+      <w:r>
+        <w:rPr>
+          <w:i/>
+          <w:iCs/>
+          <w:sz w:val="16"/>
+          <w:szCs w:val="16"/>
+          <w:lang w:val="en-US"/>
+        </w:rPr>
+        <w:lastRenderedPageBreak/>
+        <w:t>  :Mostrar notificacion exitosa;</w:t>
+      </w:r>
+    </w:p>
+    <w:p>
+      <w:pPr>
+        <w:rPr>
+          <w:i/>
+          <w:iCs/>
+          <w:sz w:val="16"/>
+          <w:szCs w:val="16"/>
+          <w:lang w:val="en-US"/>
+        </w:rPr>
+      </w:pPr>
+      <w:r>
+        <w:rPr>
+          <w:i/>
+          <w:iCs/>
+          <w:sz w:val="16"/>
+          <w:szCs w:val="16"/>
+          <w:lang w:val="en-US"/>
+        </w:rPr>
+        <w:t>else (no)</w:t>
+      </w:r>
+    </w:p>
+    <w:p>
+      <w:pPr>
+        <w:rPr>
+          <w:i/>
+          <w:iCs/>
+          <w:sz w:val="16"/>
+          <w:szCs w:val="16"/>
+          <w:lang w:val="en-US"/>
+        </w:rPr>
+      </w:pPr>
+      <w:r>
+        <w:rPr>
+          <w:i/>
+          <w:iCs/>
+          <w:sz w:val="16"/>
+          <w:szCs w:val="16"/>
+          <w:lang w:val="en-US"/>
+        </w:rPr>
+        <w:t>  :Mostrar error "Saldo insuficiente";</w:t>
+      </w:r>
+    </w:p>
+    <w:p>
+      <w:pPr>
+        <w:rPr>
+          <w:i/>
+          <w:iCs/>
+          <w:sz w:val="16"/>
+          <w:szCs w:val="16"/>
+          <w:lang w:val="en-US"/>
+        </w:rPr>
+      </w:pPr>
+      <w:r>
+        <w:rPr>
+          <w:i/>
+          <w:iCs/>
+          <w:sz w:val="16"/>
+          <w:szCs w:val="16"/>
+          <w:lang w:val="en-US"/>
+        </w:rPr>
+        <w:t>endif</w:t>
+      </w:r>
+    </w:p>
+    <w:p>
+      <w:pPr>
+        <w:rPr>
+          <w:i/>
+          <w:iCs/>
+          <w:sz w:val="16"/>
+          <w:szCs w:val="16"/>
+          <w:lang w:val="en-US"/>
+        </w:rPr>
+      </w:pPr>
+    </w:p>
+    <w:p>
+      <w:pPr>
+        <w:rPr>
+          <w:i/>
+          <w:iCs/>
+          <w:sz w:val="16"/>
+          <w:szCs w:val="16"/>
+          <w:lang w:val="en-US"/>
+        </w:rPr>
+      </w:pPr>
+      <w:r>
+        <w:rPr>
+          <w:i/>
+          <w:iCs/>
+          <w:sz w:val="16"/>
+          <w:szCs w:val="16"/>
+          <w:lang w:val="en-US"/>
+        </w:rPr>
+        <w:t>stop</w:t>
+      </w:r>
+    </w:p>
+    <w:p>
+      <w:pPr>
+        <w:rPr>
+          <w:i/>
+          <w:iCs/>
+          <w:sz w:val="16"/>
+          <w:szCs w:val="16"/>
+          <w:lang w:val="en-US"/>
+        </w:rPr>
+      </w:pPr>
+    </w:p>
+    <w:p>
+      <w:pPr>
+        <w:rPr>
+          <w:i/>
+          <w:iCs/>
+          <w:sz w:val="16"/>
+          <w:szCs w:val="16"/>
+        </w:rPr>
+      </w:pPr>
+      <w:r>
+        <w:rPr>
+          <w:i/>
+          <w:iCs/>
+          <w:sz w:val="16"/>
+          <w:szCs w:val="16"/>
+        </w:rPr>
+        <w:t>@enduml</w:t>
+      </w:r>
+    </w:p>
+    <w:p/>
+    <w:p>
+      <w:r>
+        <w:br w:type="page"/>
+      </w:r>
+    </w:p>
+    <w:p>
+      <w:r>
+        <w:lastRenderedPageBreak/>
+        <w:t>Diagrama de estado</w:t>
+      </w:r>
+    </w:p>
+    <w:p>
+      <w:pPr>
+        <w:jc w:val="center"/>
+      </w:pPr>
+      <w:r>
+        <w:drawing>
+          <wp:inline distT="0" distB="0" distL="0" distR="0" wp14:anchorId="2EF58B07" wp14:editId="5033535D">
+            <wp:extent cx="4164777" cy="3434080"/>
+            <wp:effectExtent l="0" t="0" r="7620" b="0"/>
+            <wp:docPr id="382667830" name="Imagen 1"/>
+            <wp:cNvGraphicFramePr>
+              <a:graphicFrameLocks xmlns:a="http://schemas.openxmlformats.org/drawingml/2006/main" noChangeAspect="1"/>
+            </wp:cNvGraphicFramePr>
+            <a:graphic xmlns:a="http://schemas.openxmlformats.org/drawingml/2006/main">
+              <a:graphicData uri="http://schemas.openxmlformats.org/drawingml/2006/picture">
+                <pic:pic xmlns:pic="http://schemas.openxmlformats.org/drawingml/2006/picture">
+                  <pic:nvPicPr>
+                    <pic:cNvPr id="382667830" name=""/>
+                    <pic:cNvPicPr/>
+                  </pic:nvPicPr>
+                  <pic:blipFill>
+                    <a:blip r:embed="rId13"/>
+                    <a:stretch>
+                      <a:fillRect/>
+                    </a:stretch>
+                  </pic:blipFill>
+                  <pic:spPr>
+                    <a:xfrm>
+                      <a:off x="0" y="0"/>
+                      <a:ext cx="4168572" cy="3437210"/>
+                    </a:xfrm>
+                    <a:prstGeom prst="rect">
+                      <a:avLst/>
+                    </a:prstGeom>
+                  </pic:spPr>
+                </pic:pic>
+              </a:graphicData>
+            </a:graphic>
+          </wp:inline>
+        </w:drawing>
+      </w:r>
+    </w:p>
+    <w:p>
+      <w:pPr>
+        <w:rPr>
+          <w:i/>
+          <w:iCs/>
+          <w:sz w:val="16"/>
+          <w:szCs w:val="16"/>
+          <w:lang w:val="en-US"/>
+        </w:rPr>
+      </w:pPr>
+      <w:r>
+        <w:rPr>
+          <w:i/>
+          <w:iCs/>
+          <w:sz w:val="16"/>
+          <w:szCs w:val="16"/>
+          <w:lang w:val="en-US"/>
+        </w:rPr>
+        <w:t>@startuml</w:t>
+      </w:r>
+    </w:p>
+    <w:p>
+      <w:pPr>
+        <w:rPr>
+          <w:i/>
+          <w:iCs/>
+          <w:sz w:val="16"/>
+          <w:szCs w:val="16"/>
+          <w:lang w:val="en-US"/>
+        </w:rPr>
+      </w:pPr>
+      <w:r>
+        <w:rPr>
+          <w:i/>
+          <w:iCs/>
+          <w:sz w:val="16"/>
+          <w:szCs w:val="16"/>
+          <w:lang w:val="en-US"/>
+        </w:rPr>
+        <w:t>title Diagrama de Maquina de Estados - Estado de Sesion del Usuario</w:t>
+      </w:r>
+    </w:p>
+    <w:p>
+      <w:pPr>
+        <w:rPr>
+          <w:i/>
+          <w:iCs/>
+          <w:sz w:val="16"/>
+          <w:szCs w:val="16"/>
+          <w:lang w:val="en-US"/>
+        </w:rPr>
+      </w:pPr>
+    </w:p>
+    <w:p>
+      <w:pPr>
+        <w:rPr>
+          <w:i/>
+          <w:iCs/>
+          <w:sz w:val="16"/>
+          <w:szCs w:val="16"/>
+          <w:lang w:val="en-US"/>
+        </w:rPr>
+      </w:pPr>
+      <w:r>
+        <w:rPr>
+          <w:i/>
+          <w:iCs/>
+          <w:sz w:val="16"/>
+          <w:szCs w:val="16"/>
+          <w:lang w:val="en-US"/>
+        </w:rPr>
+        <w:t>[*] --&gt; SinSesion</w:t>
+      </w:r>
+    </w:p>
+    <w:p>
+      <w:pPr>
+        <w:rPr>
+          <w:i/>
+          <w:iCs/>
+          <w:sz w:val="16"/>
+          <w:szCs w:val="16"/>
+          <w:lang w:val="en-US"/>
+        </w:rPr>
+      </w:pPr>
+    </w:p>
+    <w:p>
+      <w:pPr>
+        <w:rPr>
+          <w:i/>
+          <w:iCs/>
+          <w:sz w:val="16"/>
+          <w:szCs w:val="16"/>
+          <w:lang w:val="en-US"/>
+        </w:rPr>
+      </w:pPr>
+      <w:r>
+        <w:rPr>
+          <w:i/>
+          <w:iCs/>
+          <w:sz w:val="16"/>
+          <w:szCs w:val="16"/>
+          <w:lang w:val="en-US"/>
+        </w:rPr>
+        <w:t>state SinSesion {</w:t>
+      </w:r>
+    </w:p>
+    <w:p>
+      <w:pPr>
+        <w:rPr>
+          <w:i/>
+          <w:iCs/>
+          <w:sz w:val="16"/>
+          <w:szCs w:val="16"/>
+          <w:lang w:val="en-US"/>
+        </w:rPr>
+      </w:pPr>
+      <w:r>
+        <w:rPr>
+          <w:i/>
+          <w:iCs/>
+          <w:sz w:val="16"/>
+          <w:szCs w:val="16"/>
+          <w:lang w:val="en-US"/>
+        </w:rPr>
+        <w:t>  SinSesion --&gt; Registrando : pulsar Registrar</w:t>
+      </w:r>
+    </w:p>
+    <w:p>
+      <w:pPr>
+        <w:rPr>
+          <w:i/>
+          <w:iCs/>
+          <w:sz w:val="16"/>
+          <w:szCs w:val="16"/>
+          <w:lang w:val="en-US"/>
+        </w:rPr>
+      </w:pPr>
+      <w:r>
+        <w:rPr>
+          <w:i/>
+          <w:iCs/>
+          <w:sz w:val="16"/>
+          <w:szCs w:val="16"/>
+          <w:lang w:val="en-US"/>
+        </w:rPr>
+        <w:t>  SinSesion --&gt; IniciandoSesion : pulsar Iniciar Sesion</w:t>
+      </w:r>
+    </w:p>
+    <w:p>
+      <w:pPr>
+        <w:rPr>
+          <w:i/>
+          <w:iCs/>
+          <w:sz w:val="16"/>
+          <w:szCs w:val="16"/>
+          <w:lang w:val="en-US"/>
+        </w:rPr>
+      </w:pPr>
+      <w:r>
+        <w:rPr>
+          <w:i/>
+          <w:iCs/>
+          <w:sz w:val="16"/>
+          <w:szCs w:val="16"/>
+          <w:lang w:val="en-US"/>
+        </w:rPr>
+        <w:t>}</w:t>
+      </w:r>
+    </w:p>
+    <w:p>
+      <w:pPr>
+        <w:rPr>
+          <w:i/>
+          <w:iCs/>
+          <w:sz w:val="16"/>
+          <w:szCs w:val="16"/>
+          <w:lang w:val="en-US"/>
+        </w:rPr>
+      </w:pPr>
+    </w:p>
+    <w:p>
+      <w:pPr>
+        <w:rPr>
+          <w:i/>
+          <w:iCs/>
+          <w:sz w:val="16"/>
+          <w:szCs w:val="16"/>
+          <w:lang w:val="en-US"/>
+        </w:rPr>
+      </w:pPr>
+      <w:r>
+        <w:rPr>
+          <w:i/>
+          <w:iCs/>
+          <w:sz w:val="16"/>
+          <w:szCs w:val="16"/>
+          <w:lang w:val="en-US"/>
+        </w:rPr>
+        <w:t>state Registrando {</w:t>
+      </w:r>
+    </w:p>
+    <w:p>
+      <w:pPr>
+        <w:rPr>
+          <w:i/>
+          <w:iCs/>
+          <w:sz w:val="16"/>
+          <w:szCs w:val="16"/>
+          <w:lang w:val="en-US"/>
+        </w:rPr>
+      </w:pPr>
+      <w:r>
+        <w:rPr>
+          <w:i/>
+          <w:iCs/>
+          <w:sz w:val="16"/>
+          <w:szCs w:val="16"/>
+          <w:lang w:val="en-US"/>
+        </w:rPr>
+        <w:t>  Registrando --&gt; DatosValidos : datos correctos</w:t>
+      </w:r>
+    </w:p>
+    <w:p>
+      <w:pPr>
+        <w:rPr>
+          <w:i/>
+          <w:iCs/>
+          <w:sz w:val="16"/>
+          <w:szCs w:val="16"/>
+          <w:lang w:val="en-US"/>
+        </w:rPr>
+      </w:pPr>
+      <w:r>
+        <w:rPr>
+          <w:i/>
+          <w:iCs/>
+          <w:sz w:val="16"/>
+          <w:szCs w:val="16"/>
+          <w:lang w:val="en-US"/>
+        </w:rPr>
+        <w:t>  Registrando --&gt; ErrorRegistro : datos invalidos</w:t>
+      </w:r>
+    </w:p>
+    <w:p>
+      <w:pPr>
+        <w:rPr>
+          <w:i/>
+          <w:iCs/>
+          <w:sz w:val="16"/>
+          <w:szCs w:val="16"/>
+          <w:lang w:val="en-US"/>
+        </w:rPr>
+      </w:pPr>
+      <w:r>
+        <w:rPr>
+          <w:i/>
+          <w:iCs/>
+          <w:sz w:val="16"/>
+          <w:szCs w:val="16"/>
+          <w:lang w:val="en-US"/>
+        </w:rPr>
+        <w:t>  ErrorRegistro --&gt; Registrando : reintentar</w:t>
+      </w:r>
+    </w:p>
+    <w:p>
+      <w:pPr>
+        <w:rPr>
+          <w:i/>
+          <w:iCs/>
+          <w:sz w:val="16"/>
+          <w:szCs w:val="16"/>
+          <w:lang w:val="en-US"/>
+        </w:rPr>
+      </w:pPr>
+      <w:r>
+        <w:rPr>
+          <w:i/>
+          <w:iCs/>
+          <w:sz w:val="16"/>
+          <w:szCs w:val="16"/>
+          <w:lang w:val="en-US"/>
+        </w:rPr>
+        <w:t>}</w:t>
+      </w:r>
+    </w:p>
+    <w:p>
+      <w:pPr>
+        <w:rPr>
+          <w:i/>
+          <w:iCs/>
+          <w:sz w:val="16"/>
+          <w:szCs w:val="16"/>
+          <w:lang w:val="en-US"/>
+        </w:rPr>
+      </w:pPr>
+    </w:p>
+    <w:p>
+      <w:pPr>
+        <w:rPr>
+          <w:i/>
+          <w:iCs/>
+          <w:sz w:val="16"/>
+          <w:szCs w:val="16"/>
+          <w:lang w:val="en-US"/>
+        </w:rPr>
+      </w:pPr>
+      <w:r>
+        <w:rPr>
+          <w:i/>
+          <w:iCs/>
+          <w:sz w:val="16"/>
+          <w:szCs w:val="16"/>
+          <w:lang w:val="en-US"/>
+        </w:rPr>
+        <w:t>state IniciandoSesion {</w:t>
+      </w:r>
+    </w:p>
+    <w:p>
+      <w:pPr>
+        <w:rPr>
+          <w:i/>
+          <w:iCs/>
+          <w:sz w:val="16"/>
+          <w:szCs w:val="16"/>
+          <w:lang w:val="en-US"/>
+        </w:rPr>
+      </w:pPr>
+      <w:r>
+        <w:rPr>
+          <w:i/>
+          <w:iCs/>
+          <w:sz w:val="16"/>
+          <w:szCs w:val="16"/>
+          <w:lang w:val="en-US"/>
+        </w:rPr>
+        <w:t>  IniciandoSesion --&gt; CredencialesValidas : login correcto</w:t>
+      </w:r>
+    </w:p>
+    <w:p>
+      <w:pPr>
+        <w:rPr>
+          <w:i/>
+          <w:iCs/>
+          <w:sz w:val="16"/>
+          <w:szCs w:val="16"/>
+          <w:lang w:val="en-US"/>
+        </w:rPr>
+      </w:pPr>
+      <w:r>
+        <w:rPr>
+          <w:i/>
+          <w:iCs/>
+          <w:sz w:val="16"/>
+          <w:szCs w:val="16"/>
+          <w:lang w:val="en-US"/>
+        </w:rPr>
+        <w:t>  IniciandoSesion --&gt; ErrorLogin : credenciales invalidas</w:t>
+      </w:r>
+    </w:p>
+    <w:p>
+      <w:pPr>
+        <w:rPr>
+          <w:i/>
+          <w:iCs/>
+          <w:sz w:val="16"/>
+          <w:szCs w:val="16"/>
+          <w:lang w:val="en-US"/>
+        </w:rPr>
+      </w:pPr>
+      <w:r>
+        <w:rPr>
+          <w:i/>
+          <w:iCs/>
+          <w:sz w:val="16"/>
+          <w:szCs w:val="16"/>
+          <w:lang w:val="en-US"/>
+        </w:rPr>
+        <w:t>  ErrorLogin --&gt; IniciandoSesion : reintentar</w:t>
+      </w:r>
+    </w:p>
+    <w:p>
+      <w:pPr>
+        <w:rPr>
+          <w:i/>
+          <w:iCs/>
+          <w:sz w:val="16"/>
+          <w:szCs w:val="16"/>
+          <w:lang w:val="en-US"/>
+        </w:rPr>
+      </w:pPr>
+      <w:r>
+        <w:rPr>
+          <w:i/>
+          <w:iCs/>
+          <w:sz w:val="16"/>
+          <w:szCs w:val="16"/>
+          <w:lang w:val="en-US"/>
+        </w:rPr>
+        <w:lastRenderedPageBreak/>
+        <w:t>}</w:t>
+      </w:r>
+    </w:p>
+    <w:p>
+      <w:pPr>
+        <w:rPr>
+          <w:i/>
+          <w:iCs/>
+          <w:sz w:val="16"/>
+          <w:szCs w:val="16"/>
+          <w:lang w:val="en-US"/>
+        </w:rPr>
+      </w:pPr>
+    </w:p>
+    <w:p>
+      <w:pPr>
+        <w:rPr>
+          <w:i/>
+          <w:iCs/>
+          <w:sz w:val="16"/>
+          <w:szCs w:val="16"/>
+          <w:lang w:val="en-US"/>
+        </w:rPr>
+      </w:pPr>
+      <w:r>
+        <w:rPr>
+          <w:i/>
+          <w:iCs/>
+          <w:sz w:val="16"/>
+          <w:szCs w:val="16"/>
+          <w:lang w:val="en-US"/>
+        </w:rPr>
+        <w:t>state SesionActiva {</w:t>
+      </w:r>
+    </w:p>
+    <w:p>
+      <w:pPr>
+        <w:rPr>
+          <w:i/>
+          <w:iCs/>
+          <w:sz w:val="16"/>
+          <w:szCs w:val="16"/>
+          <w:lang w:val="en-US"/>
+        </w:rPr>
+      </w:pPr>
+      <w:r>
+        <w:rPr>
+          <w:i/>
+          <w:iCs/>
+          <w:sz w:val="16"/>
+          <w:szCs w:val="16"/>
+          <w:lang w:val="en-US"/>
+        </w:rPr>
+        <w:t>  state Dashboard</w:t>
+      </w:r>
+    </w:p>
+    <w:p>
+      <w:pPr>
+        <w:rPr>
+          <w:i/>
+          <w:iCs/>
+          <w:sz w:val="16"/>
+          <w:szCs w:val="16"/>
+          <w:lang w:val="en-US"/>
+        </w:rPr>
+      </w:pPr>
+      <w:r>
+        <w:rPr>
+          <w:i/>
+          <w:iCs/>
+          <w:sz w:val="16"/>
+          <w:szCs w:val="16"/>
+          <w:lang w:val="en-US"/>
+        </w:rPr>
+        <w:t>  state Mercado</w:t>
+      </w:r>
+    </w:p>
+    <w:p>
+      <w:pPr>
+        <w:rPr>
+          <w:i/>
+          <w:iCs/>
+          <w:sz w:val="16"/>
+          <w:szCs w:val="16"/>
+          <w:lang w:val="en-US"/>
+        </w:rPr>
+      </w:pPr>
+      <w:r>
+        <w:rPr>
+          <w:i/>
+          <w:iCs/>
+          <w:sz w:val="16"/>
+          <w:szCs w:val="16"/>
+          <w:lang w:val="en-US"/>
+        </w:rPr>
+        <w:t>  state Detalle</w:t>
+      </w:r>
+    </w:p>
+    <w:p>
+      <w:pPr>
+        <w:rPr>
+          <w:i/>
+          <w:iCs/>
+          <w:sz w:val="16"/>
+          <w:szCs w:val="16"/>
+          <w:lang w:val="en-US"/>
+        </w:rPr>
+      </w:pPr>
+      <w:r>
+        <w:rPr>
+          <w:i/>
+          <w:iCs/>
+          <w:sz w:val="16"/>
+          <w:szCs w:val="16"/>
+          <w:lang w:val="en-US"/>
+        </w:rPr>
+        <w:t>  state Portafolio</w:t>
+      </w:r>
+    </w:p>
+    <w:p>
+      <w:pPr>
+        <w:rPr>
+          <w:i/>
+          <w:iCs/>
+          <w:sz w:val="16"/>
+          <w:szCs w:val="16"/>
+          <w:lang w:val="en-US"/>
+        </w:rPr>
+      </w:pPr>
+      <w:r>
+        <w:rPr>
+          <w:i/>
+          <w:iCs/>
+          <w:sz w:val="16"/>
+          <w:szCs w:val="16"/>
+          <w:lang w:val="en-US"/>
+        </w:rPr>
+        <w:t>  state Historial</w:t>
+      </w:r>
+    </w:p>
+    <w:p>
+      <w:pPr>
+        <w:rPr>
+          <w:i/>
+          <w:iCs/>
+          <w:sz w:val="16"/>
+          <w:szCs w:val="16"/>
+          <w:lang w:val="en-US"/>
+        </w:rPr>
+      </w:pPr>
+      <w:r>
+        <w:rPr>
+          <w:i/>
+          <w:iCs/>
+          <w:sz w:val="16"/>
+          <w:szCs w:val="16"/>
+          <w:lang w:val="en-US"/>
+        </w:rPr>
+        <w:t>  state Perfil</w:t>
+      </w:r>
+    </w:p>
+    <w:p>
+      <w:pPr>
+        <w:rPr>
+          <w:i/>
+          <w:iCs/>
+          <w:sz w:val="16"/>
+          <w:szCs w:val="16"/>
+          <w:lang w:val="en-US"/>
+        </w:rPr>
+      </w:pPr>
+    </w:p>
+    <w:p>
+      <w:pPr>
+        <w:rPr>
+          <w:i/>
+          <w:iCs/>
+          <w:sz w:val="16"/>
+          <w:szCs w:val="16"/>
+          <w:lang w:val="en-US"/>
+        </w:rPr>
+      </w:pPr>
+      <w:r>
+        <w:rPr>
+          <w:i/>
+          <w:iCs/>
+          <w:sz w:val="16"/>
+          <w:szCs w:val="16"/>
+          <w:lang w:val="en-US"/>
+        </w:rPr>
+        <w:t>  Dashboard --&gt; Mercado</w:t>
+      </w:r>
+    </w:p>
+    <w:p>
+      <w:pPr>
+        <w:rPr>
+          <w:i/>
+          <w:iCs/>
+          <w:sz w:val="16"/>
+          <w:szCs w:val="16"/>
+          <w:lang w:val="en-US"/>
+        </w:rPr>
+      </w:pPr>
+      <w:r>
+        <w:rPr>
+          <w:i/>
+          <w:iCs/>
+          <w:sz w:val="16"/>
+          <w:szCs w:val="16"/>
+          <w:lang w:val="en-US"/>
+        </w:rPr>
+        <w:t>  Dashboard --&gt; Portafolio</w:t>
+      </w:r>
+    </w:p>
+    <w:p>
+      <w:pPr>
+        <w:rPr>
+          <w:i/>
+          <w:iCs/>
+          <w:sz w:val="16"/>
+          <w:szCs w:val="16"/>
+          <w:lang w:val="en-US"/>
+        </w:rPr>
+      </w:pPr>
+      <w:r>
+        <w:rPr>
+          <w:i/>
+          <w:iCs/>
+          <w:sz w:val="16"/>
+          <w:szCs w:val="16"/>
+          <w:lang w:val="en-US"/>
+        </w:rPr>
+        <w:t>  Mercado --&gt; Detalle</w:t>
+      </w:r>
+    </w:p>
+    <w:p>
+      <w:pPr>
+        <w:rPr>
+          <w:i/>
+          <w:iCs/>
+          <w:sz w:val="16"/>
+          <w:szCs w:val="16"/>
+          <w:lang w:val="en-US"/>
+        </w:rPr>
+      </w:pPr>
+      <w:r>
+        <w:rPr>
+          <w:i/>
+          <w:iCs/>
+          <w:sz w:val="16"/>
+          <w:szCs w:val="16"/>
+          <w:lang w:val="en-US"/>
+        </w:rPr>
+        <w:t>  Detalle --&gt; Mercado</w:t>
+      </w:r>
+    </w:p>
+    <w:p>
+      <w:pPr>
+        <w:rPr>
+          <w:i/>
+          <w:iCs/>
+          <w:sz w:val="16"/>
+          <w:szCs w:val="16"/>
+          <w:lang w:val="en-US"/>
+        </w:rPr>
+      </w:pPr>
+      <w:r>
+        <w:rPr>
+          <w:i/>
+          <w:iCs/>
+          <w:sz w:val="16"/>
+          <w:szCs w:val="16"/>
+          <w:lang w:val="en-US"/>
+        </w:rPr>
+        <w:t>  Dashboard --&gt; Historial</w:t>
+      </w:r>
+    </w:p>
+    <w:p>
+      <w:pPr>
+        <w:rPr>
+          <w:i/>
+          <w:iCs/>
+          <w:sz w:val="16"/>
+          <w:szCs w:val="16"/>
+          <w:lang w:val="en-US"/>
+        </w:rPr>
+      </w:pPr>
+      <w:r>
+        <w:rPr>
+          <w:i/>
+          <w:iCs/>
+          <w:sz w:val="16"/>
+          <w:szCs w:val="16"/>
+          <w:lang w:val="en-US"/>
+        </w:rPr>
+        <w:t>  Dashboard --&gt; Perfil</w:t>
+      </w:r>
+    </w:p>
+    <w:p>
+      <w:pPr>
+        <w:rPr>
+          <w:i/>
+          <w:iCs/>
+          <w:sz w:val="16"/>
+          <w:szCs w:val="16"/>
+          <w:lang w:val="en-US"/>
+        </w:rPr>
+      </w:pPr>
+      <w:r>
+        <w:rPr>
+          <w:i/>
+          <w:iCs/>
+          <w:sz w:val="16"/>
+          <w:szCs w:val="16"/>
+          <w:lang w:val="en-US"/>
+        </w:rPr>
+        <w:t>}</w:t>
+      </w:r>
+    </w:p>
+    <w:p>
+      <w:pPr>
+        <w:rPr>
+          <w:i/>
+          <w:iCs/>
+          <w:sz w:val="16"/>
+          <w:szCs w:val="16"/>
+          <w:lang w:val="en-US"/>
+        </w:rPr>
+      </w:pPr>
+    </w:p>
+    <w:p>
+      <w:pPr>
+        <w:rPr>
+          <w:i/>
+          <w:iCs/>
+          <w:sz w:val="16"/>
+          <w:szCs w:val="16"/>
+          <w:lang w:val="en-US"/>
+        </w:rPr>
+      </w:pPr>
+      <w:r>
+        <w:rPr>
+          <w:i/>
+          <w:iCs/>
+          <w:sz w:val="16"/>
+          <w:szCs w:val="16"/>
+          <w:lang w:val="en-US"/>
+        </w:rPr>
+        <w:t>CredencialesValidas --&gt; SesionActiva</w:t>
+      </w:r>
+    </w:p>
+    <w:p>
+      <w:pPr>
+        <w:rPr>
+          <w:i/>
+          <w:iCs/>
+          <w:sz w:val="16"/>
+          <w:szCs w:val="16"/>
+          <w:lang w:val="en-US"/>
+        </w:rPr>
+      </w:pPr>
+      <w:r>
+        <w:rPr>
+          <w:i/>
+          <w:iCs/>
+          <w:sz w:val="16"/>
+          <w:szCs w:val="16"/>
+          <w:lang w:val="en-US"/>
+        </w:rPr>
+        <w:t>SesionActiva --&gt; SinSesion : Cerrar Sesion</w:t>
+      </w:r>
+    </w:p>
+    <w:p>
+      <w:pPr>
+        <w:rPr>
+          <w:i/>
+          <w:iCs/>
+          <w:sz w:val="16"/>
+          <w:szCs w:val="16"/>
+          <w:lang w:val="en-US"/>
+        </w:rPr>
+      </w:pPr>
+    </w:p>
+    <w:p>
+      <w:pPr>
+        <w:rPr>
+          <w:i/>
+          <w:iCs/>
+          <w:sz w:val="16"/>
+          <w:szCs w:val="16"/>
+          <w:lang w:val="en-US"/>
+        </w:rPr>
+      </w:pPr>
+      <w:r>
+        <w:rPr>
+          <w:i/>
+          <w:iCs/>
+          <w:sz w:val="16"/>
+          <w:szCs w:val="16"/>
+          <w:lang w:val="en-US"/>
+        </w:rPr>
+        <w:t>@enduml</w:t>
+      </w:r>
+    </w:p>
     <w:p/>
     <w:p/>
     <w:sectPr>
@@ -13244,7 +20413,6 @@
   <w:style w:type="character" w:default="1" w:styleId="Fuentedeprrafopredeter">
     <w:name w:val="Default Paragraph Font"/>
     <w:uiPriority w:val="1"/>
-    <w:semiHidden/>
     <w:unhideWhenUsed/>
   </w:style>
   <w:style w:type="table" w:default="1" w:styleId="Tablanormal">
